--- a/samruth_n+/Network categories.docx
+++ b/samruth_n+/Network categories.docx
@@ -14,70 +14,17 @@
           <w:b/>
           <w:bCs/>
         </w:rPr>
-        <w:t xml:space="preserve">Network </w:t>
-      </w:r>
-      <w:proofErr w:type="gramStart"/>
-      <w:r>
-        <w:rPr>
-          <w:b/>
-          <w:bCs/>
-        </w:rPr>
-        <w:t>categories  =</w:t>
-      </w:r>
-      <w:proofErr w:type="gramEnd"/>
-      <w:r>
-        <w:rPr>
-          <w:b/>
-          <w:bCs/>
-        </w:rPr>
-        <w:t xml:space="preserve">&gt; ranges </w:t>
-      </w:r>
-    </w:p>
-    <w:p>
-      <w:proofErr w:type="gramStart"/>
-      <w:r>
-        <w:t>Pan  (</w:t>
-      </w:r>
-      <w:proofErr w:type="gramEnd"/>
-      <w:r>
-        <w:t xml:space="preserve">Personal area network) =&gt; less than 10 </w:t>
-      </w:r>
-      <w:proofErr w:type="gramStart"/>
-      <w:r>
-        <w:t>metres  (</w:t>
-      </w:r>
-      <w:proofErr w:type="gramEnd"/>
-      <w:r>
-        <w:t>Bluetooth devices)</w:t>
-      </w:r>
-    </w:p>
-    <w:p>
-      <w:r>
-        <w:t xml:space="preserve">Lan (Local area </w:t>
-      </w:r>
-      <w:proofErr w:type="gramStart"/>
-      <w:r>
-        <w:t>network)  =</w:t>
-      </w:r>
-      <w:proofErr w:type="gramEnd"/>
-      <w:r>
-        <w:t xml:space="preserve">&gt; </w:t>
-      </w:r>
-      <w:proofErr w:type="gramStart"/>
-      <w:r>
-        <w:t>home ,</w:t>
-      </w:r>
-      <w:proofErr w:type="gramEnd"/>
-      <w:r>
-        <w:t xml:space="preserve"> small </w:t>
-      </w:r>
-      <w:proofErr w:type="gramStart"/>
-      <w:r>
-        <w:t>office  (</w:t>
-      </w:r>
-      <w:proofErr w:type="gramEnd"/>
-      <w:r>
-        <w:t xml:space="preserve">up to 1 </w:t>
+        <w:t xml:space="preserve">Network categories  =&gt; ranges </w:t>
+      </w:r>
+    </w:p>
+    <w:p>
+      <w:r>
+        <w:t>Pan  (Personal area network) =&gt; less than 10 metres  (Bluetooth devices)</w:t>
+      </w:r>
+    </w:p>
+    <w:p>
+      <w:r>
+        <w:t xml:space="preserve">Lan (Local area network)  =&gt; home , small office  (up to 1 </w:t>
       </w:r>
       <w:proofErr w:type="spellStart"/>
       <w:r>
@@ -90,15 +37,7 @@
     </w:p>
     <w:p>
       <w:r>
-        <w:t xml:space="preserve">Can =&gt; (Campus area </w:t>
-      </w:r>
-      <w:proofErr w:type="gramStart"/>
-      <w:r>
-        <w:t>network )</w:t>
-      </w:r>
-      <w:proofErr w:type="gramEnd"/>
-      <w:r>
-        <w:t xml:space="preserve">  =&gt; </w:t>
+        <w:t xml:space="preserve">Can =&gt; (Campus area network )  =&gt; </w:t>
       </w:r>
       <w:proofErr w:type="spellStart"/>
       <w:r>
@@ -111,44 +50,12 @@
     </w:p>
     <w:p>
       <w:r>
-        <w:t xml:space="preserve">Man (Metropolitan area </w:t>
-      </w:r>
-      <w:proofErr w:type="gramStart"/>
-      <w:r>
-        <w:t>network )</w:t>
-      </w:r>
-      <w:proofErr w:type="gramEnd"/>
-      <w:r>
-        <w:t xml:space="preserve">  =&gt; 5 to 50 </w:t>
-      </w:r>
-      <w:proofErr w:type="gramStart"/>
-      <w:r>
-        <w:t>km  (</w:t>
-      </w:r>
-      <w:proofErr w:type="gramEnd"/>
-      <w:r>
-        <w:t xml:space="preserve">local tv channel) </w:t>
-      </w:r>
-    </w:p>
-    <w:p>
-      <w:r>
-        <w:t xml:space="preserve">Wan (wide area </w:t>
-      </w:r>
-      <w:proofErr w:type="gramStart"/>
-      <w:r>
-        <w:t>network )</w:t>
-      </w:r>
-      <w:proofErr w:type="gramEnd"/>
-      <w:r>
-        <w:t xml:space="preserve">  =&gt; the </w:t>
-      </w:r>
-      <w:proofErr w:type="gramStart"/>
-      <w:r>
-        <w:t>global  (</w:t>
-      </w:r>
-      <w:proofErr w:type="gramEnd"/>
-      <w:r>
-        <w:t xml:space="preserve">internet) </w:t>
+        <w:t xml:space="preserve">Man (Metropolitan area network )  =&gt; 5 to 50 km  (local tv channel) </w:t>
+      </w:r>
+    </w:p>
+    <w:p>
+      <w:r>
+        <w:t xml:space="preserve">Wan (wide area network )  =&gt; the global  (internet) </w:t>
       </w:r>
     </w:p>
     <w:p/>
@@ -170,23 +77,7 @@
     </w:p>
     <w:p>
       <w:r>
-        <w:t>Data transmission methods =</w:t>
-      </w:r>
-      <w:proofErr w:type="gramStart"/>
-      <w:r>
-        <w:t>&gt;  direction</w:t>
-      </w:r>
-      <w:proofErr w:type="gramEnd"/>
-      <w:r>
-        <w:t xml:space="preserve"> </w:t>
-      </w:r>
-      <w:proofErr w:type="gramStart"/>
-      <w:r>
-        <w:t>flow  (</w:t>
-      </w:r>
-      <w:proofErr w:type="gramEnd"/>
-      <w:r>
-        <w:t xml:space="preserve"> simplex, half-duplex, full-duplex)</w:t>
+        <w:t>Data transmission methods =&gt;  direction flow  ( simplex, half-duplex, full-duplex)</w:t>
       </w:r>
     </w:p>
     <w:p>
@@ -196,23 +87,7 @@
     </w:p>
     <w:p>
       <w:r>
-        <w:t>Half-</w:t>
-      </w:r>
-      <w:proofErr w:type="gramStart"/>
-      <w:r>
-        <w:t>duplex  =</w:t>
-      </w:r>
-      <w:proofErr w:type="gramEnd"/>
-      <w:r>
-        <w:t xml:space="preserve">&gt; </w:t>
-      </w:r>
-      <w:proofErr w:type="gramStart"/>
-      <w:r>
-        <w:t>two way</w:t>
-      </w:r>
-      <w:proofErr w:type="gramEnd"/>
-      <w:r>
-        <w:t xml:space="preserve"> communication but not at same time (walkie-talkie)</w:t>
+        <w:t>Half-duplex  =&gt; two way communication but not at same time (walkie-talkie)</w:t>
       </w:r>
     </w:p>
     <w:p>
@@ -255,15 +130,7 @@
     </w:p>
     <w:p>
       <w:r>
-        <w:t xml:space="preserve">Devices listen to the wire, if it’s </w:t>
-      </w:r>
-      <w:proofErr w:type="gramStart"/>
-      <w:r>
-        <w:t>quiet ,</w:t>
-      </w:r>
-      <w:proofErr w:type="gramEnd"/>
-      <w:r>
-        <w:t xml:space="preserve"> they send data </w:t>
+        <w:t xml:space="preserve">Devices listen to the wire, if it’s quiet , they send data </w:t>
       </w:r>
       <w:r>
         <w:t xml:space="preserve"> </w:t>
@@ -278,15 +145,7 @@
     <w:p/>
     <w:p>
       <w:r>
-        <w:t xml:space="preserve">Token passing =&gt; legacy </w:t>
-      </w:r>
-      <w:proofErr w:type="gramStart"/>
-      <w:r>
-        <w:t>method  ,</w:t>
-      </w:r>
-      <w:proofErr w:type="gramEnd"/>
-      <w:r>
-        <w:t xml:space="preserve"> a device can only transmit data if it is currently holding the token </w:t>
+        <w:t xml:space="preserve">Token passing =&gt; legacy method  , a device can only transmit data if it is currently holding the token </w:t>
       </w:r>
     </w:p>
     <w:p/>
@@ -308,15 +167,7 @@
     </w:p>
     <w:p>
       <w:r>
-        <w:t xml:space="preserve">Baseband =&gt; entire </w:t>
-      </w:r>
-      <w:proofErr w:type="gramStart"/>
-      <w:r>
-        <w:t>bandwidth  of</w:t>
-      </w:r>
-      <w:proofErr w:type="gramEnd"/>
-      <w:r>
-        <w:t xml:space="preserve"> the cable </w:t>
+        <w:t xml:space="preserve">Baseband =&gt; entire bandwidth  of the cable </w:t>
       </w:r>
       <w:r>
         <w:t>is used to transmit a single digital signal</w:t>
@@ -345,28 +196,12 @@
     </w:p>
     <w:p>
       <w:r>
-        <w:t xml:space="preserve">Bounded network media (Guided </w:t>
-      </w:r>
-      <w:proofErr w:type="gramStart"/>
-      <w:r>
-        <w:t>media )</w:t>
-      </w:r>
-      <w:proofErr w:type="gramEnd"/>
-      <w:r>
-        <w:t xml:space="preserve"> (wired)</w:t>
-      </w:r>
-    </w:p>
-    <w:p>
-      <w:r>
-        <w:t>Twisted Pair cable (</w:t>
-      </w:r>
-      <w:proofErr w:type="gramStart"/>
-      <w:r>
-        <w:t>Ethernet)  =</w:t>
-      </w:r>
-      <w:proofErr w:type="gramEnd"/>
-      <w:r>
-        <w:t>&gt;</w:t>
+        <w:t>Bounded network media (Guided media ) (wired)</w:t>
+      </w:r>
+    </w:p>
+    <w:p>
+      <w:r>
+        <w:t>Twisted Pair cable (Ethernet)  =&gt;</w:t>
       </w:r>
       <w:r>
         <w:t xml:space="preserve"> it has inside copper wires are twisted around each other in pairs</w:t>
@@ -374,37 +209,13 @@
     </w:p>
     <w:p>
       <w:r>
-        <w:t>Coaxial cable =</w:t>
-      </w:r>
-      <w:proofErr w:type="gramStart"/>
-      <w:r>
-        <w:t>&gt;  central</w:t>
-      </w:r>
-      <w:proofErr w:type="gramEnd"/>
-      <w:r>
-        <w:t xml:space="preserve"> copper core surrounded by heavy insulation and a metal shield</w:t>
+        <w:t>Coaxial cable =&gt;  central copper core surrounded by heavy insulation and a metal shield</w:t>
       </w:r>
     </w:p>
     <w:p>
       <w:r>
         <w:lastRenderedPageBreak/>
-        <w:t xml:space="preserve">Fiber optic cable =&gt; uses hair-thin strands of glass or plastic to </w:t>
-      </w:r>
-      <w:proofErr w:type="gramStart"/>
-      <w:r>
-        <w:t>transmit ,</w:t>
-      </w:r>
-      <w:proofErr w:type="gramEnd"/>
-      <w:r>
-        <w:t xml:space="preserve"> </w:t>
-      </w:r>
-      <w:proofErr w:type="gramStart"/>
-      <w:r>
-        <w:t>light  pulses</w:t>
-      </w:r>
-      <w:proofErr w:type="gramEnd"/>
-      <w:r>
-        <w:t xml:space="preserve"> rather than electricity </w:t>
+        <w:t xml:space="preserve">Fiber optic cable =&gt; uses hair-thin strands of glass or plastic to transmit , light  pulses rather than electricity </w:t>
       </w:r>
     </w:p>
     <w:p>
@@ -458,23 +269,7 @@
     </w:p>
     <w:p>
       <w:r>
-        <w:t>Infrared =</w:t>
-      </w:r>
-      <w:proofErr w:type="gramStart"/>
-      <w:r>
-        <w:t>&gt;  very</w:t>
-      </w:r>
-      <w:proofErr w:type="gramEnd"/>
-      <w:r>
-        <w:t xml:space="preserve"> short-range and requires strict line of </w:t>
-      </w:r>
-      <w:proofErr w:type="gramStart"/>
-      <w:r>
-        <w:t>sight ,</w:t>
-      </w:r>
-      <w:proofErr w:type="gramEnd"/>
-      <w:r>
-        <w:t xml:space="preserve"> cannot penetrate </w:t>
+        <w:t xml:space="preserve">Infrared =&gt;  very short-range and requires strict line of sight , cannot penetrate </w:t>
       </w:r>
     </w:p>
     <w:p/>
@@ -490,64 +285,685 @@
           <w:b/>
           <w:bCs/>
         </w:rPr>
-        <w:t xml:space="preserve">Network connectivity </w:t>
-      </w:r>
-      <w:proofErr w:type="gramStart"/>
-      <w:r>
+        <w:t>Network connectivity ( hardware)</w:t>
+      </w:r>
+    </w:p>
+    <w:p>
+      <w:r>
+        <w:t>Hub =&gt; (loudspeaker)</w:t>
+      </w:r>
+    </w:p>
+    <w:p>
+      <w:r>
+        <w:t>Switch =&gt;  uses mac address</w:t>
+      </w:r>
+    </w:p>
+    <w:p>
+      <w:r>
+        <w:t xml:space="preserve">Router =&gt; router connects different networks  (Ip address ) </w:t>
+      </w:r>
+    </w:p>
+    <w:p/>
+    <w:p/>
+    <w:p>
+      <w:r>
+        <w:t>Network implementations</w:t>
+      </w:r>
+    </w:p>
+    <w:p>
+      <w:r>
+        <w:t xml:space="preserve">Ethernet Networks (wired) -&gt; RJ45 Connector </w:t>
+      </w:r>
+    </w:p>
+    <w:p>
+      <w:r>
+        <w:tab/>
+        <w:t xml:space="preserve">Speed &amp; Reliability </w:t>
+      </w:r>
+    </w:p>
+    <w:p>
+      <w:r>
+        <w:tab/>
+        <w:t>Full duplex</w:t>
+      </w:r>
+    </w:p>
+    <w:p>
+      <w:r>
+        <w:tab/>
+        <w:t xml:space="preserve">Security </w:t>
+      </w:r>
+    </w:p>
+    <w:p/>
+    <w:p>
+      <w:r>
+        <w:tab/>
+      </w:r>
+      <w:r>
+        <w:tab/>
+      </w:r>
+    </w:p>
+    <w:p/>
+    <w:p>
+      <w:r>
+        <w:t>Wireless Networks (Wireless) -&gt;</w:t>
+      </w:r>
+      <w:r>
+        <w:t xml:space="preserve">wireless </w:t>
+      </w:r>
+      <w:r>
+        <w:t xml:space="preserve"> Access point</w:t>
+      </w:r>
+    </w:p>
+    <w:p>
+      <w:r>
+        <w:tab/>
+        <w:t xml:space="preserve">Mobility </w:t>
+      </w:r>
+    </w:p>
+    <w:p>
+      <w:r>
+        <w:tab/>
+        <w:t>Security -&gt; WP3</w:t>
+      </w:r>
+    </w:p>
+    <w:p>
+      <w:r>
+        <w:tab/>
+      </w:r>
+      <w:proofErr w:type="spellStart"/>
+      <w:r>
+        <w:t>Frequencey</w:t>
+      </w:r>
+      <w:proofErr w:type="spellEnd"/>
+      <w:r>
+        <w:t xml:space="preserve"> – 2.4Ghz, 5 Ghz</w:t>
+      </w:r>
+    </w:p>
+    <w:p>
+      <w:r>
+        <w:tab/>
+      </w:r>
+      <w:r>
+        <w:t>Media access -&gt;</w:t>
+      </w:r>
+      <w:r>
+        <w:t xml:space="preserve">  CSMA/CA (Collison avoidance )</w:t>
+      </w:r>
+    </w:p>
+    <w:p/>
+    <w:p>
+      <w:r>
+        <w:lastRenderedPageBreak/>
+        <w:t xml:space="preserve">Network Models </w:t>
+      </w:r>
+    </w:p>
+    <w:p>
+      <w:r>
+        <w:t xml:space="preserve">OSI model  -&gt; Open Systems Interconnection </w:t>
+      </w:r>
+    </w:p>
+    <w:p>
+      <w:pPr>
         <w:rPr>
           <w:b/>
           <w:bCs/>
         </w:rPr>
-        <w:t>( hardware</w:t>
-      </w:r>
-      <w:proofErr w:type="gramEnd"/>
+      </w:pPr>
       <w:r>
         <w:rPr>
           <w:b/>
           <w:bCs/>
         </w:rPr>
-        <w:t>)</w:t>
-      </w:r>
-    </w:p>
-    <w:p>
-      <w:r>
-        <w:t>Hub =&gt; (loudspeaker)</w:t>
-      </w:r>
-    </w:p>
-    <w:p>
-      <w:r>
-        <w:t>Switch =</w:t>
-      </w:r>
-      <w:proofErr w:type="gramStart"/>
-      <w:r>
-        <w:t>&gt;  uses</w:t>
-      </w:r>
-      <w:proofErr w:type="gramEnd"/>
-      <w:r>
-        <w:t xml:space="preserve"> mac address</w:t>
-      </w:r>
-    </w:p>
-    <w:p>
-      <w:r>
-        <w:t xml:space="preserve">Router =&gt; router connects different </w:t>
-      </w:r>
-      <w:proofErr w:type="gramStart"/>
-      <w:r>
-        <w:t>networks  (</w:t>
-      </w:r>
-      <w:proofErr w:type="gramEnd"/>
-      <w:r>
-        <w:t xml:space="preserve">Ip </w:t>
-      </w:r>
-      <w:proofErr w:type="gramStart"/>
-      <w:r>
-        <w:t>address )</w:t>
-      </w:r>
-      <w:proofErr w:type="gramEnd"/>
+        <w:t xml:space="preserve">7 Layers </w:t>
+      </w:r>
+    </w:p>
+    <w:p>
+      <w:r>
+        <w:t>Application</w:t>
+      </w:r>
+    </w:p>
+    <w:p>
+      <w:r>
+        <w:t>Presentation</w:t>
+      </w:r>
+    </w:p>
+    <w:p>
+      <w:r>
+        <w:t>Session</w:t>
+      </w:r>
+    </w:p>
+    <w:p>
+      <w:r>
+        <w:t>Transport</w:t>
+      </w:r>
+    </w:p>
+    <w:p>
+      <w:r>
+        <w:t>Network</w:t>
+      </w:r>
+    </w:p>
+    <w:p>
+      <w:r>
+        <w:t>Data Link</w:t>
+      </w:r>
+    </w:p>
+    <w:p>
+      <w:r>
+        <w:t>Physical</w:t>
+      </w:r>
+    </w:p>
+    <w:p/>
+    <w:p>
+      <w:r>
+        <w:rPr>
+          <w:noProof/>
+        </w:rPr>
+        <w:drawing>
+          <wp:inline distT="0" distB="0" distL="0" distR="0" wp14:anchorId="7C98FC68" wp14:editId="632BC570">
+            <wp:extent cx="5731510" cy="3385185"/>
+            <wp:effectExtent l="0" t="0" r="2540" b="5715"/>
+            <wp:docPr id="655179087" name="Picture 1"/>
+            <wp:cNvGraphicFramePr>
+              <a:graphicFrameLocks xmlns:a="http://schemas.openxmlformats.org/drawingml/2006/main" noChangeAspect="1"/>
+            </wp:cNvGraphicFramePr>
+            <a:graphic xmlns:a="http://schemas.openxmlformats.org/drawingml/2006/main">
+              <a:graphicData uri="http://schemas.openxmlformats.org/drawingml/2006/picture">
+                <pic:pic xmlns:pic="http://schemas.openxmlformats.org/drawingml/2006/picture">
+                  <pic:nvPicPr>
+                    <pic:cNvPr id="655179087" name=""/>
+                    <pic:cNvPicPr/>
+                  </pic:nvPicPr>
+                  <pic:blipFill>
+                    <a:blip r:embed="rId5"/>
+                    <a:stretch>
+                      <a:fillRect/>
+                    </a:stretch>
+                  </pic:blipFill>
+                  <pic:spPr>
+                    <a:xfrm>
+                      <a:off x="0" y="0"/>
+                      <a:ext cx="5731510" cy="3385185"/>
+                    </a:xfrm>
+                    <a:prstGeom prst="rect">
+                      <a:avLst/>
+                    </a:prstGeom>
+                  </pic:spPr>
+                </pic:pic>
+              </a:graphicData>
+            </a:graphic>
+          </wp:inline>
+        </w:drawing>
+      </w:r>
+    </w:p>
+    <w:p/>
+    <w:p/>
+    <w:p>
+      <w:pPr>
+        <w:rPr>
+          <w:b/>
+          <w:bCs/>
+        </w:rPr>
+      </w:pPr>
+      <w:r>
+        <w:rPr>
+          <w:b/>
+          <w:bCs/>
+        </w:rPr>
+        <w:t xml:space="preserve">TCP/IP model =&gt; 4 layer </w:t>
+      </w:r>
+    </w:p>
+    <w:p>
+      <w:r>
+        <w:t xml:space="preserve">Application layer </w:t>
+      </w:r>
+    </w:p>
+    <w:p>
+      <w:r>
+        <w:t>Transport layer</w:t>
+      </w:r>
+    </w:p>
+    <w:p>
+      <w:r>
+        <w:t xml:space="preserve">Internet layer </w:t>
+      </w:r>
+    </w:p>
+    <w:p>
+      <w:r>
+        <w:t xml:space="preserve">Network access layer </w:t>
+      </w:r>
+    </w:p>
+    <w:p/>
+    <w:p>
+      <w:r>
+        <w:lastRenderedPageBreak/>
+        <w:t xml:space="preserve">Network communication </w:t>
+      </w:r>
+    </w:p>
+    <w:p>
+      <w:r>
+        <w:t>Unicast,</w:t>
+      </w:r>
+      <w:r>
+        <w:t xml:space="preserve">  =&gt; one to one </w:t>
+      </w:r>
+    </w:p>
+    <w:p>
+      <w:r>
+        <w:t>Multicast,</w:t>
+      </w:r>
+      <w:r>
+        <w:t xml:space="preserve"> =&gt; one to many </w:t>
+      </w:r>
+    </w:p>
+    <w:p>
+      <w:r>
+        <w:t xml:space="preserve">Broadcast </w:t>
+      </w:r>
+      <w:r>
+        <w:t xml:space="preserve"> =&gt; one to all </w:t>
+      </w:r>
+    </w:p>
+    <w:p/>
+    <w:p>
+      <w:r>
+        <w:t xml:space="preserve">Types of address in network </w:t>
+      </w:r>
+    </w:p>
+    <w:p>
+      <w:r>
+        <w:t xml:space="preserve">IP  -&gt; internet protocol </w:t>
+      </w:r>
+    </w:p>
+    <w:p>
+      <w:r>
+        <w:t>MAC -&gt; Physical address</w:t>
+      </w:r>
+    </w:p>
+    <w:p>
+      <w:r>
+        <w:t>DNS -&gt; Domain name system</w:t>
+      </w:r>
+    </w:p>
+    <w:p/>
+    <w:p/>
+    <w:p>
+      <w:r>
+        <w:t>Get Ip from ISP -&gt; Internet service provider</w:t>
+      </w:r>
+    </w:p>
+    <w:p/>
+    <w:p>
+      <w:r>
+        <w:t>1GB  =&gt; 1024 MB</w:t>
+      </w:r>
+    </w:p>
+    <w:p>
+      <w:r>
+        <w:t>1MB  =&gt; 1024 KB</w:t>
+      </w:r>
+    </w:p>
+    <w:p>
+      <w:r>
+        <w:t>1KB  =&gt; 1024 Bytes</w:t>
+      </w:r>
+    </w:p>
+    <w:p>
+      <w:r>
+        <w:t>1 byte = 8 bit</w:t>
+      </w:r>
+    </w:p>
+    <w:p>
+      <w:r>
+        <w:t>1 bit =&gt; 0  or 1</w:t>
+      </w:r>
+    </w:p>
+    <w:p/>
+    <w:p/>
+    <w:p>
+      <w:r>
+        <w:t xml:space="preserve">IP types </w:t>
+      </w:r>
+    </w:p>
+    <w:p>
+      <w:r>
+        <w:tab/>
+        <w:t>IPV4  -32 bit   (Decimal)      -&gt;  4.3 Billion</w:t>
+      </w:r>
+    </w:p>
+    <w:p>
+      <w:r>
+        <w:tab/>
+        <w:t>IPV6 – 128 bit</w:t>
+      </w:r>
+      <w:r>
+        <w:tab/>
+        <w:t>(Hexadecimal)</w:t>
+      </w:r>
+      <w:r>
+        <w:tab/>
+        <w:t xml:space="preserve">-&gt; unlimited </w:t>
+      </w:r>
+    </w:p>
+    <w:p/>
+    <w:p>
+      <w:r>
+        <w:t>Structure of IPV4   =&gt; 4 Octet</w:t>
+      </w:r>
+    </w:p>
+    <w:p/>
+    <w:p>
+      <w:r>
+        <w:t>192.168.1.0</w:t>
+      </w:r>
+    </w:p>
+    <w:p/>
+    <w:p>
+      <w:r>
+        <w:t xml:space="preserve">4 octet  =&gt; 32 bit </w:t>
+      </w:r>
+    </w:p>
+    <w:p>
+      <w:r>
+        <w:t xml:space="preserve">1 octet =&gt; 8 bit </w:t>
+      </w:r>
+    </w:p>
+    <w:p/>
+    <w:p>
+      <w:r>
+        <w:lastRenderedPageBreak/>
+        <w:t>Ip ranges ( 0 to 255)</w:t>
+      </w:r>
+    </w:p>
+    <w:p/>
+    <w:p>
+      <w:r>
+        <w:t>157.51.20.130</w:t>
+      </w:r>
+    </w:p>
+    <w:p/>
+    <w:p>
+      <w:r>
+        <w:t>0000 0000 . 0000 0000. 0000 0000. 0000 0000</w:t>
+      </w:r>
+    </w:p>
+    <w:tbl>
+      <w:tblPr>
+        <w:tblStyle w:val="TableGrid"/>
+        <w:tblW w:w="0" w:type="auto"/>
+        <w:tblLook w:val="04A0" w:firstRow="1" w:lastRow="0" w:firstColumn="1" w:lastColumn="0" w:noHBand="0" w:noVBand="1"/>
+      </w:tblPr>
+      <w:tblGrid>
+        <w:gridCol w:w="1127"/>
+        <w:gridCol w:w="1127"/>
+        <w:gridCol w:w="1127"/>
+        <w:gridCol w:w="1127"/>
+        <w:gridCol w:w="1127"/>
+        <w:gridCol w:w="1127"/>
+        <w:gridCol w:w="1127"/>
+        <w:gridCol w:w="1127"/>
+      </w:tblGrid>
+      <w:tr>
+        <w:tc>
+          <w:tcPr>
+            <w:tcW w:w="1127" w:type="dxa"/>
+          </w:tcPr>
+          <w:p>
+            <w:r>
+              <w:t>128</w:t>
+            </w:r>
+          </w:p>
+        </w:tc>
+        <w:tc>
+          <w:tcPr>
+            <w:tcW w:w="1127" w:type="dxa"/>
+          </w:tcPr>
+          <w:p>
+            <w:r>
+              <w:t>64</w:t>
+            </w:r>
+          </w:p>
+        </w:tc>
+        <w:tc>
+          <w:tcPr>
+            <w:tcW w:w="1127" w:type="dxa"/>
+          </w:tcPr>
+          <w:p>
+            <w:r>
+              <w:t>32</w:t>
+            </w:r>
+          </w:p>
+        </w:tc>
+        <w:tc>
+          <w:tcPr>
+            <w:tcW w:w="1127" w:type="dxa"/>
+          </w:tcPr>
+          <w:p>
+            <w:r>
+              <w:t>16</w:t>
+            </w:r>
+          </w:p>
+        </w:tc>
+        <w:tc>
+          <w:tcPr>
+            <w:tcW w:w="1127" w:type="dxa"/>
+          </w:tcPr>
+          <w:p>
+            <w:r>
+              <w:t>8</w:t>
+            </w:r>
+          </w:p>
+        </w:tc>
+        <w:tc>
+          <w:tcPr>
+            <w:tcW w:w="1127" w:type="dxa"/>
+          </w:tcPr>
+          <w:p>
+            <w:r>
+              <w:t>4</w:t>
+            </w:r>
+          </w:p>
+        </w:tc>
+        <w:tc>
+          <w:tcPr>
+            <w:tcW w:w="1127" w:type="dxa"/>
+          </w:tcPr>
+          <w:p>
+            <w:r>
+              <w:t>2</w:t>
+            </w:r>
+          </w:p>
+        </w:tc>
+        <w:tc>
+          <w:tcPr>
+            <w:tcW w:w="1127" w:type="dxa"/>
+          </w:tcPr>
+          <w:p>
+            <w:r>
+              <w:t>1</w:t>
+            </w:r>
+          </w:p>
+        </w:tc>
+      </w:tr>
+    </w:tbl>
+    <w:p/>
+    <w:p>
+      <w:r>
+        <w:t>1011 1101.0011 0011. 0001 0100. 1000 0010</w:t>
+      </w:r>
+    </w:p>
+    <w:p>
+      <w:r>
+        <w:t xml:space="preserve">172.16.9.110  =&gt; </w:t>
+      </w:r>
+    </w:p>
+    <w:p/>
+    <w:p/>
+    <w:p>
+      <w:r>
+        <w:t xml:space="preserve">We have five class </w:t>
+      </w:r>
+    </w:p>
+    <w:p>
+      <w:r>
+        <w:tab/>
+        <w:t>Class A = 0 – 127      -&gt; 1 – 126</w:t>
+      </w:r>
+    </w:p>
+    <w:p>
+      <w:r>
+        <w:tab/>
+        <w:t>Class B = 128  - 191</w:t>
+      </w:r>
+    </w:p>
+    <w:p>
+      <w:r>
+        <w:tab/>
+        <w:t>Class C = 192 – 223</w:t>
+      </w:r>
+    </w:p>
+    <w:p>
+      <w:r>
+        <w:tab/>
+        <w:t xml:space="preserve">Class D -&gt; 224 – 239   (Multicast (many to many) ) </w:t>
+      </w:r>
+    </w:p>
+    <w:p>
+      <w:r>
+        <w:tab/>
+        <w:t xml:space="preserve">Class E -&gt; 240 – 255 (Research &amp; Development) </w:t>
+      </w:r>
+    </w:p>
+    <w:p/>
+    <w:p/>
+    <w:p>
+      <w:r>
+        <w:t xml:space="preserve">IPV6  -&gt; </w:t>
+      </w:r>
+      <w:r>
+        <w:t>64d4:63</w:t>
+      </w:r>
+      <w:r>
+        <w:t>a</w:t>
+      </w:r>
+      <w:r>
+        <w:t>8:4</w:t>
+      </w:r>
+      <w:r>
+        <w:t>fb</w:t>
+      </w:r>
+      <w:r>
+        <w:t>8</w:t>
+      </w:r>
       <w:r>
         <w:t xml:space="preserve"> </w:t>
       </w:r>
     </w:p>
+    <w:p>
+      <w:r>
+        <w:t>10 – A , 11 – B, 12 – C  , 13 – D, 14 – E, 15 – F</w:t>
+      </w:r>
+    </w:p>
+    <w:p/>
+    <w:p>
+      <w:r>
+        <w:t>64134: 6310: 415118</w:t>
+      </w:r>
+    </w:p>
+    <w:p/>
+    <w:p>
+      <w:r>
+        <w:t>MAC address =&gt; 48 bits</w:t>
+      </w:r>
+      <w:r>
+        <w:t xml:space="preserve"> (Network interface card) </w:t>
+      </w:r>
+    </w:p>
+    <w:p>
+      <w:r>
+        <w:t xml:space="preserve">12 digit </w:t>
+      </w:r>
+      <w:proofErr w:type="spellStart"/>
+      <w:r>
+        <w:t>hexa</w:t>
+      </w:r>
+      <w:proofErr w:type="spellEnd"/>
+      <w:r>
+        <w:t xml:space="preserve"> digit</w:t>
+      </w:r>
+    </w:p>
+    <w:p/>
+    <w:p>
+      <w:r>
+        <w:t xml:space="preserve">6 bit -&gt;  OUI  (Organizationally unique identifier) </w:t>
+      </w:r>
+    </w:p>
+    <w:p>
+      <w:r>
+        <w:t xml:space="preserve">6 bit -&gt; unique </w:t>
+      </w:r>
+    </w:p>
+    <w:p/>
+    <w:p/>
+    <w:p>
+      <w:r>
+        <w:lastRenderedPageBreak/>
+        <w:t>NAT steps  =&gt; Network address Translation</w:t>
+      </w:r>
+    </w:p>
+    <w:p>
+      <w:r>
+        <w:t>ARP  - address Resolution protocol (IP to MAC)</w:t>
+      </w:r>
+    </w:p>
+    <w:p>
+      <w:r>
+        <w:t>RARP  -&gt; Reverse  (MAC to IP)</w:t>
+      </w:r>
+    </w:p>
+    <w:p>
+      <w:proofErr w:type="spellStart"/>
+      <w:r>
+        <w:t>Netbios</w:t>
+      </w:r>
+      <w:proofErr w:type="spellEnd"/>
+      <w:r>
+        <w:t xml:space="preserve"> -&gt; Network basic input output system (Based on system name ) (supports only windows)</w:t>
+      </w:r>
+    </w:p>
+    <w:p>
+      <w:r>
+        <w:t xml:space="preserve">WINS -&gt; windows internet name service (name to </w:t>
+      </w:r>
+      <w:proofErr w:type="spellStart"/>
+      <w:r>
+        <w:t>ip</w:t>
+      </w:r>
+      <w:proofErr w:type="spellEnd"/>
+      <w:r>
+        <w:t xml:space="preserve"> )    (non-windows family also supports)</w:t>
+      </w:r>
+    </w:p>
+    <w:p/>
+    <w:p/>
+    <w:p/>
+    <w:p/>
+    <w:p/>
+    <w:p/>
+    <w:p/>
+    <w:p/>
+    <w:p/>
+    <w:p/>
+    <w:p/>
+    <w:p>
+      <w:r>
+        <w:tab/>
+      </w:r>
+    </w:p>
+    <w:p/>
+    <w:p/>
+    <w:p/>
+    <w:p/>
+    <w:p/>
     <w:sectPr>
       <w:pgSz w:w="11906" w:h="16838"/>
       <w:pgMar w:top="1440" w:right="1440" w:bottom="1440" w:left="1440" w:header="708" w:footer="708" w:gutter="0"/>
@@ -556,6 +972,126 @@
     </w:sectPr>
   </w:body>
 </w:document>
+</file>
+
+<file path=word/numbering.xml><?xml version="1.0" encoding="utf-8"?>
+<w:numbering xmlns:wpc="http://schemas.microsoft.com/office/word/2010/wordprocessingCanvas" xmlns:cx="http://schemas.microsoft.com/office/drawing/2014/chartex" xmlns:cx1="http://schemas.microsoft.com/office/drawing/2015/9/8/chartex" xmlns:cx2="http://schemas.microsoft.com/office/drawing/2015/10/21/chartex" xmlns:cx3="http://schemas.microsoft.com/office/drawing/2016/5/9/chartex" xmlns:cx4="http://schemas.microsoft.com/office/drawing/2016/5/10/chartex" xmlns:cx5="http://schemas.microsoft.com/office/drawing/2016/5/11/chartex" xmlns:cx6="http://schemas.microsoft.com/office/drawing/2016/5/12/chartex" xmlns:cx7="http://schemas.microsoft.com/office/drawing/2016/5/13/chartex" xmlns:cx8="http://schemas.microsoft.com/office/drawing/2016/5/14/chartex" xmlns:mc="http://schemas.openxmlformats.org/markup-compatibility/2006" xmlns:aink="http://schemas.microsoft.com/office/drawing/2016/ink" xmlns:am3d="http://schemas.microsoft.com/office/drawing/2017/model3d" xmlns:o="urn:schemas-microsoft-com:office:office" xmlns:oel="http://schemas.microsoft.com/office/2019/extlst" xmlns:r="http://schemas.openxmlformats.org/officeDocument/2006/relationships" xmlns:m="http://schemas.openxmlformats.org/officeDocument/2006/math" xmlns:v="urn:schemas-microsoft-com:vml" xmlns:wp14="http://schemas.microsoft.com/office/word/2010/wordprocessingDrawing" xmlns:wp="http://schemas.openxmlformats.org/drawingml/2006/wordprocessingDrawing" xmlns:w10="urn:schemas-microsoft-com:office:word" xmlns:w="http://schemas.openxmlformats.org/wordprocessingml/2006/main" xmlns:w14="http://schemas.microsoft.com/office/word/2010/wordml" xmlns:w15="http://schemas.microsoft.com/office/word/2012/wordml" xmlns:w16cex="http://schemas.microsoft.com/office/word/2018/wordml/cex" xmlns:w16cid="http://schemas.microsoft.com/office/word/2016/wordml/cid" xmlns:w16="http://schemas.microsoft.com/office/word/2018/wordml" xmlns:w16du="http://schemas.microsoft.com/office/word/2023/wordml/word16du" xmlns:w16sdtdh="http://schemas.microsoft.com/office/word/2020/wordml/sdtdatahash" xmlns:w16sdtfl="http://schemas.microsoft.com/office/word/2024/wordml/sdtformatlock" xmlns:w16se="http://schemas.microsoft.com/office/word/2015/wordml/symex" xmlns:wpg="http://schemas.microsoft.com/office/word/2010/wordprocessingGroup" xmlns:wpi="http://schemas.microsoft.com/office/word/2010/wordprocessingInk" xmlns:wne="http://schemas.microsoft.com/office/word/2006/wordml" xmlns:wps="http://schemas.microsoft.com/office/word/2010/wordprocessingShape" mc:Ignorable="w14 w15 w16se w16cid w16 w16cex w16sdtdh w16sdtfl w16du wp14">
+  <w:abstractNum w:abstractNumId="0" w15:restartNumberingAfterBreak="0">
+    <w:nsid w:val="2C6F4836"/>
+    <w:multiLevelType w:val="hybridMultilevel"/>
+    <w:tmpl w:val="9F6EDB24"/>
+    <w:lvl w:ilvl="0" w:tplc="C4800058">
+      <w:numFmt w:val="bullet"/>
+      <w:lvlText w:val=""/>
+      <w:lvlJc w:val="left"/>
+      <w:pPr>
+        <w:ind w:left="1080" w:hanging="360"/>
+      </w:pPr>
+      <w:rPr>
+        <w:rFonts w:ascii="Wingdings" w:eastAsiaTheme="minorHAnsi" w:hAnsi="Wingdings" w:cstheme="minorBidi" w:hint="default"/>
+      </w:rPr>
+    </w:lvl>
+    <w:lvl w:ilvl="1" w:tplc="40090003" w:tentative="1">
+      <w:start w:val="1"/>
+      <w:numFmt w:val="bullet"/>
+      <w:lvlText w:val="o"/>
+      <w:lvlJc w:val="left"/>
+      <w:pPr>
+        <w:ind w:left="1800" w:hanging="360"/>
+      </w:pPr>
+      <w:rPr>
+        <w:rFonts w:ascii="Courier New" w:hAnsi="Courier New" w:cs="Courier New" w:hint="default"/>
+      </w:rPr>
+    </w:lvl>
+    <w:lvl w:ilvl="2" w:tplc="40090005" w:tentative="1">
+      <w:start w:val="1"/>
+      <w:numFmt w:val="bullet"/>
+      <w:lvlText w:val=""/>
+      <w:lvlJc w:val="left"/>
+      <w:pPr>
+        <w:ind w:left="2520" w:hanging="360"/>
+      </w:pPr>
+      <w:rPr>
+        <w:rFonts w:ascii="Wingdings" w:hAnsi="Wingdings" w:hint="default"/>
+      </w:rPr>
+    </w:lvl>
+    <w:lvl w:ilvl="3" w:tplc="40090001" w:tentative="1">
+      <w:start w:val="1"/>
+      <w:numFmt w:val="bullet"/>
+      <w:lvlText w:val=""/>
+      <w:lvlJc w:val="left"/>
+      <w:pPr>
+        <w:ind w:left="3240" w:hanging="360"/>
+      </w:pPr>
+      <w:rPr>
+        <w:rFonts w:ascii="Symbol" w:hAnsi="Symbol" w:hint="default"/>
+      </w:rPr>
+    </w:lvl>
+    <w:lvl w:ilvl="4" w:tplc="40090003" w:tentative="1">
+      <w:start w:val="1"/>
+      <w:numFmt w:val="bullet"/>
+      <w:lvlText w:val="o"/>
+      <w:lvlJc w:val="left"/>
+      <w:pPr>
+        <w:ind w:left="3960" w:hanging="360"/>
+      </w:pPr>
+      <w:rPr>
+        <w:rFonts w:ascii="Courier New" w:hAnsi="Courier New" w:cs="Courier New" w:hint="default"/>
+      </w:rPr>
+    </w:lvl>
+    <w:lvl w:ilvl="5" w:tplc="40090005" w:tentative="1">
+      <w:start w:val="1"/>
+      <w:numFmt w:val="bullet"/>
+      <w:lvlText w:val=""/>
+      <w:lvlJc w:val="left"/>
+      <w:pPr>
+        <w:ind w:left="4680" w:hanging="360"/>
+      </w:pPr>
+      <w:rPr>
+        <w:rFonts w:ascii="Wingdings" w:hAnsi="Wingdings" w:hint="default"/>
+      </w:rPr>
+    </w:lvl>
+    <w:lvl w:ilvl="6" w:tplc="40090001" w:tentative="1">
+      <w:start w:val="1"/>
+      <w:numFmt w:val="bullet"/>
+      <w:lvlText w:val=""/>
+      <w:lvlJc w:val="left"/>
+      <w:pPr>
+        <w:ind w:left="5400" w:hanging="360"/>
+      </w:pPr>
+      <w:rPr>
+        <w:rFonts w:ascii="Symbol" w:hAnsi="Symbol" w:hint="default"/>
+      </w:rPr>
+    </w:lvl>
+    <w:lvl w:ilvl="7" w:tplc="40090003" w:tentative="1">
+      <w:start w:val="1"/>
+      <w:numFmt w:val="bullet"/>
+      <w:lvlText w:val="o"/>
+      <w:lvlJc w:val="left"/>
+      <w:pPr>
+        <w:ind w:left="6120" w:hanging="360"/>
+      </w:pPr>
+      <w:rPr>
+        <w:rFonts w:ascii="Courier New" w:hAnsi="Courier New" w:cs="Courier New" w:hint="default"/>
+      </w:rPr>
+    </w:lvl>
+    <w:lvl w:ilvl="8" w:tplc="40090005" w:tentative="1">
+      <w:start w:val="1"/>
+      <w:numFmt w:val="bullet"/>
+      <w:lvlText w:val=""/>
+      <w:lvlJc w:val="left"/>
+      <w:pPr>
+        <w:ind w:left="6840" w:hanging="360"/>
+      </w:pPr>
+      <w:rPr>
+        <w:rFonts w:ascii="Wingdings" w:hAnsi="Wingdings" w:hint="default"/>
+      </w:rPr>
+    </w:lvl>
+  </w:abstractNum>
+  <w:num w:numId="1" w16cid:durableId="898906895">
+    <w:abstractNumId w:val="0"/>
+  </w:num>
+</w:numbering>
 </file>
 
 <file path=word/styles.xml><?xml version="1.0" encoding="utf-8"?>
@@ -1475,6 +2011,25 @@
       <w:spacing w:val="5"/>
     </w:rPr>
   </w:style>
+  <w:style w:type="table" w:styleId="TableGrid">
+    <w:name w:val="Table Grid"/>
+    <w:basedOn w:val="TableNormal"/>
+    <w:uiPriority w:val="39"/>
+    <w:rsid w:val="00ED1B2E"/>
+    <w:pPr>
+      <w:spacing w:after="0" w:line="240" w:lineRule="auto"/>
+    </w:pPr>
+    <w:tblPr>
+      <w:tblBorders>
+        <w:top w:val="single" w:sz="4" w:space="0" w:color="auto"/>
+        <w:left w:val="single" w:sz="4" w:space="0" w:color="auto"/>
+        <w:bottom w:val="single" w:sz="4" w:space="0" w:color="auto"/>
+        <w:right w:val="single" w:sz="4" w:space="0" w:color="auto"/>
+        <w:insideH w:val="single" w:sz="4" w:space="0" w:color="auto"/>
+        <w:insideV w:val="single" w:sz="4" w:space="0" w:color="auto"/>
+      </w:tblBorders>
+    </w:tblPr>
+  </w:style>
 </w:styles>
 </file>
 

--- a/samruth_n+/Network categories.docx
+++ b/samruth_n+/Network categories.docx
@@ -14,17 +14,70 @@
           <w:b/>
           <w:bCs/>
         </w:rPr>
-        <w:t xml:space="preserve">Network categories  =&gt; ranges </w:t>
-      </w:r>
-    </w:p>
-    <w:p>
-      <w:r>
-        <w:t>Pan  (Personal area network) =&gt; less than 10 metres  (Bluetooth devices)</w:t>
-      </w:r>
-    </w:p>
-    <w:p>
-      <w:r>
-        <w:t xml:space="preserve">Lan (Local area network)  =&gt; home , small office  (up to 1 </w:t>
+        <w:t xml:space="preserve">Network </w:t>
+      </w:r>
+      <w:proofErr w:type="gramStart"/>
+      <w:r>
+        <w:rPr>
+          <w:b/>
+          <w:bCs/>
+        </w:rPr>
+        <w:t>categories  =</w:t>
+      </w:r>
+      <w:proofErr w:type="gramEnd"/>
+      <w:r>
+        <w:rPr>
+          <w:b/>
+          <w:bCs/>
+        </w:rPr>
+        <w:t xml:space="preserve">&gt; ranges </w:t>
+      </w:r>
+    </w:p>
+    <w:p>
+      <w:proofErr w:type="gramStart"/>
+      <w:r>
+        <w:t>Pan  (</w:t>
+      </w:r>
+      <w:proofErr w:type="gramEnd"/>
+      <w:r>
+        <w:t xml:space="preserve">Personal area network) =&gt; less than 10 </w:t>
+      </w:r>
+      <w:proofErr w:type="gramStart"/>
+      <w:r>
+        <w:t>metres  (</w:t>
+      </w:r>
+      <w:proofErr w:type="gramEnd"/>
+      <w:r>
+        <w:t>Bluetooth devices)</w:t>
+      </w:r>
+    </w:p>
+    <w:p>
+      <w:r>
+        <w:t xml:space="preserve">Lan (Local area </w:t>
+      </w:r>
+      <w:proofErr w:type="gramStart"/>
+      <w:r>
+        <w:t>network)  =</w:t>
+      </w:r>
+      <w:proofErr w:type="gramEnd"/>
+      <w:r>
+        <w:t xml:space="preserve">&gt; </w:t>
+      </w:r>
+      <w:proofErr w:type="gramStart"/>
+      <w:r>
+        <w:t>home ,</w:t>
+      </w:r>
+      <w:proofErr w:type="gramEnd"/>
+      <w:r>
+        <w:t xml:space="preserve"> small </w:t>
+      </w:r>
+      <w:proofErr w:type="gramStart"/>
+      <w:r>
+        <w:t>office  (</w:t>
+      </w:r>
+      <w:proofErr w:type="gramEnd"/>
+      <w:r>
+        <w:t xml:space="preserve">up to 1 </w:t>
       </w:r>
       <w:proofErr w:type="spellStart"/>
       <w:r>
@@ -37,7 +90,15 @@
     </w:p>
     <w:p>
       <w:r>
-        <w:t xml:space="preserve">Can =&gt; (Campus area network )  =&gt; </w:t>
+        <w:t xml:space="preserve">Can =&gt; (Campus area </w:t>
+      </w:r>
+      <w:proofErr w:type="gramStart"/>
+      <w:r>
+        <w:t>network )</w:t>
+      </w:r>
+      <w:proofErr w:type="gramEnd"/>
+      <w:r>
+        <w:t xml:space="preserve">  =&gt; </w:t>
       </w:r>
       <w:proofErr w:type="spellStart"/>
       <w:r>
@@ -50,12 +111,44 @@
     </w:p>
     <w:p>
       <w:r>
-        <w:t xml:space="preserve">Man (Metropolitan area network )  =&gt; 5 to 50 km  (local tv channel) </w:t>
-      </w:r>
-    </w:p>
-    <w:p>
-      <w:r>
-        <w:t xml:space="preserve">Wan (wide area network )  =&gt; the global  (internet) </w:t>
+        <w:t xml:space="preserve">Man (Metropolitan area </w:t>
+      </w:r>
+      <w:proofErr w:type="gramStart"/>
+      <w:r>
+        <w:t>network )</w:t>
+      </w:r>
+      <w:proofErr w:type="gramEnd"/>
+      <w:r>
+        <w:t xml:space="preserve">  =&gt; 5 to 50 </w:t>
+      </w:r>
+      <w:proofErr w:type="gramStart"/>
+      <w:r>
+        <w:t>km  (</w:t>
+      </w:r>
+      <w:proofErr w:type="gramEnd"/>
+      <w:r>
+        <w:t xml:space="preserve">local tv channel) </w:t>
+      </w:r>
+    </w:p>
+    <w:p>
+      <w:r>
+        <w:t xml:space="preserve">Wan (wide area </w:t>
+      </w:r>
+      <w:proofErr w:type="gramStart"/>
+      <w:r>
+        <w:t>network )</w:t>
+      </w:r>
+      <w:proofErr w:type="gramEnd"/>
+      <w:r>
+        <w:t xml:space="preserve">  =&gt; the </w:t>
+      </w:r>
+      <w:proofErr w:type="gramStart"/>
+      <w:r>
+        <w:t>global  (</w:t>
+      </w:r>
+      <w:proofErr w:type="gramEnd"/>
+      <w:r>
+        <w:t xml:space="preserve">internet) </w:t>
       </w:r>
     </w:p>
     <w:p/>
@@ -77,7 +170,23 @@
     </w:p>
     <w:p>
       <w:r>
-        <w:t>Data transmission methods =&gt;  direction flow  ( simplex, half-duplex, full-duplex)</w:t>
+        <w:t>Data transmission methods =</w:t>
+      </w:r>
+      <w:proofErr w:type="gramStart"/>
+      <w:r>
+        <w:t>&gt;  direction</w:t>
+      </w:r>
+      <w:proofErr w:type="gramEnd"/>
+      <w:r>
+        <w:t xml:space="preserve"> </w:t>
+      </w:r>
+      <w:proofErr w:type="gramStart"/>
+      <w:r>
+        <w:t>flow  (</w:t>
+      </w:r>
+      <w:proofErr w:type="gramEnd"/>
+      <w:r>
+        <w:t xml:space="preserve"> simplex, half-duplex, full-duplex)</w:t>
       </w:r>
     </w:p>
     <w:p>
@@ -87,7 +196,23 @@
     </w:p>
     <w:p>
       <w:r>
-        <w:t>Half-duplex  =&gt; two way communication but not at same time (walkie-talkie)</w:t>
+        <w:t>Half-</w:t>
+      </w:r>
+      <w:proofErr w:type="gramStart"/>
+      <w:r>
+        <w:t>duplex  =</w:t>
+      </w:r>
+      <w:proofErr w:type="gramEnd"/>
+      <w:r>
+        <w:t xml:space="preserve">&gt; </w:t>
+      </w:r>
+      <w:proofErr w:type="gramStart"/>
+      <w:r>
+        <w:t>two way</w:t>
+      </w:r>
+      <w:proofErr w:type="gramEnd"/>
+      <w:r>
+        <w:t xml:space="preserve"> communication but not at same time (walkie-talkie)</w:t>
       </w:r>
     </w:p>
     <w:p>
@@ -130,7 +255,15 @@
     </w:p>
     <w:p>
       <w:r>
-        <w:t xml:space="preserve">Devices listen to the wire, if it’s quiet , they send data </w:t>
+        <w:t xml:space="preserve">Devices listen to the wire, if it’s </w:t>
+      </w:r>
+      <w:proofErr w:type="gramStart"/>
+      <w:r>
+        <w:t>quiet ,</w:t>
+      </w:r>
+      <w:proofErr w:type="gramEnd"/>
+      <w:r>
+        <w:t xml:space="preserve"> they send data </w:t>
       </w:r>
       <w:r>
         <w:t xml:space="preserve"> </w:t>
@@ -145,7 +278,15 @@
     <w:p/>
     <w:p>
       <w:r>
-        <w:t xml:space="preserve">Token passing =&gt; legacy method  , a device can only transmit data if it is currently holding the token </w:t>
+        <w:t xml:space="preserve">Token passing =&gt; legacy </w:t>
+      </w:r>
+      <w:proofErr w:type="gramStart"/>
+      <w:r>
+        <w:t>method  ,</w:t>
+      </w:r>
+      <w:proofErr w:type="gramEnd"/>
+      <w:r>
+        <w:t xml:space="preserve"> a device can only transmit data if it is currently holding the token </w:t>
       </w:r>
     </w:p>
     <w:p/>
@@ -167,7 +308,15 @@
     </w:p>
     <w:p>
       <w:r>
-        <w:t xml:space="preserve">Baseband =&gt; entire bandwidth  of the cable </w:t>
+        <w:t xml:space="preserve">Baseband =&gt; entire </w:t>
+      </w:r>
+      <w:proofErr w:type="gramStart"/>
+      <w:r>
+        <w:t>bandwidth  of</w:t>
+      </w:r>
+      <w:proofErr w:type="gramEnd"/>
+      <w:r>
+        <w:t xml:space="preserve"> the cable </w:t>
       </w:r>
       <w:r>
         <w:t>is used to transmit a single digital signal</w:t>
@@ -196,12 +345,28 @@
     </w:p>
     <w:p>
       <w:r>
-        <w:t>Bounded network media (Guided media ) (wired)</w:t>
-      </w:r>
-    </w:p>
-    <w:p>
-      <w:r>
-        <w:t>Twisted Pair cable (Ethernet)  =&gt;</w:t>
+        <w:t xml:space="preserve">Bounded network media (Guided </w:t>
+      </w:r>
+      <w:proofErr w:type="gramStart"/>
+      <w:r>
+        <w:t>media )</w:t>
+      </w:r>
+      <w:proofErr w:type="gramEnd"/>
+      <w:r>
+        <w:t xml:space="preserve"> (wired)</w:t>
+      </w:r>
+    </w:p>
+    <w:p>
+      <w:r>
+        <w:t>Twisted Pair cable (</w:t>
+      </w:r>
+      <w:proofErr w:type="gramStart"/>
+      <w:r>
+        <w:t>Ethernet)  =</w:t>
+      </w:r>
+      <w:proofErr w:type="gramEnd"/>
+      <w:r>
+        <w:t>&gt;</w:t>
       </w:r>
       <w:r>
         <w:t xml:space="preserve"> it has inside copper wires are twisted around each other in pairs</w:t>
@@ -209,13 +374,37 @@
     </w:p>
     <w:p>
       <w:r>
-        <w:t>Coaxial cable =&gt;  central copper core surrounded by heavy insulation and a metal shield</w:t>
+        <w:t>Coaxial cable =</w:t>
+      </w:r>
+      <w:proofErr w:type="gramStart"/>
+      <w:r>
+        <w:t>&gt;  central</w:t>
+      </w:r>
+      <w:proofErr w:type="gramEnd"/>
+      <w:r>
+        <w:t xml:space="preserve"> copper core surrounded by heavy insulation and a metal shield</w:t>
       </w:r>
     </w:p>
     <w:p>
       <w:r>
         <w:lastRenderedPageBreak/>
-        <w:t xml:space="preserve">Fiber optic cable =&gt; uses hair-thin strands of glass or plastic to transmit , light  pulses rather than electricity </w:t>
+        <w:t xml:space="preserve">Fiber optic cable =&gt; uses hair-thin strands of glass or plastic to </w:t>
+      </w:r>
+      <w:proofErr w:type="gramStart"/>
+      <w:r>
+        <w:t>transmit ,</w:t>
+      </w:r>
+      <w:proofErr w:type="gramEnd"/>
+      <w:r>
+        <w:t xml:space="preserve"> </w:t>
+      </w:r>
+      <w:proofErr w:type="gramStart"/>
+      <w:r>
+        <w:t>light  pulses</w:t>
+      </w:r>
+      <w:proofErr w:type="gramEnd"/>
+      <w:r>
+        <w:t xml:space="preserve"> rather than electricity </w:t>
       </w:r>
     </w:p>
     <w:p>
@@ -269,7 +458,23 @@
     </w:p>
     <w:p>
       <w:r>
-        <w:t xml:space="preserve">Infrared =&gt;  very short-range and requires strict line of sight , cannot penetrate </w:t>
+        <w:t>Infrared =</w:t>
+      </w:r>
+      <w:proofErr w:type="gramStart"/>
+      <w:r>
+        <w:t>&gt;  very</w:t>
+      </w:r>
+      <w:proofErr w:type="gramEnd"/>
+      <w:r>
+        <w:t xml:space="preserve"> short-range and requires strict line of </w:t>
+      </w:r>
+      <w:proofErr w:type="gramStart"/>
+      <w:r>
+        <w:t>sight ,</w:t>
+      </w:r>
+      <w:proofErr w:type="gramEnd"/>
+      <w:r>
+        <w:t xml:space="preserve"> cannot penetrate </w:t>
       </w:r>
     </w:p>
     <w:p/>
@@ -285,7 +490,23 @@
           <w:b/>
           <w:bCs/>
         </w:rPr>
-        <w:t>Network connectivity ( hardware)</w:t>
+        <w:t xml:space="preserve">Network connectivity </w:t>
+      </w:r>
+      <w:proofErr w:type="gramStart"/>
+      <w:r>
+        <w:rPr>
+          <w:b/>
+          <w:bCs/>
+        </w:rPr>
+        <w:t>( hardware</w:t>
+      </w:r>
+      <w:proofErr w:type="gramEnd"/>
+      <w:r>
+        <w:rPr>
+          <w:b/>
+          <w:bCs/>
+        </w:rPr>
+        <w:t>)</w:t>
       </w:r>
     </w:p>
     <w:p>
@@ -295,12 +516,36 @@
     </w:p>
     <w:p>
       <w:r>
-        <w:t>Switch =&gt;  uses mac address</w:t>
-      </w:r>
-    </w:p>
-    <w:p>
-      <w:r>
-        <w:t xml:space="preserve">Router =&gt; router connects different networks  (Ip address ) </w:t>
+        <w:t>Switch =</w:t>
+      </w:r>
+      <w:proofErr w:type="gramStart"/>
+      <w:r>
+        <w:t>&gt;  uses</w:t>
+      </w:r>
+      <w:proofErr w:type="gramEnd"/>
+      <w:r>
+        <w:t xml:space="preserve"> mac address</w:t>
+      </w:r>
+    </w:p>
+    <w:p>
+      <w:r>
+        <w:t xml:space="preserve">Router =&gt; router connects different </w:t>
+      </w:r>
+      <w:proofErr w:type="gramStart"/>
+      <w:r>
+        <w:t>networks  (</w:t>
+      </w:r>
+      <w:proofErr w:type="gramEnd"/>
+      <w:r>
+        <w:t xml:space="preserve">Ip </w:t>
+      </w:r>
+      <w:proofErr w:type="gramStart"/>
+      <w:r>
+        <w:t>address )</w:t>
+      </w:r>
+      <w:proofErr w:type="gramEnd"/>
+      <w:r>
+        <w:t xml:space="preserve"> </w:t>
       </w:r>
     </w:p>
     <w:p/>
@@ -347,11 +592,16 @@
       <w:r>
         <w:t>Wireless Networks (Wireless) -&gt;</w:t>
       </w:r>
+      <w:proofErr w:type="gramStart"/>
       <w:r>
         <w:t xml:space="preserve">wireless </w:t>
       </w:r>
       <w:r>
-        <w:t xml:space="preserve"> Access point</w:t>
+        <w:t xml:space="preserve"> Access</w:t>
+      </w:r>
+      <w:proofErr w:type="gramEnd"/>
+      <w:r>
+        <w:t xml:space="preserve"> point</w:t>
       </w:r>
     </w:p>
     <w:p>
@@ -384,11 +634,24 @@
         <w:tab/>
       </w:r>
       <w:r>
-        <w:t>Media access -&gt;</w:t>
-      </w:r>
-      <w:r>
-        <w:t xml:space="preserve">  CSMA/CA (Collison avoidance )</w:t>
-      </w:r>
+        <w:t>Media access -</w:t>
+      </w:r>
+      <w:proofErr w:type="gramStart"/>
+      <w:r>
+        <w:t>&gt;</w:t>
+      </w:r>
+      <w:r>
+        <w:t xml:space="preserve">  CSMA</w:t>
+      </w:r>
+      <w:proofErr w:type="gramEnd"/>
+      <w:r>
+        <w:t xml:space="preserve">/CA (Collison </w:t>
+      </w:r>
+      <w:proofErr w:type="gramStart"/>
+      <w:r>
+        <w:t>avoidance )</w:t>
+      </w:r>
+      <w:proofErr w:type="gramEnd"/>
     </w:p>
     <w:p/>
     <w:p>
@@ -399,7 +662,15 @@
     </w:p>
     <w:p>
       <w:r>
-        <w:t xml:space="preserve">OSI model  -&gt; Open Systems Interconnection </w:t>
+        <w:t xml:space="preserve">OSI </w:t>
+      </w:r>
+      <w:proofErr w:type="gramStart"/>
+      <w:r>
+        <w:t>model  -</w:t>
+      </w:r>
+      <w:proofErr w:type="gramEnd"/>
+      <w:r>
+        <w:t xml:space="preserve">&gt; Open Systems Interconnection </w:t>
       </w:r>
     </w:p>
     <w:p>
@@ -540,11 +811,16 @@
       </w:r>
     </w:p>
     <w:p>
+      <w:proofErr w:type="gramStart"/>
       <w:r>
         <w:t>Unicast,</w:t>
       </w:r>
       <w:r>
-        <w:t xml:space="preserve">  =&gt; one to one </w:t>
+        <w:t xml:space="preserve">  =</w:t>
+      </w:r>
+      <w:proofErr w:type="gramEnd"/>
+      <w:r>
+        <w:t xml:space="preserve">&gt; one to one </w:t>
       </w:r>
     </w:p>
     <w:p>
@@ -556,11 +832,16 @@
       </w:r>
     </w:p>
     <w:p>
+      <w:proofErr w:type="gramStart"/>
       <w:r>
         <w:t xml:space="preserve">Broadcast </w:t>
       </w:r>
       <w:r>
-        <w:t xml:space="preserve"> =&gt; one to all </w:t>
+        <w:t xml:space="preserve"> =</w:t>
+      </w:r>
+      <w:proofErr w:type="gramEnd"/>
+      <w:r>
+        <w:t xml:space="preserve">&gt; one to all </w:t>
       </w:r>
     </w:p>
     <w:p/>
@@ -570,8 +851,13 @@
       </w:r>
     </w:p>
     <w:p>
-      <w:r>
-        <w:t xml:space="preserve">IP  -&gt; internet protocol </w:t>
+      <w:proofErr w:type="gramStart"/>
+      <w:r>
+        <w:t>IP  -</w:t>
+      </w:r>
+      <w:proofErr w:type="gramEnd"/>
+      <w:r>
+        <w:t xml:space="preserve">&gt; internet protocol </w:t>
       </w:r>
     </w:p>
     <w:p>
@@ -594,17 +880,41 @@
     <w:p/>
     <w:p>
       <w:r>
-        <w:t>1GB  =&gt; 1024 MB</w:t>
-      </w:r>
-    </w:p>
-    <w:p>
-      <w:r>
-        <w:t>1MB  =&gt; 1024 KB</w:t>
-      </w:r>
-    </w:p>
-    <w:p>
-      <w:r>
-        <w:t>1KB  =&gt; 1024 Bytes</w:t>
+        <w:t>1</w:t>
+      </w:r>
+      <w:proofErr w:type="gramStart"/>
+      <w:r>
+        <w:t>GB  =</w:t>
+      </w:r>
+      <w:proofErr w:type="gramEnd"/>
+      <w:r>
+        <w:t>&gt; 1024 MB</w:t>
+      </w:r>
+    </w:p>
+    <w:p>
+      <w:r>
+        <w:t>1</w:t>
+      </w:r>
+      <w:proofErr w:type="gramStart"/>
+      <w:r>
+        <w:t>MB  =</w:t>
+      </w:r>
+      <w:proofErr w:type="gramEnd"/>
+      <w:r>
+        <w:t>&gt; 1024 KB</w:t>
+      </w:r>
+    </w:p>
+    <w:p>
+      <w:r>
+        <w:t>1</w:t>
+      </w:r>
+      <w:proofErr w:type="gramStart"/>
+      <w:r>
+        <w:t>KB  =</w:t>
+      </w:r>
+      <w:proofErr w:type="gramEnd"/>
+      <w:r>
+        <w:t>&gt; 1024 Bytes</w:t>
       </w:r>
     </w:p>
     <w:p>
@@ -614,7 +924,15 @@
     </w:p>
     <w:p>
       <w:r>
-        <w:t>1 bit =&gt; 0  or 1</w:t>
+        <w:t xml:space="preserve">1 bit =&gt; </w:t>
+      </w:r>
+      <w:proofErr w:type="gramStart"/>
+      <w:r>
+        <w:t>0  or</w:t>
+      </w:r>
+      <w:proofErr w:type="gramEnd"/>
+      <w:r>
+        <w:t xml:space="preserve"> 1</w:t>
       </w:r>
     </w:p>
     <w:p/>
@@ -627,8 +945,37 @@
     <w:p>
       <w:r>
         <w:tab/>
-        <w:t>IPV4  -32 bit   (Decimal)      -&gt;  4.3 Billion</w:t>
-      </w:r>
+        <w:t>IPV</w:t>
+      </w:r>
+      <w:proofErr w:type="gramStart"/>
+      <w:r>
+        <w:t>4  -</w:t>
+      </w:r>
+      <w:proofErr w:type="gramEnd"/>
+      <w:r>
+        <w:t>32 bit</w:t>
+      </w:r>
+      <w:proofErr w:type="gramStart"/>
+      <w:r>
+        <w:t xml:space="preserve">   (Decimal)   </w:t>
+      </w:r>
+      <w:proofErr w:type="gramEnd"/>
+      <w:r>
+        <w:t xml:space="preserve">   -</w:t>
+      </w:r>
+      <w:proofErr w:type="gramStart"/>
+      <w:r>
+        <w:t>&gt;  4.3</w:t>
+      </w:r>
+      <w:proofErr w:type="gramEnd"/>
+      <w:r>
+        <w:t xml:space="preserve"> </w:t>
+      </w:r>
+      <w:proofErr w:type="gramStart"/>
+      <w:r>
+        <w:t>Billion</w:t>
+      </w:r>
+      <w:proofErr w:type="gramEnd"/>
     </w:p>
     <w:p>
       <w:r>
@@ -659,7 +1006,15 @@
     <w:p/>
     <w:p>
       <w:r>
-        <w:t xml:space="preserve">4 octet  =&gt; 32 bit </w:t>
+        <w:t xml:space="preserve">4 </w:t>
+      </w:r>
+      <w:proofErr w:type="gramStart"/>
+      <w:r>
+        <w:t>octet  =</w:t>
+      </w:r>
+      <w:proofErr w:type="gramEnd"/>
+      <w:r>
+        <w:t xml:space="preserve">&gt; 32 bit </w:t>
       </w:r>
     </w:p>
     <w:p>
@@ -671,7 +1026,15 @@
     <w:p>
       <w:r>
         <w:lastRenderedPageBreak/>
-        <w:t>Ip ranges ( 0 to 255)</w:t>
+        <w:t xml:space="preserve">Ip ranges </w:t>
+      </w:r>
+      <w:proofErr w:type="gramStart"/>
+      <w:r>
+        <w:t>( 0</w:t>
+      </w:r>
+      <w:proofErr w:type="gramEnd"/>
+      <w:r>
+        <w:t xml:space="preserve"> to 255)</w:t>
       </w:r>
     </w:p>
     <w:p/>
@@ -683,7 +1046,15 @@
     <w:p/>
     <w:p>
       <w:r>
-        <w:t>0000 0000 . 0000 0000. 0000 0000. 0000 0000</w:t>
+        <w:t xml:space="preserve">0000 </w:t>
+      </w:r>
+      <w:proofErr w:type="gramStart"/>
+      <w:r>
+        <w:t>0000 .</w:t>
+      </w:r>
+      <w:proofErr w:type="gramEnd"/>
+      <w:r>
+        <w:t xml:space="preserve"> 0000 0000. 0000 0000. 0000 0000</w:t>
       </w:r>
     </w:p>
     <w:tbl>
@@ -792,8 +1163,13 @@
       </w:r>
     </w:p>
     <w:p>
-      <w:r>
-        <w:t xml:space="preserve">172.16.9.110  =&gt; </w:t>
+      <w:proofErr w:type="gramStart"/>
+      <w:r>
+        <w:t>172.16.9.110  =</w:t>
+      </w:r>
+      <w:proofErr w:type="gramEnd"/>
+      <w:r>
+        <w:t xml:space="preserve">&gt; </w:t>
       </w:r>
     </w:p>
     <w:p/>
@@ -812,7 +1188,15 @@
     <w:p>
       <w:r>
         <w:tab/>
-        <w:t>Class B = 128  - 191</w:t>
+        <w:t xml:space="preserve">Class B = </w:t>
+      </w:r>
+      <w:proofErr w:type="gramStart"/>
+      <w:r>
+        <w:t>128  -</w:t>
+      </w:r>
+      <w:proofErr w:type="gramEnd"/>
+      <w:r>
+        <w:t xml:space="preserve"> 191</w:t>
       </w:r>
     </w:p>
     <w:p>
@@ -824,7 +1208,23 @@
     <w:p>
       <w:r>
         <w:tab/>
-        <w:t xml:space="preserve">Class D -&gt; 224 – 239   (Multicast (many to many) ) </w:t>
+        <w:t>Class D -&gt; 224 – 239</w:t>
+      </w:r>
+      <w:proofErr w:type="gramStart"/>
+      <w:r>
+        <w:t xml:space="preserve">   (</w:t>
+      </w:r>
+      <w:proofErr w:type="gramEnd"/>
+      <w:r>
+        <w:t>Multicast (many to many</w:t>
+      </w:r>
+      <w:proofErr w:type="gramStart"/>
+      <w:r>
+        <w:t>) )</w:t>
+      </w:r>
+      <w:proofErr w:type="gramEnd"/>
+      <w:r>
+        <w:t xml:space="preserve"> </w:t>
       </w:r>
     </w:p>
     <w:p>
@@ -837,7 +1237,15 @@
     <w:p/>
     <w:p>
       <w:r>
-        <w:t xml:space="preserve">IPV6  -&gt; </w:t>
+        <w:t>IPV</w:t>
+      </w:r>
+      <w:proofErr w:type="gramStart"/>
+      <w:r>
+        <w:t>6  -</w:t>
+      </w:r>
+      <w:proofErr w:type="gramEnd"/>
+      <w:r>
+        <w:t xml:space="preserve">&gt; </w:t>
       </w:r>
       <w:r>
         <w:t>64d4:63</w:t>
@@ -860,7 +1268,23 @@
     </w:p>
     <w:p>
       <w:r>
-        <w:t>10 – A , 11 – B, 12 – C  , 13 – D, 14 – E, 15 – F</w:t>
+        <w:t xml:space="preserve">10 – </w:t>
+      </w:r>
+      <w:proofErr w:type="gramStart"/>
+      <w:r>
+        <w:t>A ,</w:t>
+      </w:r>
+      <w:proofErr w:type="gramEnd"/>
+      <w:r>
+        <w:t xml:space="preserve"> 11 – B, 12 – </w:t>
+      </w:r>
+      <w:proofErr w:type="gramStart"/>
+      <w:r>
+        <w:t>C  ,</w:t>
+      </w:r>
+      <w:proofErr w:type="gramEnd"/>
+      <w:r>
+        <w:t xml:space="preserve"> 13 – D, 14 – E, 15 – F</w:t>
       </w:r>
     </w:p>
     <w:p/>
@@ -879,8 +1303,13 @@
       </w:r>
     </w:p>
     <w:p>
-      <w:r>
-        <w:t xml:space="preserve">12 digit </w:t>
+      <w:proofErr w:type="gramStart"/>
+      <w:r>
+        <w:t>12 digit</w:t>
+      </w:r>
+      <w:proofErr w:type="gramEnd"/>
+      <w:r>
+        <w:t xml:space="preserve"> </w:t>
       </w:r>
       <w:proofErr w:type="spellStart"/>
       <w:r>
@@ -894,7 +1323,15 @@
     <w:p/>
     <w:p>
       <w:r>
-        <w:t xml:space="preserve">6 bit -&gt;  OUI  (Organizationally unique identifier) </w:t>
+        <w:t>6 bit -</w:t>
+      </w:r>
+      <w:proofErr w:type="gramStart"/>
+      <w:r>
+        <w:t>&gt;  OUI</w:t>
+      </w:r>
+      <w:proofErr w:type="gramEnd"/>
+      <w:r>
+        <w:t xml:space="preserve">  (Organizationally unique identifier) </w:t>
       </w:r>
     </w:p>
     <w:p>
@@ -907,17 +1344,43 @@
     <w:p>
       <w:r>
         <w:lastRenderedPageBreak/>
-        <w:t>NAT steps  =&gt; Network address Translation</w:t>
-      </w:r>
-    </w:p>
-    <w:p>
-      <w:r>
-        <w:t>ARP  - address Resolution protocol (IP to MAC)</w:t>
-      </w:r>
-    </w:p>
-    <w:p>
-      <w:r>
-        <w:t>RARP  -&gt; Reverse  (MAC to IP)</w:t>
+        <w:t xml:space="preserve">NAT </w:t>
+      </w:r>
+      <w:proofErr w:type="gramStart"/>
+      <w:r>
+        <w:t>steps  =</w:t>
+      </w:r>
+      <w:proofErr w:type="gramEnd"/>
+      <w:r>
+        <w:t>&gt; Network address Translation</w:t>
+      </w:r>
+    </w:p>
+    <w:p>
+      <w:proofErr w:type="gramStart"/>
+      <w:r>
+        <w:t>ARP  -</w:t>
+      </w:r>
+      <w:proofErr w:type="gramEnd"/>
+      <w:r>
+        <w:t xml:space="preserve"> address Resolution protocol (IP to MAC)</w:t>
+      </w:r>
+    </w:p>
+    <w:p>
+      <w:proofErr w:type="gramStart"/>
+      <w:r>
+        <w:t>RARP  -</w:t>
+      </w:r>
+      <w:proofErr w:type="gramEnd"/>
+      <w:r>
+        <w:t xml:space="preserve">&gt; </w:t>
+      </w:r>
+      <w:proofErr w:type="gramStart"/>
+      <w:r>
+        <w:t>Reverse  (</w:t>
+      </w:r>
+      <w:proofErr w:type="gramEnd"/>
+      <w:r>
+        <w:t>MAC to IP)</w:t>
       </w:r>
     </w:p>
     <w:p>
@@ -927,7 +1390,15 @@
       </w:r>
       <w:proofErr w:type="spellEnd"/>
       <w:r>
-        <w:t xml:space="preserve"> -&gt; Network basic input output system (Based on system name ) (supports only windows)</w:t>
+        <w:t xml:space="preserve"> -&gt; Network basic input output system (Based on system </w:t>
+      </w:r>
+      <w:proofErr w:type="gramStart"/>
+      <w:r>
+        <w:t>name )</w:t>
+      </w:r>
+      <w:proofErr w:type="gramEnd"/>
+      <w:r>
+        <w:t xml:space="preserve"> (supports only windows)</w:t>
       </w:r>
     </w:p>
     <w:p>
@@ -935,21 +1406,1634 @@
         <w:t xml:space="preserve">WINS -&gt; windows internet name service (name to </w:t>
       </w:r>
       <w:proofErr w:type="spellStart"/>
+      <w:proofErr w:type="gramStart"/>
       <w:r>
         <w:t>ip</w:t>
       </w:r>
       <w:proofErr w:type="spellEnd"/>
       <w:r>
-        <w:t xml:space="preserve"> )    (non-windows family also supports)</w:t>
-      </w:r>
-    </w:p>
-    <w:p/>
-    <w:p/>
-    <w:p/>
-    <w:p/>
-    <w:p/>
-    <w:p/>
-    <w:p/>
+        <w:t xml:space="preserve"> )</w:t>
+      </w:r>
+      <w:proofErr w:type="gramEnd"/>
+      <w:r>
+        <w:t xml:space="preserve"> </w:t>
+      </w:r>
+      <w:proofErr w:type="gramStart"/>
+      <w:r>
+        <w:t xml:space="preserve">   (</w:t>
+      </w:r>
+      <w:proofErr w:type="gramEnd"/>
+      <w:r>
+        <w:t>non-windows family also supports)</w:t>
+      </w:r>
+    </w:p>
+    <w:p/>
+    <w:p/>
+    <w:p>
+      <w:r>
+        <w:t xml:space="preserve">Subnetting -&gt; Process of splitting into multiple smaller network </w:t>
+      </w:r>
+    </w:p>
+    <w:p>
+      <w:r>
+        <w:t xml:space="preserve">Types of subnetting </w:t>
+      </w:r>
+    </w:p>
+    <w:p>
+      <w:r>
+        <w:tab/>
+      </w:r>
+      <w:r>
+        <w:tab/>
+        <w:t>Classful subnetting -&gt; FLSM (Full length Subnet mask)</w:t>
+      </w:r>
+    </w:p>
+    <w:p>
+      <w:r>
+        <w:tab/>
+      </w:r>
+      <w:r>
+        <w:tab/>
+        <w:t>Classless subnetting -&gt; VLSM (Variable length subnet mask)</w:t>
+      </w:r>
+    </w:p>
+    <w:p/>
+    <w:p/>
+    <w:tbl>
+      <w:tblPr>
+        <w:tblStyle w:val="TableGrid"/>
+        <w:tblW w:w="0" w:type="auto"/>
+        <w:tblLook w:val="04A0" w:firstRow="1" w:lastRow="0" w:firstColumn="1" w:lastColumn="0" w:noHBand="0" w:noVBand="1"/>
+      </w:tblPr>
+      <w:tblGrid>
+        <w:gridCol w:w="2254"/>
+        <w:gridCol w:w="2254"/>
+        <w:gridCol w:w="2254"/>
+        <w:gridCol w:w="2254"/>
+      </w:tblGrid>
+      <w:tr>
+        <w:tc>
+          <w:tcPr>
+            <w:tcW w:w="2254" w:type="dxa"/>
+          </w:tcPr>
+          <w:p>
+            <w:r>
+              <w:t>IP class</w:t>
+            </w:r>
+          </w:p>
+        </w:tc>
+        <w:tc>
+          <w:tcPr>
+            <w:tcW w:w="2254" w:type="dxa"/>
+          </w:tcPr>
+          <w:p>
+            <w:r>
+              <w:t>Subnet mask</w:t>
+            </w:r>
+          </w:p>
+        </w:tc>
+        <w:tc>
+          <w:tcPr>
+            <w:tcW w:w="2254" w:type="dxa"/>
+          </w:tcPr>
+          <w:p>
+            <w:r>
+              <w:t>Network formula</w:t>
+            </w:r>
+            <w:r>
+              <w:t xml:space="preserve">/ subnet formula </w:t>
+            </w:r>
+          </w:p>
+        </w:tc>
+        <w:tc>
+          <w:tcPr>
+            <w:tcW w:w="2254" w:type="dxa"/>
+          </w:tcPr>
+          <w:p>
+            <w:r>
+              <w:t>Host formula</w:t>
+            </w:r>
+          </w:p>
+        </w:tc>
+      </w:tr>
+      <w:tr>
+        <w:tc>
+          <w:tcPr>
+            <w:tcW w:w="2254" w:type="dxa"/>
+          </w:tcPr>
+          <w:p>
+            <w:r>
+              <w:t>Class A</w:t>
+            </w:r>
+          </w:p>
+        </w:tc>
+        <w:tc>
+          <w:tcPr>
+            <w:tcW w:w="2254" w:type="dxa"/>
+          </w:tcPr>
+          <w:p>
+            <w:r>
+              <w:t>N.H.H.H</w:t>
+            </w:r>
+          </w:p>
+        </w:tc>
+        <w:tc>
+          <w:tcPr>
+            <w:tcW w:w="2254" w:type="dxa"/>
+          </w:tcPr>
+          <w:p>
+            <w:r>
+              <w:t>N = (2^N)-2</w:t>
+            </w:r>
+          </w:p>
+        </w:tc>
+        <w:tc>
+          <w:tcPr>
+            <w:tcW w:w="2254" w:type="dxa"/>
+          </w:tcPr>
+          <w:p>
+            <w:r>
+              <w:t>H = (2^H) -2</w:t>
+            </w:r>
+          </w:p>
+        </w:tc>
+      </w:tr>
+      <w:tr>
+        <w:tc>
+          <w:tcPr>
+            <w:tcW w:w="2254" w:type="dxa"/>
+          </w:tcPr>
+          <w:p>
+            <w:r>
+              <w:t>Class B</w:t>
+            </w:r>
+          </w:p>
+        </w:tc>
+        <w:tc>
+          <w:tcPr>
+            <w:tcW w:w="2254" w:type="dxa"/>
+          </w:tcPr>
+          <w:p>
+            <w:r>
+              <w:t>N.N.H.H</w:t>
+            </w:r>
+          </w:p>
+        </w:tc>
+        <w:tc>
+          <w:tcPr>
+            <w:tcW w:w="2254" w:type="dxa"/>
+          </w:tcPr>
+          <w:p>
+            <w:r>
+              <w:t>N = (2^N)</w:t>
+            </w:r>
+          </w:p>
+        </w:tc>
+        <w:tc>
+          <w:tcPr>
+            <w:tcW w:w="2254" w:type="dxa"/>
+          </w:tcPr>
+          <w:p>
+            <w:r>
+              <w:t>H = (2^H) -2</w:t>
+            </w:r>
+          </w:p>
+        </w:tc>
+      </w:tr>
+      <w:tr>
+        <w:tc>
+          <w:tcPr>
+            <w:tcW w:w="2254" w:type="dxa"/>
+          </w:tcPr>
+          <w:p>
+            <w:r>
+              <w:t>Class C</w:t>
+            </w:r>
+          </w:p>
+        </w:tc>
+        <w:tc>
+          <w:tcPr>
+            <w:tcW w:w="2254" w:type="dxa"/>
+          </w:tcPr>
+          <w:p>
+            <w:r>
+              <w:t>N.N.N.H</w:t>
+            </w:r>
+          </w:p>
+        </w:tc>
+        <w:tc>
+          <w:tcPr>
+            <w:tcW w:w="2254" w:type="dxa"/>
+          </w:tcPr>
+          <w:p>
+            <w:r>
+              <w:t>N = (2^N)</w:t>
+            </w:r>
+          </w:p>
+        </w:tc>
+        <w:tc>
+          <w:tcPr>
+            <w:tcW w:w="2254" w:type="dxa"/>
+          </w:tcPr>
+          <w:p>
+            <w:r>
+              <w:t>H = (2^H) -2</w:t>
+            </w:r>
+          </w:p>
+        </w:tc>
+      </w:tr>
+      <w:tr>
+        <w:tc>
+          <w:tcPr>
+            <w:tcW w:w="2254" w:type="dxa"/>
+          </w:tcPr>
+          <w:p>
+            <w:r>
+              <w:t>Class D</w:t>
+            </w:r>
+          </w:p>
+        </w:tc>
+        <w:tc>
+          <w:tcPr>
+            <w:tcW w:w="2254" w:type="dxa"/>
+          </w:tcPr>
+          <w:p>
+            <w:r>
+              <w:t>N.N.</w:t>
+            </w:r>
+            <w:proofErr w:type="gramStart"/>
+            <w:r>
+              <w:t>N.N</w:t>
+            </w:r>
+            <w:proofErr w:type="gramEnd"/>
+          </w:p>
+        </w:tc>
+        <w:tc>
+          <w:tcPr>
+            <w:tcW w:w="2254" w:type="dxa"/>
+          </w:tcPr>
+          <w:p/>
+        </w:tc>
+        <w:tc>
+          <w:tcPr>
+            <w:tcW w:w="2254" w:type="dxa"/>
+          </w:tcPr>
+          <w:p/>
+        </w:tc>
+      </w:tr>
+    </w:tbl>
+    <w:p/>
+    <w:p/>
+    <w:p/>
+    <w:p>
+      <w:r>
+        <w:t xml:space="preserve">FLSM </w:t>
+      </w:r>
+    </w:p>
+    <w:p>
+      <w:proofErr w:type="gramStart"/>
+      <w:r>
+        <w:rPr>
+          <w:highlight w:val="yellow"/>
+        </w:rPr>
+        <w:t>192.168.1.0</w:t>
+      </w:r>
+      <w:r>
+        <w:t xml:space="preserve">  (</w:t>
+      </w:r>
+      <w:proofErr w:type="gramEnd"/>
+      <w:r>
+        <w:t>network id)</w:t>
+      </w:r>
+    </w:p>
+    <w:p>
+      <w:r>
+        <w:t xml:space="preserve">Class C </w:t>
+      </w:r>
+    </w:p>
+    <w:p/>
+    <w:p>
+      <w:r>
+        <w:t xml:space="preserve">NNNH    =&gt; </w:t>
+      </w:r>
+      <w:r>
+        <w:rPr>
+          <w:highlight w:val="yellow"/>
+        </w:rPr>
+        <w:t xml:space="preserve">255.255.255.0 (Subnet </w:t>
+      </w:r>
+      <w:proofErr w:type="gramStart"/>
+      <w:r>
+        <w:rPr>
+          <w:highlight w:val="yellow"/>
+        </w:rPr>
+        <w:t>mask )</w:t>
+      </w:r>
+      <w:proofErr w:type="gramEnd"/>
+    </w:p>
+    <w:p/>
+    <w:p>
+      <w:r>
+        <w:t xml:space="preserve">Inverse mask =&gt; Network </w:t>
+      </w:r>
+      <w:proofErr w:type="gramStart"/>
+      <w:r>
+        <w:t>range  -</w:t>
+      </w:r>
+      <w:proofErr w:type="gramEnd"/>
+      <w:r>
+        <w:t xml:space="preserve"> Subnet Mask </w:t>
+      </w:r>
+    </w:p>
+    <w:p>
+      <w:r>
+        <w:tab/>
+      </w:r>
+      <w:r>
+        <w:tab/>
+        <w:t xml:space="preserve">= </w:t>
+      </w:r>
+      <w:proofErr w:type="gramStart"/>
+      <w:r>
+        <w:t>255.255.255.255  -</w:t>
+      </w:r>
+      <w:proofErr w:type="gramEnd"/>
+      <w:r>
+        <w:t xml:space="preserve"> 255.255.255.0</w:t>
+      </w:r>
+    </w:p>
+    <w:p>
+      <w:r>
+        <w:rPr>
+          <w:highlight w:val="yellow"/>
+        </w:rPr>
+        <w:t>Inverse mask =&gt; 0.0.0.255</w:t>
+      </w:r>
+    </w:p>
+    <w:p>
+      <w:r>
+        <w:t>Ranges = Inverse mask + network Id</w:t>
+      </w:r>
+    </w:p>
+    <w:p>
+      <w:r>
+        <w:tab/>
+        <w:t>= 0.0.0.255 + 192.168.1.0</w:t>
+      </w:r>
+    </w:p>
+    <w:p>
+      <w:r>
+        <w:lastRenderedPageBreak/>
+        <w:t>Ranges = 192.168.1.255</w:t>
+      </w:r>
+      <w:proofErr w:type="gramStart"/>
+      <w:r>
+        <w:t xml:space="preserve">   (</w:t>
+      </w:r>
+      <w:proofErr w:type="gramEnd"/>
+      <w:r>
+        <w:t>Broadcast address)</w:t>
+      </w:r>
+    </w:p>
+    <w:p>
+      <w:r>
+        <w:t xml:space="preserve">Usable </w:t>
+      </w:r>
+      <w:proofErr w:type="spellStart"/>
+      <w:r>
+        <w:t>ip</w:t>
+      </w:r>
+      <w:proofErr w:type="spellEnd"/>
+      <w:r>
+        <w:t xml:space="preserve"> address =&gt; </w:t>
+      </w:r>
+      <w:proofErr w:type="gramStart"/>
+      <w:r>
+        <w:t>192.168.1.1  to</w:t>
+      </w:r>
+      <w:proofErr w:type="gramEnd"/>
+      <w:r>
+        <w:t xml:space="preserve"> 192.168.1.254</w:t>
+      </w:r>
+    </w:p>
+    <w:p/>
+    <w:p>
+      <w:r>
+        <w:t xml:space="preserve">H = (2^H)-2 </w:t>
+      </w:r>
+    </w:p>
+    <w:p>
+      <w:r>
+        <w:t>2 ^ 8 -2</w:t>
+      </w:r>
+    </w:p>
+    <w:p>
+      <w:r>
+        <w:t>= 256 -2 =&gt; 254</w:t>
+      </w:r>
+    </w:p>
+    <w:p/>
+    <w:p/>
+    <w:p>
+      <w:r>
+        <w:t>172.16.0.0</w:t>
+      </w:r>
+    </w:p>
+    <w:p>
+      <w:r>
+        <w:t>10.0.0.0</w:t>
+      </w:r>
+    </w:p>
+    <w:p/>
+    <w:p/>
+    <w:p>
+      <w:r>
+        <w:t xml:space="preserve">VLSM -&gt; Variable length subnet mask </w:t>
+      </w:r>
+    </w:p>
+    <w:p/>
+    <w:p>
+      <w:r>
+        <w:t>172.168.0.0   Required host 100</w:t>
+      </w:r>
+    </w:p>
+    <w:tbl>
+      <w:tblPr>
+        <w:tblStyle w:val="TableGrid"/>
+        <w:tblW w:w="0" w:type="auto"/>
+        <w:tblLook w:val="04A0" w:firstRow="1" w:lastRow="0" w:firstColumn="1" w:lastColumn="0" w:noHBand="0" w:noVBand="1"/>
+      </w:tblPr>
+      <w:tblGrid>
+        <w:gridCol w:w="1127"/>
+        <w:gridCol w:w="1127"/>
+        <w:gridCol w:w="1127"/>
+        <w:gridCol w:w="1127"/>
+        <w:gridCol w:w="1127"/>
+        <w:gridCol w:w="1127"/>
+        <w:gridCol w:w="1127"/>
+        <w:gridCol w:w="1127"/>
+      </w:tblGrid>
+      <w:tr>
+        <w:tc>
+          <w:tcPr>
+            <w:tcW w:w="1127" w:type="dxa"/>
+          </w:tcPr>
+          <w:p>
+            <w:r>
+              <w:t>2^7</w:t>
+            </w:r>
+          </w:p>
+        </w:tc>
+        <w:tc>
+          <w:tcPr>
+            <w:tcW w:w="1127" w:type="dxa"/>
+          </w:tcPr>
+          <w:p>
+            <w:r>
+              <w:t>2^6</w:t>
+            </w:r>
+          </w:p>
+        </w:tc>
+        <w:tc>
+          <w:tcPr>
+            <w:tcW w:w="1127" w:type="dxa"/>
+          </w:tcPr>
+          <w:p>
+            <w:r>
+              <w:t>2^5</w:t>
+            </w:r>
+          </w:p>
+        </w:tc>
+        <w:tc>
+          <w:tcPr>
+            <w:tcW w:w="1127" w:type="dxa"/>
+          </w:tcPr>
+          <w:p>
+            <w:r>
+              <w:t>2^4</w:t>
+            </w:r>
+          </w:p>
+        </w:tc>
+        <w:tc>
+          <w:tcPr>
+            <w:tcW w:w="1127" w:type="dxa"/>
+          </w:tcPr>
+          <w:p>
+            <w:r>
+              <w:t>2^3</w:t>
+            </w:r>
+          </w:p>
+        </w:tc>
+        <w:tc>
+          <w:tcPr>
+            <w:tcW w:w="1127" w:type="dxa"/>
+          </w:tcPr>
+          <w:p>
+            <w:r>
+              <w:t>2^2</w:t>
+            </w:r>
+          </w:p>
+        </w:tc>
+        <w:tc>
+          <w:tcPr>
+            <w:tcW w:w="1127" w:type="dxa"/>
+          </w:tcPr>
+          <w:p>
+            <w:r>
+              <w:t>2^1</w:t>
+            </w:r>
+          </w:p>
+        </w:tc>
+        <w:tc>
+          <w:tcPr>
+            <w:tcW w:w="1127" w:type="dxa"/>
+          </w:tcPr>
+          <w:p>
+            <w:r>
+              <w:t>2^0</w:t>
+            </w:r>
+          </w:p>
+        </w:tc>
+      </w:tr>
+      <w:tr>
+        <w:tc>
+          <w:tcPr>
+            <w:tcW w:w="1127" w:type="dxa"/>
+          </w:tcPr>
+          <w:p>
+            <w:r>
+              <w:t>128</w:t>
+            </w:r>
+          </w:p>
+        </w:tc>
+        <w:tc>
+          <w:tcPr>
+            <w:tcW w:w="1127" w:type="dxa"/>
+          </w:tcPr>
+          <w:p>
+            <w:r>
+              <w:t>64</w:t>
+            </w:r>
+          </w:p>
+        </w:tc>
+        <w:tc>
+          <w:tcPr>
+            <w:tcW w:w="1127" w:type="dxa"/>
+          </w:tcPr>
+          <w:p>
+            <w:r>
+              <w:t>32</w:t>
+            </w:r>
+          </w:p>
+        </w:tc>
+        <w:tc>
+          <w:tcPr>
+            <w:tcW w:w="1127" w:type="dxa"/>
+          </w:tcPr>
+          <w:p>
+            <w:r>
+              <w:t>16</w:t>
+            </w:r>
+          </w:p>
+        </w:tc>
+        <w:tc>
+          <w:tcPr>
+            <w:tcW w:w="1127" w:type="dxa"/>
+          </w:tcPr>
+          <w:p>
+            <w:r>
+              <w:t>8</w:t>
+            </w:r>
+          </w:p>
+        </w:tc>
+        <w:tc>
+          <w:tcPr>
+            <w:tcW w:w="1127" w:type="dxa"/>
+          </w:tcPr>
+          <w:p>
+            <w:r>
+              <w:t>4</w:t>
+            </w:r>
+          </w:p>
+        </w:tc>
+        <w:tc>
+          <w:tcPr>
+            <w:tcW w:w="1127" w:type="dxa"/>
+          </w:tcPr>
+          <w:p>
+            <w:r>
+              <w:t>2</w:t>
+            </w:r>
+          </w:p>
+        </w:tc>
+        <w:tc>
+          <w:tcPr>
+            <w:tcW w:w="1127" w:type="dxa"/>
+          </w:tcPr>
+          <w:p>
+            <w:r>
+              <w:t>1</w:t>
+            </w:r>
+          </w:p>
+        </w:tc>
+      </w:tr>
+    </w:tbl>
+    <w:p/>
+    <w:p>
+      <w:pPr>
+        <w:pStyle w:val="ListParagraph"/>
+        <w:numPr>
+          <w:ilvl w:val="0"/>
+          <w:numId w:val="2"/>
+        </w:numPr>
+      </w:pPr>
+      <w:r>
+        <w:t>128</w:t>
+      </w:r>
+    </w:p>
+    <w:p>
+      <w:pPr>
+        <w:pStyle w:val="ListParagraph"/>
+        <w:numPr>
+          <w:ilvl w:val="0"/>
+          <w:numId w:val="2"/>
+        </w:numPr>
+      </w:pPr>
+      <w:r>
+        <w:t>192</w:t>
+      </w:r>
+    </w:p>
+    <w:p>
+      <w:pPr>
+        <w:pStyle w:val="ListParagraph"/>
+        <w:numPr>
+          <w:ilvl w:val="0"/>
+          <w:numId w:val="2"/>
+        </w:numPr>
+      </w:pPr>
+      <w:r>
+        <w:t>224</w:t>
+      </w:r>
+    </w:p>
+    <w:p>
+      <w:pPr>
+        <w:pStyle w:val="ListParagraph"/>
+        <w:numPr>
+          <w:ilvl w:val="0"/>
+          <w:numId w:val="2"/>
+        </w:numPr>
+      </w:pPr>
+      <w:r>
+        <w:t>240</w:t>
+      </w:r>
+    </w:p>
+    <w:p>
+      <w:pPr>
+        <w:pStyle w:val="ListParagraph"/>
+        <w:numPr>
+          <w:ilvl w:val="0"/>
+          <w:numId w:val="2"/>
+        </w:numPr>
+      </w:pPr>
+      <w:r>
+        <w:t>248</w:t>
+      </w:r>
+    </w:p>
+    <w:p>
+      <w:pPr>
+        <w:pStyle w:val="ListParagraph"/>
+        <w:numPr>
+          <w:ilvl w:val="0"/>
+          <w:numId w:val="2"/>
+        </w:numPr>
+      </w:pPr>
+      <w:r>
+        <w:t>252</w:t>
+      </w:r>
+    </w:p>
+    <w:p>
+      <w:pPr>
+        <w:pStyle w:val="ListParagraph"/>
+        <w:numPr>
+          <w:ilvl w:val="0"/>
+          <w:numId w:val="2"/>
+        </w:numPr>
+      </w:pPr>
+      <w:r>
+        <w:t>254</w:t>
+      </w:r>
+    </w:p>
+    <w:p>
+      <w:pPr>
+        <w:pStyle w:val="ListParagraph"/>
+        <w:numPr>
+          <w:ilvl w:val="0"/>
+          <w:numId w:val="2"/>
+        </w:numPr>
+      </w:pPr>
+      <w:r>
+        <w:t>255</w:t>
+      </w:r>
+    </w:p>
+    <w:p>
+      <w:r>
+        <w:t>Host = 2^H -2</w:t>
+      </w:r>
+    </w:p>
+    <w:p>
+      <w:r>
+        <w:tab/>
+        <w:t>= 2 ^ 7 -2 =&gt; 126</w:t>
+      </w:r>
+    </w:p>
+    <w:p>
+      <w:r>
+        <w:t xml:space="preserve">= Network </w:t>
+      </w:r>
+      <w:proofErr w:type="gramStart"/>
+      <w:r>
+        <w:t>bits  -</w:t>
+      </w:r>
+      <w:proofErr w:type="gramEnd"/>
+      <w:r>
+        <w:t xml:space="preserve"> No of host bits</w:t>
+      </w:r>
+    </w:p>
+    <w:p>
+      <w:r>
+        <w:t>= 32 – 7</w:t>
+      </w:r>
+    </w:p>
+    <w:p>
+      <w:r>
+        <w:t>= 25</w:t>
+      </w:r>
+      <w:r>
+        <w:t xml:space="preserve"> // -&gt; Slash value(network)</w:t>
+      </w:r>
+    </w:p>
+    <w:p>
+      <w:r>
+        <w:t>= 8.8.8.1</w:t>
+      </w:r>
+    </w:p>
+    <w:p>
+      <w:r>
+        <w:t>Subnet mask = 255.255.255.128</w:t>
+      </w:r>
+    </w:p>
+    <w:p/>
+    <w:p>
+      <w:r>
+        <w:lastRenderedPageBreak/>
+        <w:t xml:space="preserve">Inverse mask = Network range – subnet mask </w:t>
+      </w:r>
+    </w:p>
+    <w:p>
+      <w:r>
+        <w:tab/>
+        <w:t>= 255.255.255.255 – 255.255.255.128</w:t>
+      </w:r>
+    </w:p>
+    <w:p>
+      <w:r>
+        <w:tab/>
+        <w:t>= 0.0.0.127</w:t>
+      </w:r>
+    </w:p>
+    <w:p>
+      <w:r>
+        <w:t>Range = inverse mask + network id</w:t>
+      </w:r>
+    </w:p>
+    <w:p>
+      <w:r>
+        <w:tab/>
+        <w:t>0.0.0.127 + 172.168.0.0</w:t>
+      </w:r>
+    </w:p>
+    <w:p>
+      <w:r>
+        <w:t>Range = 172.168.0.127 (Broadcast address)</w:t>
+      </w:r>
+    </w:p>
+    <w:p>
+      <w:r>
+        <w:t xml:space="preserve">Usable </w:t>
+      </w:r>
+      <w:proofErr w:type="spellStart"/>
+      <w:r>
+        <w:t>ip</w:t>
+      </w:r>
+      <w:proofErr w:type="spellEnd"/>
+      <w:r>
+        <w:t xml:space="preserve"> address =&gt; 172.168.0.1 to 172.168.0.126</w:t>
+      </w:r>
+    </w:p>
+    <w:p/>
+    <w:p>
+      <w:r>
+        <w:t xml:space="preserve">192.168.1.0 </w:t>
+      </w:r>
+    </w:p>
+    <w:p>
+      <w:r>
+        <w:tab/>
+        <w:t>1.Host 50</w:t>
+      </w:r>
+    </w:p>
+    <w:p>
+      <w:r>
+        <w:tab/>
+        <w:t>2. Host 500</w:t>
+      </w:r>
+    </w:p>
+    <w:p>
+      <w:r>
+        <w:tab/>
+        <w:t>3.Host 100</w:t>
+      </w:r>
+    </w:p>
+    <w:p>
+      <w:r>
+        <w:t xml:space="preserve">10.0.0.0 </w:t>
+      </w:r>
+    </w:p>
+    <w:p>
+      <w:r>
+        <w:tab/>
+        <w:t>1. Host 70,</w:t>
+      </w:r>
+    </w:p>
+    <w:p>
+      <w:r>
+        <w:tab/>
+        <w:t>2.Host 250,</w:t>
+      </w:r>
+    </w:p>
+    <w:p>
+      <w:r>
+        <w:tab/>
+        <w:t>3.Host 20</w:t>
+      </w:r>
+    </w:p>
+    <w:p>
+      <w:r>
+        <w:t xml:space="preserve">172.16.0.0 </w:t>
+      </w:r>
+    </w:p>
+    <w:p>
+      <w:r>
+        <w:tab/>
+        <w:t>1.Host 120</w:t>
+      </w:r>
+    </w:p>
+    <w:p>
+      <w:r>
+        <w:tab/>
+        <w:t>2. Host 1000</w:t>
+      </w:r>
+    </w:p>
+    <w:p>
+      <w:r>
+        <w:tab/>
+        <w:t>3.Host 60</w:t>
+      </w:r>
+    </w:p>
+    <w:p/>
+    <w:p>
+      <w:proofErr w:type="gramStart"/>
+      <w:r>
+        <w:t>CIDR  -</w:t>
+      </w:r>
+      <w:proofErr w:type="gramEnd"/>
+      <w:r>
+        <w:t>&gt; Classless Inter-Domain Routing</w:t>
+      </w:r>
+    </w:p>
+    <w:p/>
+    <w:p>
+      <w:proofErr w:type="gramStart"/>
+      <w:r>
+        <w:t>192.168.0.0  /</w:t>
+      </w:r>
+      <w:proofErr w:type="gramEnd"/>
+      <w:r>
+        <w:t xml:space="preserve"> 16</w:t>
+      </w:r>
+    </w:p>
+    <w:p>
+      <w:r>
+        <w:t>10.0.0.0/8</w:t>
+      </w:r>
+    </w:p>
+    <w:p>
+      <w:r>
+        <w:t>10.0.0.0/16</w:t>
+      </w:r>
+    </w:p>
+    <w:p>
+      <w:r>
+        <w:t>17.16.1.0/25</w:t>
+      </w:r>
+    </w:p>
+    <w:p/>
+    <w:p/>
+    <w:p/>
+    <w:p/>
+    <w:p>
+      <w:r>
+        <w:lastRenderedPageBreak/>
+        <w:t xml:space="preserve">10.0.0.0 / </w:t>
+      </w:r>
+      <w:r>
+        <w:t>8</w:t>
+      </w:r>
+      <w:r>
+        <w:tab/>
+      </w:r>
+      <w:r>
+        <w:tab/>
+        <w:t>Required subnet 4</w:t>
+      </w:r>
+    </w:p>
+    <w:p/>
+    <w:p>
+      <w:r>
+        <w:t>1.Seperate the host bits and write properly</w:t>
+      </w:r>
+    </w:p>
+    <w:p>
+      <w:r>
+        <w:t>2.write a host bit place value left to right</w:t>
+      </w:r>
+    </w:p>
+    <w:p>
+      <w:r>
+        <w:t>3.Based on the requirement move a line</w:t>
+      </w:r>
+    </w:p>
+    <w:tbl>
+      <w:tblPr>
+        <w:tblStyle w:val="TableGrid"/>
+        <w:tblpPr w:leftFromText="180" w:rightFromText="180" w:vertAnchor="text" w:horzAnchor="page" w:tblpX="2034" w:tblpY="52"/>
+        <w:tblW w:w="0" w:type="auto"/>
+        <w:tblLook w:val="04A0" w:firstRow="1" w:lastRow="0" w:firstColumn="1" w:lastColumn="0" w:noHBand="0" w:noVBand="1"/>
+      </w:tblPr>
+      <w:tblGrid>
+        <w:gridCol w:w="552"/>
+        <w:gridCol w:w="440"/>
+        <w:gridCol w:w="440"/>
+        <w:gridCol w:w="440"/>
+        <w:gridCol w:w="328"/>
+        <w:gridCol w:w="328"/>
+        <w:gridCol w:w="328"/>
+        <w:gridCol w:w="328"/>
+      </w:tblGrid>
+      <w:tr>
+        <w:tc>
+          <w:tcPr>
+            <w:tcW w:w="552" w:type="dxa"/>
+          </w:tcPr>
+          <w:p>
+            <w:r>
+              <w:t>128</w:t>
+            </w:r>
+          </w:p>
+        </w:tc>
+        <w:tc>
+          <w:tcPr>
+            <w:tcW w:w="440" w:type="dxa"/>
+          </w:tcPr>
+          <w:p>
+            <w:r>
+              <w:t>64</w:t>
+            </w:r>
+          </w:p>
+        </w:tc>
+        <w:tc>
+          <w:tcPr>
+            <w:tcW w:w="440" w:type="dxa"/>
+          </w:tcPr>
+          <w:p>
+            <w:r>
+              <w:t>32</w:t>
+            </w:r>
+          </w:p>
+        </w:tc>
+        <w:tc>
+          <w:tcPr>
+            <w:tcW w:w="440" w:type="dxa"/>
+          </w:tcPr>
+          <w:p>
+            <w:r>
+              <w:t>16</w:t>
+            </w:r>
+          </w:p>
+        </w:tc>
+        <w:tc>
+          <w:tcPr>
+            <w:tcW w:w="328" w:type="dxa"/>
+          </w:tcPr>
+          <w:p>
+            <w:r>
+              <w:t>8</w:t>
+            </w:r>
+          </w:p>
+        </w:tc>
+        <w:tc>
+          <w:tcPr>
+            <w:tcW w:w="328" w:type="dxa"/>
+          </w:tcPr>
+          <w:p>
+            <w:r>
+              <w:t>4</w:t>
+            </w:r>
+          </w:p>
+        </w:tc>
+        <w:tc>
+          <w:tcPr>
+            <w:tcW w:w="328" w:type="dxa"/>
+          </w:tcPr>
+          <w:p>
+            <w:r>
+              <w:t>2</w:t>
+            </w:r>
+          </w:p>
+        </w:tc>
+        <w:tc>
+          <w:tcPr>
+            <w:tcW w:w="328" w:type="dxa"/>
+          </w:tcPr>
+          <w:p>
+            <w:r>
+              <w:t>1</w:t>
+            </w:r>
+          </w:p>
+        </w:tc>
+      </w:tr>
+    </w:tbl>
+    <w:tbl>
+      <w:tblPr>
+        <w:tblStyle w:val="TableGrid"/>
+        <w:tblpPr w:leftFromText="180" w:rightFromText="180" w:vertAnchor="text" w:horzAnchor="page" w:tblpX="5342" w:tblpY="58"/>
+        <w:tblW w:w="0" w:type="auto"/>
+        <w:tblLook w:val="04A0" w:firstRow="1" w:lastRow="0" w:firstColumn="1" w:lastColumn="0" w:noHBand="0" w:noVBand="1"/>
+      </w:tblPr>
+      <w:tblGrid>
+        <w:gridCol w:w="552"/>
+        <w:gridCol w:w="440"/>
+        <w:gridCol w:w="440"/>
+        <w:gridCol w:w="440"/>
+        <w:gridCol w:w="328"/>
+        <w:gridCol w:w="328"/>
+        <w:gridCol w:w="328"/>
+        <w:gridCol w:w="328"/>
+      </w:tblGrid>
+      <w:tr>
+        <w:tc>
+          <w:tcPr>
+            <w:tcW w:w="552" w:type="dxa"/>
+          </w:tcPr>
+          <w:p>
+            <w:r>
+              <w:t>128</w:t>
+            </w:r>
+          </w:p>
+        </w:tc>
+        <w:tc>
+          <w:tcPr>
+            <w:tcW w:w="440" w:type="dxa"/>
+          </w:tcPr>
+          <w:p>
+            <w:r>
+              <w:t>64</w:t>
+            </w:r>
+          </w:p>
+        </w:tc>
+        <w:tc>
+          <w:tcPr>
+            <w:tcW w:w="440" w:type="dxa"/>
+          </w:tcPr>
+          <w:p>
+            <w:r>
+              <w:t>32</w:t>
+            </w:r>
+          </w:p>
+        </w:tc>
+        <w:tc>
+          <w:tcPr>
+            <w:tcW w:w="440" w:type="dxa"/>
+          </w:tcPr>
+          <w:p>
+            <w:r>
+              <w:t>16</w:t>
+            </w:r>
+          </w:p>
+        </w:tc>
+        <w:tc>
+          <w:tcPr>
+            <w:tcW w:w="328" w:type="dxa"/>
+          </w:tcPr>
+          <w:p>
+            <w:r>
+              <w:t>8</w:t>
+            </w:r>
+          </w:p>
+        </w:tc>
+        <w:tc>
+          <w:tcPr>
+            <w:tcW w:w="328" w:type="dxa"/>
+          </w:tcPr>
+          <w:p>
+            <w:r>
+              <w:t>4</w:t>
+            </w:r>
+          </w:p>
+        </w:tc>
+        <w:tc>
+          <w:tcPr>
+            <w:tcW w:w="328" w:type="dxa"/>
+          </w:tcPr>
+          <w:p>
+            <w:r>
+              <w:t>2</w:t>
+            </w:r>
+          </w:p>
+        </w:tc>
+        <w:tc>
+          <w:tcPr>
+            <w:tcW w:w="328" w:type="dxa"/>
+          </w:tcPr>
+          <w:p>
+            <w:r>
+              <w:t>1</w:t>
+            </w:r>
+          </w:p>
+        </w:tc>
+      </w:tr>
+    </w:tbl>
+    <w:tbl>
+      <w:tblPr>
+        <w:tblStyle w:val="TableGrid"/>
+        <w:tblpPr w:leftFromText="180" w:rightFromText="180" w:vertAnchor="text" w:horzAnchor="page" w:tblpX="8648" w:tblpY="72"/>
+        <w:tblW w:w="0" w:type="auto"/>
+        <w:tblLook w:val="04A0" w:firstRow="1" w:lastRow="0" w:firstColumn="1" w:lastColumn="0" w:noHBand="0" w:noVBand="1"/>
+      </w:tblPr>
+      <w:tblGrid>
+        <w:gridCol w:w="552"/>
+        <w:gridCol w:w="440"/>
+        <w:gridCol w:w="440"/>
+        <w:gridCol w:w="440"/>
+        <w:gridCol w:w="328"/>
+        <w:gridCol w:w="328"/>
+        <w:gridCol w:w="328"/>
+        <w:gridCol w:w="328"/>
+      </w:tblGrid>
+      <w:tr>
+        <w:tc>
+          <w:tcPr>
+            <w:tcW w:w="552" w:type="dxa"/>
+          </w:tcPr>
+          <w:p>
+            <w:r>
+              <w:t>128</w:t>
+            </w:r>
+          </w:p>
+        </w:tc>
+        <w:tc>
+          <w:tcPr>
+            <w:tcW w:w="440" w:type="dxa"/>
+          </w:tcPr>
+          <w:p>
+            <w:r>
+              <w:t>64</w:t>
+            </w:r>
+          </w:p>
+        </w:tc>
+        <w:tc>
+          <w:tcPr>
+            <w:tcW w:w="440" w:type="dxa"/>
+          </w:tcPr>
+          <w:p>
+            <w:r>
+              <w:t>32</w:t>
+            </w:r>
+          </w:p>
+        </w:tc>
+        <w:tc>
+          <w:tcPr>
+            <w:tcW w:w="440" w:type="dxa"/>
+          </w:tcPr>
+          <w:p>
+            <w:r>
+              <w:t>16</w:t>
+            </w:r>
+          </w:p>
+        </w:tc>
+        <w:tc>
+          <w:tcPr>
+            <w:tcW w:w="328" w:type="dxa"/>
+          </w:tcPr>
+          <w:p>
+            <w:r>
+              <w:t>8</w:t>
+            </w:r>
+          </w:p>
+        </w:tc>
+        <w:tc>
+          <w:tcPr>
+            <w:tcW w:w="328" w:type="dxa"/>
+          </w:tcPr>
+          <w:p>
+            <w:r>
+              <w:t>4</w:t>
+            </w:r>
+          </w:p>
+        </w:tc>
+        <w:tc>
+          <w:tcPr>
+            <w:tcW w:w="328" w:type="dxa"/>
+          </w:tcPr>
+          <w:p>
+            <w:r>
+              <w:t>2</w:t>
+            </w:r>
+          </w:p>
+        </w:tc>
+        <w:tc>
+          <w:tcPr>
+            <w:tcW w:w="328" w:type="dxa"/>
+          </w:tcPr>
+          <w:p>
+            <w:r>
+              <w:t>1</w:t>
+            </w:r>
+          </w:p>
+        </w:tc>
+      </w:tr>
+    </w:tbl>
+    <w:p>
+      <w:r>
+        <w:t>10.</w:t>
+      </w:r>
+    </w:p>
+    <w:p/>
+    <w:p>
+      <w:r>
+        <w:drawing>
+          <wp:inline distT="0" distB="0" distL="0" distR="0" wp14:anchorId="11A6E165" wp14:editId="058F84FC">
+            <wp:extent cx="5731510" cy="1618615"/>
+            <wp:effectExtent l="0" t="0" r="2540" b="635"/>
+            <wp:docPr id="653398419" name="Picture 1"/>
+            <wp:cNvGraphicFramePr>
+              <a:graphicFrameLocks xmlns:a="http://schemas.openxmlformats.org/drawingml/2006/main" noChangeAspect="1"/>
+            </wp:cNvGraphicFramePr>
+            <a:graphic xmlns:a="http://schemas.openxmlformats.org/drawingml/2006/main">
+              <a:graphicData uri="http://schemas.openxmlformats.org/drawingml/2006/picture">
+                <pic:pic xmlns:pic="http://schemas.openxmlformats.org/drawingml/2006/picture">
+                  <pic:nvPicPr>
+                    <pic:cNvPr id="653398419" name=""/>
+                    <pic:cNvPicPr/>
+                  </pic:nvPicPr>
+                  <pic:blipFill>
+                    <a:blip r:embed="rId6"/>
+                    <a:stretch>
+                      <a:fillRect/>
+                    </a:stretch>
+                  </pic:blipFill>
+                  <pic:spPr>
+                    <a:xfrm>
+                      <a:off x="0" y="0"/>
+                      <a:ext cx="5731510" cy="1618615"/>
+                    </a:xfrm>
+                    <a:prstGeom prst="rect">
+                      <a:avLst/>
+                    </a:prstGeom>
+                  </pic:spPr>
+                </pic:pic>
+              </a:graphicData>
+            </a:graphic>
+          </wp:inline>
+        </w:drawing>
+      </w:r>
+    </w:p>
+    <w:p/>
+    <w:p/>
+    <w:p>
+      <w:r>
+        <w:t>10.0.0.0 / 10</w:t>
+      </w:r>
+    </w:p>
+    <w:p>
+      <w:r>
+        <w:t>10.64.0.0 /10</w:t>
+      </w:r>
+    </w:p>
+    <w:p>
+      <w:r>
+        <w:t>10.128.0.0./10</w:t>
+      </w:r>
+    </w:p>
+    <w:p>
+      <w:r>
+        <w:t>10.192.0.0/10</w:t>
+      </w:r>
+    </w:p>
+    <w:p/>
+    <w:p>
+      <w:r>
+        <w:t xml:space="preserve">20.0.0.0 / 8    </w:t>
+      </w:r>
+      <w:proofErr w:type="spellStart"/>
+      <w:r>
+        <w:t>Req</w:t>
+      </w:r>
+      <w:proofErr w:type="spellEnd"/>
+      <w:r>
+        <w:t xml:space="preserve"> subnet 8 </w:t>
+      </w:r>
+    </w:p>
+    <w:tbl>
+      <w:tblPr>
+        <w:tblStyle w:val="TableGrid"/>
+        <w:tblpPr w:leftFromText="180" w:rightFromText="180" w:vertAnchor="text" w:horzAnchor="page" w:tblpX="2014" w:tblpY="349"/>
+        <w:tblW w:w="0" w:type="auto"/>
+        <w:tblLook w:val="04A0" w:firstRow="1" w:lastRow="0" w:firstColumn="1" w:lastColumn="0" w:noHBand="0" w:noVBand="1"/>
+      </w:tblPr>
+      <w:tblGrid>
+        <w:gridCol w:w="552"/>
+        <w:gridCol w:w="440"/>
+        <w:gridCol w:w="440"/>
+        <w:gridCol w:w="440"/>
+        <w:gridCol w:w="328"/>
+        <w:gridCol w:w="328"/>
+        <w:gridCol w:w="328"/>
+        <w:gridCol w:w="328"/>
+      </w:tblGrid>
+      <w:tr>
+        <w:tc>
+          <w:tcPr>
+            <w:tcW w:w="552" w:type="dxa"/>
+            <w:tcBorders>
+              <w:top w:val="single" w:sz="4" w:space="0" w:color="auto"/>
+              <w:left w:val="single" w:sz="4" w:space="0" w:color="auto"/>
+              <w:bottom w:val="single" w:sz="4" w:space="0" w:color="auto"/>
+              <w:right w:val="single" w:sz="4" w:space="0" w:color="auto"/>
+            </w:tcBorders>
+            <w:hideMark/>
+          </w:tcPr>
+          <w:p>
+            <w:pPr>
+              <w:spacing w:after="160" w:line="259" w:lineRule="auto"/>
+            </w:pPr>
+            <w:r>
+              <w:t>128</w:t>
+            </w:r>
+          </w:p>
+        </w:tc>
+        <w:tc>
+          <w:tcPr>
+            <w:tcW w:w="440" w:type="dxa"/>
+            <w:tcBorders>
+              <w:top w:val="single" w:sz="4" w:space="0" w:color="auto"/>
+              <w:left w:val="single" w:sz="4" w:space="0" w:color="auto"/>
+              <w:bottom w:val="single" w:sz="4" w:space="0" w:color="auto"/>
+              <w:right w:val="single" w:sz="4" w:space="0" w:color="auto"/>
+            </w:tcBorders>
+            <w:hideMark/>
+          </w:tcPr>
+          <w:p>
+            <w:pPr>
+              <w:spacing w:after="160" w:line="259" w:lineRule="auto"/>
+            </w:pPr>
+            <w:r>
+              <w:t>64</w:t>
+            </w:r>
+          </w:p>
+        </w:tc>
+        <w:tc>
+          <w:tcPr>
+            <w:tcW w:w="440" w:type="dxa"/>
+            <w:tcBorders>
+              <w:top w:val="single" w:sz="4" w:space="0" w:color="auto"/>
+              <w:left w:val="single" w:sz="4" w:space="0" w:color="auto"/>
+              <w:bottom w:val="single" w:sz="4" w:space="0" w:color="auto"/>
+              <w:right w:val="single" w:sz="4" w:space="0" w:color="auto"/>
+            </w:tcBorders>
+            <w:hideMark/>
+          </w:tcPr>
+          <w:p>
+            <w:pPr>
+              <w:spacing w:after="160" w:line="259" w:lineRule="auto"/>
+            </w:pPr>
+            <w:r>
+              <w:t>32</w:t>
+            </w:r>
+          </w:p>
+        </w:tc>
+        <w:tc>
+          <w:tcPr>
+            <w:tcW w:w="440" w:type="dxa"/>
+            <w:tcBorders>
+              <w:top w:val="single" w:sz="4" w:space="0" w:color="auto"/>
+              <w:left w:val="single" w:sz="4" w:space="0" w:color="auto"/>
+              <w:bottom w:val="single" w:sz="4" w:space="0" w:color="auto"/>
+              <w:right w:val="single" w:sz="4" w:space="0" w:color="auto"/>
+            </w:tcBorders>
+            <w:hideMark/>
+          </w:tcPr>
+          <w:p>
+            <w:pPr>
+              <w:spacing w:after="160" w:line="259" w:lineRule="auto"/>
+            </w:pPr>
+            <w:r>
+              <w:t>16</w:t>
+            </w:r>
+          </w:p>
+        </w:tc>
+        <w:tc>
+          <w:tcPr>
+            <w:tcW w:w="328" w:type="dxa"/>
+            <w:tcBorders>
+              <w:top w:val="single" w:sz="4" w:space="0" w:color="auto"/>
+              <w:left w:val="single" w:sz="4" w:space="0" w:color="auto"/>
+              <w:bottom w:val="single" w:sz="4" w:space="0" w:color="auto"/>
+              <w:right w:val="single" w:sz="4" w:space="0" w:color="auto"/>
+            </w:tcBorders>
+            <w:hideMark/>
+          </w:tcPr>
+          <w:p>
+            <w:pPr>
+              <w:spacing w:after="160" w:line="259" w:lineRule="auto"/>
+            </w:pPr>
+            <w:r>
+              <w:t>8</w:t>
+            </w:r>
+          </w:p>
+        </w:tc>
+        <w:tc>
+          <w:tcPr>
+            <w:tcW w:w="328" w:type="dxa"/>
+            <w:tcBorders>
+              <w:top w:val="single" w:sz="4" w:space="0" w:color="auto"/>
+              <w:left w:val="single" w:sz="4" w:space="0" w:color="auto"/>
+              <w:bottom w:val="single" w:sz="4" w:space="0" w:color="auto"/>
+              <w:right w:val="single" w:sz="4" w:space="0" w:color="auto"/>
+            </w:tcBorders>
+            <w:hideMark/>
+          </w:tcPr>
+          <w:p>
+            <w:pPr>
+              <w:spacing w:after="160" w:line="259" w:lineRule="auto"/>
+            </w:pPr>
+            <w:r>
+              <w:t>4</w:t>
+            </w:r>
+          </w:p>
+        </w:tc>
+        <w:tc>
+          <w:tcPr>
+            <w:tcW w:w="328" w:type="dxa"/>
+            <w:tcBorders>
+              <w:top w:val="single" w:sz="4" w:space="0" w:color="auto"/>
+              <w:left w:val="single" w:sz="4" w:space="0" w:color="auto"/>
+              <w:bottom w:val="single" w:sz="4" w:space="0" w:color="auto"/>
+              <w:right w:val="single" w:sz="4" w:space="0" w:color="auto"/>
+            </w:tcBorders>
+            <w:hideMark/>
+          </w:tcPr>
+          <w:p>
+            <w:pPr>
+              <w:spacing w:after="160" w:line="259" w:lineRule="auto"/>
+            </w:pPr>
+            <w:r>
+              <w:t>2</w:t>
+            </w:r>
+          </w:p>
+        </w:tc>
+        <w:tc>
+          <w:tcPr>
+            <w:tcW w:w="328" w:type="dxa"/>
+            <w:tcBorders>
+              <w:top w:val="single" w:sz="4" w:space="0" w:color="auto"/>
+              <w:left w:val="single" w:sz="4" w:space="0" w:color="auto"/>
+              <w:bottom w:val="single" w:sz="4" w:space="0" w:color="auto"/>
+              <w:right w:val="single" w:sz="4" w:space="0" w:color="auto"/>
+            </w:tcBorders>
+            <w:hideMark/>
+          </w:tcPr>
+          <w:p>
+            <w:pPr>
+              <w:spacing w:after="160" w:line="259" w:lineRule="auto"/>
+            </w:pPr>
+            <w:r>
+              <w:t>1</w:t>
+            </w:r>
+          </w:p>
+        </w:tc>
+      </w:tr>
+    </w:tbl>
+    <w:p/>
+    <w:p>
+      <w:r>
+        <w:t>20.</w:t>
+      </w:r>
+    </w:p>
+    <w:p/>
+    <w:p>
+      <w:r>
+        <w:t>2^0 =&gt; 1</w:t>
+      </w:r>
+    </w:p>
+    <w:p>
+      <w:r>
+        <w:t>2^1 =&gt; 2</w:t>
+      </w:r>
+    </w:p>
+    <w:p>
+      <w:r>
+        <w:t>2^2 =&gt; 4</w:t>
+      </w:r>
+    </w:p>
+    <w:p>
+      <w:r>
+        <w:t>Subnet value – 0-7</w:t>
+      </w:r>
+    </w:p>
+    <w:p>
+      <w:r>
+        <w:t>20.0.0.0 / 11</w:t>
+      </w:r>
+    </w:p>
+    <w:p>
+      <w:r>
+        <w:t>20.32.0.0/11</w:t>
+      </w:r>
+    </w:p>
+    <w:p>
+      <w:r>
+        <w:t>20.64.0.0/22</w:t>
+      </w:r>
+    </w:p>
+    <w:p>
+      <w:r>
+        <w:lastRenderedPageBreak/>
+        <w:t>20.96.0.0/11</w:t>
+      </w:r>
+    </w:p>
+    <w:p>
+      <w:r>
+        <w:t>20.128.0.0/11</w:t>
+      </w:r>
+    </w:p>
+    <w:p>
+      <w:r>
+        <w:t>20.160.0.0/11</w:t>
+      </w:r>
+    </w:p>
+    <w:p>
+      <w:r>
+        <w:t>20.192.0.0/11</w:t>
+      </w:r>
+    </w:p>
+    <w:p>
+      <w:r>
+        <w:t>20.224.0.0/11</w:t>
+      </w:r>
+    </w:p>
+    <w:p/>
+    <w:p/>
+    <w:p>
+      <w:r>
+        <w:t xml:space="preserve">20.0.0.0 / 8             </w:t>
+      </w:r>
+      <w:proofErr w:type="spellStart"/>
+      <w:r>
+        <w:t>Req</w:t>
+      </w:r>
+      <w:proofErr w:type="spellEnd"/>
+      <w:r>
+        <w:t xml:space="preserve"> subnet =&gt; 64</w:t>
+      </w:r>
+    </w:p>
+    <w:p/>
+    <w:p/>
+    <w:p>
+      <w:r>
+        <w:t>20.0.0.0 / 14</w:t>
+      </w:r>
+    </w:p>
+    <w:p>
+      <w:r>
+        <w:t>20.4.0.0 /14</w:t>
+      </w:r>
+    </w:p>
+    <w:p>
+      <w:r>
+        <w:t>20.8.0.0/24</w:t>
+      </w:r>
+    </w:p>
     <w:p/>
     <w:p/>
     <w:p/>
@@ -1088,8 +3172,100 @@
       </w:rPr>
     </w:lvl>
   </w:abstractNum>
+  <w:abstractNum w:abstractNumId="1" w15:restartNumberingAfterBreak="0">
+    <w:nsid w:val="3A953886"/>
+    <w:multiLevelType w:val="hybridMultilevel"/>
+    <w:tmpl w:val="2F5E8A2C"/>
+    <w:lvl w:ilvl="0" w:tplc="5C3CF3C4">
+      <w:start w:val="1"/>
+      <w:numFmt w:val="decimal"/>
+      <w:lvlText w:val="%1-"/>
+      <w:lvlJc w:val="left"/>
+      <w:pPr>
+        <w:ind w:left="1211" w:hanging="360"/>
+      </w:pPr>
+      <w:rPr>
+        <w:rFonts w:hint="default"/>
+      </w:rPr>
+    </w:lvl>
+    <w:lvl w:ilvl="1" w:tplc="40090019" w:tentative="1">
+      <w:start w:val="1"/>
+      <w:numFmt w:val="lowerLetter"/>
+      <w:lvlText w:val="%2."/>
+      <w:lvlJc w:val="left"/>
+      <w:pPr>
+        <w:ind w:left="1931" w:hanging="360"/>
+      </w:pPr>
+    </w:lvl>
+    <w:lvl w:ilvl="2" w:tplc="4009001B" w:tentative="1">
+      <w:start w:val="1"/>
+      <w:numFmt w:val="lowerRoman"/>
+      <w:lvlText w:val="%3."/>
+      <w:lvlJc w:val="right"/>
+      <w:pPr>
+        <w:ind w:left="2651" w:hanging="180"/>
+      </w:pPr>
+    </w:lvl>
+    <w:lvl w:ilvl="3" w:tplc="4009000F" w:tentative="1">
+      <w:start w:val="1"/>
+      <w:numFmt w:val="decimal"/>
+      <w:lvlText w:val="%4."/>
+      <w:lvlJc w:val="left"/>
+      <w:pPr>
+        <w:ind w:left="3371" w:hanging="360"/>
+      </w:pPr>
+    </w:lvl>
+    <w:lvl w:ilvl="4" w:tplc="40090019" w:tentative="1">
+      <w:start w:val="1"/>
+      <w:numFmt w:val="lowerLetter"/>
+      <w:lvlText w:val="%5."/>
+      <w:lvlJc w:val="left"/>
+      <w:pPr>
+        <w:ind w:left="4091" w:hanging="360"/>
+      </w:pPr>
+    </w:lvl>
+    <w:lvl w:ilvl="5" w:tplc="4009001B" w:tentative="1">
+      <w:start w:val="1"/>
+      <w:numFmt w:val="lowerRoman"/>
+      <w:lvlText w:val="%6."/>
+      <w:lvlJc w:val="right"/>
+      <w:pPr>
+        <w:ind w:left="4811" w:hanging="180"/>
+      </w:pPr>
+    </w:lvl>
+    <w:lvl w:ilvl="6" w:tplc="4009000F" w:tentative="1">
+      <w:start w:val="1"/>
+      <w:numFmt w:val="decimal"/>
+      <w:lvlText w:val="%7."/>
+      <w:lvlJc w:val="left"/>
+      <w:pPr>
+        <w:ind w:left="5531" w:hanging="360"/>
+      </w:pPr>
+    </w:lvl>
+    <w:lvl w:ilvl="7" w:tplc="40090019" w:tentative="1">
+      <w:start w:val="1"/>
+      <w:numFmt w:val="lowerLetter"/>
+      <w:lvlText w:val="%8."/>
+      <w:lvlJc w:val="left"/>
+      <w:pPr>
+        <w:ind w:left="6251" w:hanging="360"/>
+      </w:pPr>
+    </w:lvl>
+    <w:lvl w:ilvl="8" w:tplc="4009001B" w:tentative="1">
+      <w:start w:val="1"/>
+      <w:numFmt w:val="lowerRoman"/>
+      <w:lvlText w:val="%9."/>
+      <w:lvlJc w:val="right"/>
+      <w:pPr>
+        <w:ind w:left="6971" w:hanging="180"/>
+      </w:pPr>
+    </w:lvl>
+  </w:abstractNum>
   <w:num w:numId="1" w16cid:durableId="898906895">
     <w:abstractNumId w:val="0"/>
+  </w:num>
+  <w:num w:numId="2" w16cid:durableId="918246820">
+    <w:abstractNumId w:val="1"/>
   </w:num>
 </w:numbering>
 </file>
@@ -1494,6 +3670,7 @@
   <w:style w:type="paragraph" w:default="1" w:styleId="Normal">
     <w:name w:val="Normal"/>
     <w:qFormat/>
+    <w:rsid w:val="003C703B"/>
   </w:style>
   <w:style w:type="paragraph" w:styleId="Heading1">
     <w:name w:val="heading 1"/>
@@ -1697,7 +3874,6 @@
   <w:style w:type="character" w:default="1" w:styleId="DefaultParagraphFont">
     <w:name w:val="Default Paragraph Font"/>
     <w:uiPriority w:val="1"/>
-    <w:semiHidden/>
     <w:unhideWhenUsed/>
   </w:style>
   <w:style w:type="table" w:default="1" w:styleId="TableNormal">

--- a/samruth_n+/Network categories.docx
+++ b/samruth_n+/Network categories.docx
@@ -2681,6 +2681,9 @@
     <w:p/>
     <w:p>
       <w:r>
+        <w:rPr>
+          <w:noProof/>
+        </w:rPr>
         <w:drawing>
           <wp:inline distT="0" distB="0" distL="0" distR="0" wp14:anchorId="11A6E165" wp14:editId="058F84FC">
             <wp:extent cx="5731510" cy="1618615"/>
@@ -3037,12 +3040,721 @@
     <w:p/>
     <w:p/>
     <w:p/>
-    <w:p/>
+    <w:p>
+      <w:r>
+        <w:t xml:space="preserve">192.168.1.0 /24               </w:t>
+      </w:r>
+      <w:proofErr w:type="spellStart"/>
+      <w:r>
+        <w:t>Req</w:t>
+      </w:r>
+      <w:proofErr w:type="spellEnd"/>
+      <w:r>
+        <w:t xml:space="preserve"> subnet 4 </w:t>
+      </w:r>
+    </w:p>
+    <w:p/>
+    <w:p/>
+    <w:p/>
+    <w:p>
+      <w:r>
+        <w:t xml:space="preserve">172.45.0.0 / 16                </w:t>
+      </w:r>
+      <w:proofErr w:type="spellStart"/>
+      <w:r>
+        <w:t>Req</w:t>
+      </w:r>
+      <w:proofErr w:type="spellEnd"/>
+      <w:r>
+        <w:t xml:space="preserve"> subnet 16</w:t>
+      </w:r>
+    </w:p>
+    <w:p/>
+    <w:tbl>
+      <w:tblPr>
+        <w:tblStyle w:val="TableGrid"/>
+        <w:tblpPr w:leftFromText="180" w:rightFromText="180" w:vertAnchor="text" w:horzAnchor="page" w:tblpX="2303" w:tblpY="-11"/>
+        <w:tblW w:w="0" w:type="auto"/>
+        <w:tblLook w:val="04A0" w:firstRow="1" w:lastRow="0" w:firstColumn="1" w:lastColumn="0" w:noHBand="0" w:noVBand="1"/>
+      </w:tblPr>
+      <w:tblGrid>
+        <w:gridCol w:w="552"/>
+        <w:gridCol w:w="440"/>
+        <w:gridCol w:w="440"/>
+        <w:gridCol w:w="440"/>
+        <w:gridCol w:w="328"/>
+        <w:gridCol w:w="328"/>
+        <w:gridCol w:w="328"/>
+        <w:gridCol w:w="328"/>
+      </w:tblGrid>
+      <w:tr>
+        <w:tc>
+          <w:tcPr>
+            <w:tcW w:w="552" w:type="dxa"/>
+          </w:tcPr>
+          <w:p>
+            <w:r>
+              <w:t>128</w:t>
+            </w:r>
+          </w:p>
+        </w:tc>
+        <w:tc>
+          <w:tcPr>
+            <w:tcW w:w="440" w:type="dxa"/>
+          </w:tcPr>
+          <w:p>
+            <w:r>
+              <w:t>64</w:t>
+            </w:r>
+          </w:p>
+        </w:tc>
+        <w:tc>
+          <w:tcPr>
+            <w:tcW w:w="440" w:type="dxa"/>
+          </w:tcPr>
+          <w:p>
+            <w:r>
+              <w:t>32</w:t>
+            </w:r>
+          </w:p>
+        </w:tc>
+        <w:tc>
+          <w:tcPr>
+            <w:tcW w:w="440" w:type="dxa"/>
+          </w:tcPr>
+          <w:p>
+            <w:r>
+              <w:t>16</w:t>
+            </w:r>
+          </w:p>
+        </w:tc>
+        <w:tc>
+          <w:tcPr>
+            <w:tcW w:w="328" w:type="dxa"/>
+          </w:tcPr>
+          <w:p>
+            <w:r>
+              <w:t>8</w:t>
+            </w:r>
+          </w:p>
+        </w:tc>
+        <w:tc>
+          <w:tcPr>
+            <w:tcW w:w="328" w:type="dxa"/>
+          </w:tcPr>
+          <w:p>
+            <w:r>
+              <w:t>4</w:t>
+            </w:r>
+          </w:p>
+        </w:tc>
+        <w:tc>
+          <w:tcPr>
+            <w:tcW w:w="328" w:type="dxa"/>
+          </w:tcPr>
+          <w:p>
+            <w:r>
+              <w:t>2</w:t>
+            </w:r>
+          </w:p>
+        </w:tc>
+        <w:tc>
+          <w:tcPr>
+            <w:tcW w:w="328" w:type="dxa"/>
+          </w:tcPr>
+          <w:p>
+            <w:r>
+              <w:t>1</w:t>
+            </w:r>
+          </w:p>
+        </w:tc>
+      </w:tr>
+    </w:tbl>
+    <w:tbl>
+      <w:tblPr>
+        <w:tblStyle w:val="TableGrid"/>
+        <w:tblpPr w:leftFromText="180" w:rightFromText="180" w:vertAnchor="text" w:horzAnchor="page" w:tblpX="5881" w:tblpY="-10"/>
+        <w:tblW w:w="0" w:type="auto"/>
+        <w:tblLook w:val="04A0" w:firstRow="1" w:lastRow="0" w:firstColumn="1" w:lastColumn="0" w:noHBand="0" w:noVBand="1"/>
+      </w:tblPr>
+      <w:tblGrid>
+        <w:gridCol w:w="552"/>
+        <w:gridCol w:w="440"/>
+        <w:gridCol w:w="440"/>
+        <w:gridCol w:w="440"/>
+        <w:gridCol w:w="328"/>
+        <w:gridCol w:w="328"/>
+        <w:gridCol w:w="328"/>
+        <w:gridCol w:w="328"/>
+      </w:tblGrid>
+      <w:tr>
+        <w:tc>
+          <w:tcPr>
+            <w:tcW w:w="552" w:type="dxa"/>
+          </w:tcPr>
+          <w:p>
+            <w:r>
+              <w:t>128</w:t>
+            </w:r>
+          </w:p>
+        </w:tc>
+        <w:tc>
+          <w:tcPr>
+            <w:tcW w:w="440" w:type="dxa"/>
+          </w:tcPr>
+          <w:p>
+            <w:r>
+              <w:t>64</w:t>
+            </w:r>
+          </w:p>
+        </w:tc>
+        <w:tc>
+          <w:tcPr>
+            <w:tcW w:w="440" w:type="dxa"/>
+          </w:tcPr>
+          <w:p>
+            <w:r>
+              <w:t>32</w:t>
+            </w:r>
+          </w:p>
+        </w:tc>
+        <w:tc>
+          <w:tcPr>
+            <w:tcW w:w="440" w:type="dxa"/>
+          </w:tcPr>
+          <w:p>
+            <w:r>
+              <w:t>16</w:t>
+            </w:r>
+          </w:p>
+        </w:tc>
+        <w:tc>
+          <w:tcPr>
+            <w:tcW w:w="328" w:type="dxa"/>
+          </w:tcPr>
+          <w:p>
+            <w:r>
+              <w:t>8</w:t>
+            </w:r>
+          </w:p>
+        </w:tc>
+        <w:tc>
+          <w:tcPr>
+            <w:tcW w:w="328" w:type="dxa"/>
+          </w:tcPr>
+          <w:p>
+            <w:r>
+              <w:t>4</w:t>
+            </w:r>
+          </w:p>
+        </w:tc>
+        <w:tc>
+          <w:tcPr>
+            <w:tcW w:w="328" w:type="dxa"/>
+          </w:tcPr>
+          <w:p>
+            <w:r>
+              <w:t>2</w:t>
+            </w:r>
+          </w:p>
+        </w:tc>
+        <w:tc>
+          <w:tcPr>
+            <w:tcW w:w="328" w:type="dxa"/>
+          </w:tcPr>
+          <w:p>
+            <w:r>
+              <w:t>1</w:t>
+            </w:r>
+          </w:p>
+        </w:tc>
+      </w:tr>
+    </w:tbl>
+    <w:p>
+      <w:r>
+        <w:t xml:space="preserve">172.45. </w:t>
+      </w:r>
+    </w:p>
+    <w:p/>
+    <w:p/>
+    <w:p/>
+    <w:p/>
+    <w:p/>
+    <w:p/>
+    <w:p/>
+    <w:p/>
+    <w:p/>
+    <w:p>
+      <w:r>
+        <w:t xml:space="preserve">Public </w:t>
+      </w:r>
+      <w:proofErr w:type="spellStart"/>
+      <w:r>
+        <w:t>ip</w:t>
+      </w:r>
+      <w:proofErr w:type="spellEnd"/>
+      <w:r>
+        <w:t xml:space="preserve"> -&gt; unique address</w:t>
+      </w:r>
+    </w:p>
+    <w:p>
+      <w:r>
+        <w:t xml:space="preserve">Private </w:t>
+      </w:r>
+      <w:proofErr w:type="spellStart"/>
+      <w:r>
+        <w:t>ip</w:t>
+      </w:r>
+      <w:proofErr w:type="spellEnd"/>
+      <w:r>
+        <w:t xml:space="preserve"> -&gt; Repeated address (only lan)</w:t>
+      </w:r>
+    </w:p>
+    <w:p/>
+    <w:p>
+      <w:r>
+        <w:t xml:space="preserve">Private </w:t>
+      </w:r>
+      <w:proofErr w:type="spellStart"/>
+      <w:r>
+        <w:t>ip</w:t>
+      </w:r>
+      <w:proofErr w:type="spellEnd"/>
+      <w:r>
+        <w:t xml:space="preserve"> ranges</w:t>
+      </w:r>
+    </w:p>
+    <w:p>
+      <w:r>
+        <w:t xml:space="preserve">Class </w:t>
+      </w:r>
+      <w:proofErr w:type="gramStart"/>
+      <w:r>
+        <w:t>A  :</w:t>
+      </w:r>
+      <w:proofErr w:type="gramEnd"/>
+      <w:r>
+        <w:t xml:space="preserve"> </w:t>
+      </w:r>
+      <w:proofErr w:type="gramStart"/>
+      <w:r>
+        <w:t>10.0.0.0  to</w:t>
+      </w:r>
+      <w:proofErr w:type="gramEnd"/>
+      <w:r>
+        <w:t xml:space="preserve"> 10.255.255.255</w:t>
+      </w:r>
+    </w:p>
+    <w:p>
+      <w:r>
+        <w:t xml:space="preserve">Class </w:t>
+      </w:r>
+      <w:proofErr w:type="gramStart"/>
+      <w:r>
+        <w:t>B :</w:t>
+      </w:r>
+      <w:proofErr w:type="gramEnd"/>
+      <w:r>
+        <w:t xml:space="preserve"> </w:t>
+      </w:r>
+      <w:proofErr w:type="gramStart"/>
+      <w:r>
+        <w:t>172.16.0.0  to</w:t>
+      </w:r>
+      <w:proofErr w:type="gramEnd"/>
+      <w:r>
+        <w:t xml:space="preserve"> 172.31.255.255</w:t>
+      </w:r>
+    </w:p>
+    <w:p>
+      <w:r>
+        <w:t xml:space="preserve">Class </w:t>
+      </w:r>
+      <w:proofErr w:type="gramStart"/>
+      <w:r>
+        <w:t>C :</w:t>
+      </w:r>
+      <w:proofErr w:type="gramEnd"/>
+      <w:r>
+        <w:t xml:space="preserve"> 192.168.0.0 to 192.168.255.255</w:t>
+      </w:r>
+    </w:p>
+    <w:p/>
+    <w:p/>
+    <w:p>
+      <w:r>
+        <w:t>NAT -&gt; network address translation</w:t>
+      </w:r>
+    </w:p>
+    <w:p>
+      <w:r>
+        <w:t>Static NAT -&gt; 1 to 1 Mapping</w:t>
+      </w:r>
+      <w:proofErr w:type="gramStart"/>
+      <w:r>
+        <w:t xml:space="preserve">   (</w:t>
+      </w:r>
+      <w:proofErr w:type="gramEnd"/>
+      <w:r>
+        <w:t xml:space="preserve">public to one </w:t>
+      </w:r>
+      <w:proofErr w:type="gramStart"/>
+      <w:r>
+        <w:t>private )</w:t>
+      </w:r>
+      <w:proofErr w:type="gramEnd"/>
+      <w:r>
+        <w:t xml:space="preserve"> </w:t>
+      </w:r>
+    </w:p>
+    <w:p>
+      <w:r>
+        <w:t xml:space="preserve">Dynamic NAT -&gt; (many to </w:t>
+      </w:r>
+      <w:proofErr w:type="gramStart"/>
+      <w:r>
+        <w:t>many )</w:t>
+      </w:r>
+      <w:proofErr w:type="gramEnd"/>
+      <w:r>
+        <w:t xml:space="preserve"> pool of IP </w:t>
+      </w:r>
+    </w:p>
+    <w:p>
+      <w:proofErr w:type="gramStart"/>
+      <w:r>
+        <w:t>PAT  -</w:t>
+      </w:r>
+      <w:proofErr w:type="gramEnd"/>
+      <w:r>
+        <w:t>&gt; port address translation</w:t>
+      </w:r>
+    </w:p>
     <w:p>
       <w:r>
         <w:tab/>
       </w:r>
-    </w:p>
+      <w:r>
+        <w:tab/>
+        <w:t xml:space="preserve">Group of private </w:t>
+      </w:r>
+      <w:proofErr w:type="spellStart"/>
+      <w:r>
+        <w:t>ip</w:t>
+      </w:r>
+      <w:proofErr w:type="spellEnd"/>
+      <w:r>
+        <w:t xml:space="preserve"> to one public </w:t>
+      </w:r>
+      <w:proofErr w:type="spellStart"/>
+      <w:r>
+        <w:t>ip</w:t>
+      </w:r>
+      <w:proofErr w:type="spellEnd"/>
+      <w:r>
+        <w:t xml:space="preserve"> (many to one)</w:t>
+      </w:r>
+    </w:p>
+    <w:p/>
+    <w:p>
+      <w:r>
+        <w:t xml:space="preserve">ISP assigns public </w:t>
+      </w:r>
+      <w:proofErr w:type="spellStart"/>
+      <w:r>
+        <w:t>ip</w:t>
+      </w:r>
+      <w:proofErr w:type="spellEnd"/>
+      <w:r>
+        <w:t xml:space="preserve"> </w:t>
+      </w:r>
+      <w:proofErr w:type="gramStart"/>
+      <w:r>
+        <w:t>address ,</w:t>
+      </w:r>
+      <w:proofErr w:type="gramEnd"/>
+      <w:r>
+        <w:t xml:space="preserve"> then private </w:t>
+      </w:r>
+      <w:proofErr w:type="spellStart"/>
+      <w:proofErr w:type="gramStart"/>
+      <w:r>
+        <w:t>ip</w:t>
+      </w:r>
+      <w:proofErr w:type="spellEnd"/>
+      <w:r>
+        <w:t xml:space="preserve"> ?</w:t>
+      </w:r>
+      <w:proofErr w:type="gramEnd"/>
+    </w:p>
+    <w:p/>
+    <w:p/>
+    <w:p>
+      <w:r>
+        <w:t xml:space="preserve">IP address assigning method =&gt; private </w:t>
+      </w:r>
+      <w:proofErr w:type="spellStart"/>
+      <w:r>
+        <w:t>ip</w:t>
+      </w:r>
+      <w:proofErr w:type="spellEnd"/>
+    </w:p>
+    <w:p/>
+    <w:p>
+      <w:r>
+        <w:t xml:space="preserve">Static </w:t>
+      </w:r>
+      <w:proofErr w:type="spellStart"/>
+      <w:r>
+        <w:t>ip</w:t>
+      </w:r>
+      <w:proofErr w:type="spellEnd"/>
+      <w:r>
+        <w:t xml:space="preserve"> assignment -&gt; manually types the </w:t>
+      </w:r>
+      <w:proofErr w:type="spellStart"/>
+      <w:r>
+        <w:t>ip</w:t>
+      </w:r>
+      <w:proofErr w:type="spellEnd"/>
+      <w:r>
+        <w:t xml:space="preserve"> address into the computer’s settings</w:t>
+      </w:r>
+    </w:p>
+    <w:p>
+      <w:r>
+        <w:t xml:space="preserve">Dynamic Ip assignment (DHCP) -&gt; The dynamic Host configuration protocol </w:t>
+      </w:r>
+    </w:p>
+    <w:p/>
+    <w:p>
+      <w:r>
+        <w:t>DHCP follows DORA function</w:t>
+      </w:r>
+    </w:p>
+    <w:p>
+      <w:r>
+        <w:t xml:space="preserve">D -&gt; discover (Any </w:t>
+      </w:r>
+      <w:proofErr w:type="gramStart"/>
+      <w:r>
+        <w:t>DHCP  server</w:t>
+      </w:r>
+      <w:proofErr w:type="gramEnd"/>
+      <w:r>
+        <w:t xml:space="preserve"> available (</w:t>
+      </w:r>
+      <w:proofErr w:type="gramStart"/>
+      <w:r>
+        <w:t>Router)  )</w:t>
+      </w:r>
+      <w:proofErr w:type="gramEnd"/>
+      <w:r>
+        <w:t xml:space="preserve"> </w:t>
+      </w:r>
+    </w:p>
+    <w:p>
+      <w:r>
+        <w:t xml:space="preserve">O -&gt; Offer (DHCP server replies with an IP </w:t>
+      </w:r>
+      <w:proofErr w:type="gramStart"/>
+      <w:r>
+        <w:t>offer )</w:t>
+      </w:r>
+      <w:proofErr w:type="gramEnd"/>
+      <w:r>
+        <w:t xml:space="preserve"> </w:t>
+      </w:r>
+    </w:p>
+    <w:p>
+      <w:r>
+        <w:t xml:space="preserve">R -&gt; Request (client sends request to accept the offered </w:t>
+      </w:r>
+      <w:proofErr w:type="gramStart"/>
+      <w:r>
+        <w:t>IP )</w:t>
+      </w:r>
+      <w:proofErr w:type="gramEnd"/>
+      <w:r>
+        <w:t xml:space="preserve"> </w:t>
+      </w:r>
+    </w:p>
+    <w:p>
+      <w:r>
+        <w:t xml:space="preserve">A -&gt; </w:t>
+      </w:r>
+      <w:proofErr w:type="spellStart"/>
+      <w:r>
+        <w:t>Aknowledgement</w:t>
+      </w:r>
+      <w:proofErr w:type="spellEnd"/>
+      <w:r>
+        <w:t xml:space="preserve"> (Server confirms and assign the IP officially)</w:t>
+      </w:r>
+    </w:p>
+    <w:p/>
+    <w:p/>
+    <w:p>
+      <w:r>
+        <w:lastRenderedPageBreak/>
+        <w:t xml:space="preserve">APIPA (Automatic Private IP </w:t>
+      </w:r>
+      <w:proofErr w:type="gramStart"/>
+      <w:r>
+        <w:t>addressing )</w:t>
+      </w:r>
+      <w:proofErr w:type="gramEnd"/>
+      <w:r>
+        <w:t xml:space="preserve"> </w:t>
+      </w:r>
+      <w:r>
+        <w:t xml:space="preserve">  -&gt; APIPA is a Feature in networking where a device automatically assigns itself an </w:t>
+      </w:r>
+      <w:proofErr w:type="spellStart"/>
+      <w:r>
+        <w:t>ip</w:t>
+      </w:r>
+      <w:proofErr w:type="spellEnd"/>
+      <w:r>
+        <w:t xml:space="preserve"> address when DHCP server is not available </w:t>
+      </w:r>
+    </w:p>
+    <w:p>
+      <w:r>
+        <w:t>169.254.X.X</w:t>
+      </w:r>
+    </w:p>
+    <w:p/>
+    <w:p>
+      <w:r>
+        <w:t xml:space="preserve">DNS -&gt; Domain Name System is a protocol that translates domain name into </w:t>
+      </w:r>
+      <w:proofErr w:type="spellStart"/>
+      <w:r>
+        <w:t>ip</w:t>
+      </w:r>
+      <w:proofErr w:type="spellEnd"/>
+      <w:r>
+        <w:t xml:space="preserve"> address </w:t>
+      </w:r>
+    </w:p>
+    <w:p/>
+    <w:p>
+      <w:r>
+        <w:t>TCP/IP commands (Troubleshooting)</w:t>
+      </w:r>
+    </w:p>
+    <w:p/>
+    <w:p>
+      <w:r>
+        <w:t xml:space="preserve">Ping </w:t>
+      </w:r>
+    </w:p>
+    <w:p>
+      <w:r>
+        <w:t>Tracert</w:t>
+      </w:r>
+    </w:p>
+    <w:p>
+      <w:r>
+        <w:t>Ipconfig, ipconfig /all</w:t>
+      </w:r>
+    </w:p>
+    <w:p>
+      <w:proofErr w:type="spellStart"/>
+      <w:r>
+        <w:t>Nslookup</w:t>
+      </w:r>
+      <w:proofErr w:type="spellEnd"/>
+    </w:p>
+    <w:p/>
+    <w:p/>
+    <w:p>
+      <w:r>
+        <w:t>Common TCP/IP protocols and ports</w:t>
+      </w:r>
+    </w:p>
+    <w:p/>
+    <w:p>
+      <w:r>
+        <w:t>0 to 65, 535</w:t>
+      </w:r>
+    </w:p>
+    <w:p>
+      <w:proofErr w:type="gramStart"/>
+      <w:r>
+        <w:t>HTTP  -</w:t>
+      </w:r>
+      <w:proofErr w:type="gramEnd"/>
+      <w:r>
+        <w:t>&gt; 80</w:t>
+      </w:r>
+    </w:p>
+    <w:p>
+      <w:r>
+        <w:t>HTTPS -&gt; 443</w:t>
+      </w:r>
+    </w:p>
+    <w:p>
+      <w:r>
+        <w:t>FTP -</w:t>
+      </w:r>
+      <w:proofErr w:type="gramStart"/>
+      <w:r>
+        <w:t>&gt;  21</w:t>
+      </w:r>
+      <w:proofErr w:type="gramEnd"/>
+      <w:r>
+        <w:t xml:space="preserve"> (downloading</w:t>
+      </w:r>
+      <w:proofErr w:type="gramStart"/>
+      <w:r>
+        <w:t>) ,</w:t>
+      </w:r>
+      <w:proofErr w:type="gramEnd"/>
+      <w:r>
+        <w:t xml:space="preserve"> 20 (uploading)</w:t>
+      </w:r>
+    </w:p>
+    <w:p>
+      <w:r>
+        <w:t xml:space="preserve">SMTP -&gt; 25 </w:t>
+      </w:r>
+    </w:p>
+    <w:p>
+      <w:r>
+        <w:t xml:space="preserve">POP3 -&gt; </w:t>
+      </w:r>
+      <w:proofErr w:type="gramStart"/>
+      <w:r>
+        <w:t>110  (</w:t>
+      </w:r>
+      <w:proofErr w:type="spellStart"/>
+      <w:proofErr w:type="gramEnd"/>
+      <w:r>
+        <w:t>Receving</w:t>
+      </w:r>
+      <w:proofErr w:type="spellEnd"/>
+      <w:r>
+        <w:t xml:space="preserve"> email)</w:t>
+      </w:r>
+    </w:p>
+    <w:p>
+      <w:r>
+        <w:t xml:space="preserve">IMAP -&gt; 143 (reading </w:t>
+      </w:r>
+      <w:proofErr w:type="gramStart"/>
+      <w:r>
+        <w:t>email )</w:t>
+      </w:r>
+      <w:proofErr w:type="gramEnd"/>
+      <w:r>
+        <w:t xml:space="preserve"> </w:t>
+      </w:r>
+    </w:p>
+    <w:p/>
+    <w:p/>
+    <w:p/>
     <w:p/>
     <w:p/>
     <w:p/>
@@ -3670,7 +4382,7 @@
   <w:style w:type="paragraph" w:default="1" w:styleId="Normal">
     <w:name w:val="Normal"/>
     <w:qFormat/>
-    <w:rsid w:val="003C703B"/>
+    <w:rsid w:val="001B108E"/>
   </w:style>
   <w:style w:type="paragraph" w:styleId="Heading1">
     <w:name w:val="heading 1"/>
@@ -3874,6 +4586,7 @@
   <w:style w:type="character" w:default="1" w:styleId="DefaultParagraphFont">
     <w:name w:val="Default Paragraph Font"/>
     <w:uiPriority w:val="1"/>
+    <w:semiHidden/>
     <w:unhideWhenUsed/>
   </w:style>
   <w:style w:type="table" w:default="1" w:styleId="TableNormal">

--- a/samruth_n+/Network categories.docx
+++ b/samruth_n+/Network categories.docx
@@ -77,15 +77,7 @@
       </w:r>
       <w:proofErr w:type="gramEnd"/>
       <w:r>
-        <w:t xml:space="preserve">up to 1 </w:t>
-      </w:r>
-      <w:proofErr w:type="spellStart"/>
-      <w:r>
-        <w:t>kilometer</w:t>
-      </w:r>
-      <w:proofErr w:type="spellEnd"/>
-      <w:r>
-        <w:t xml:space="preserve">) </w:t>
+        <w:t xml:space="preserve">up to 1 kilometer) </w:t>
       </w:r>
     </w:p>
     <w:p>
@@ -98,15 +90,7 @@
       </w:r>
       <w:proofErr w:type="gramEnd"/>
       <w:r>
-        <w:t xml:space="preserve">  =&gt; </w:t>
-      </w:r>
-      <w:proofErr w:type="spellStart"/>
-      <w:r>
-        <w:t>upto</w:t>
-      </w:r>
-      <w:proofErr w:type="spellEnd"/>
-      <w:r>
-        <w:t xml:space="preserve"> 5 km</w:t>
+        <w:t xml:space="preserve">  =&gt; upto 5 km</w:t>
       </w:r>
     </w:p>
     <w:p>
@@ -388,23 +372,7 @@
     <w:p>
       <w:r>
         <w:lastRenderedPageBreak/>
-        <w:t xml:space="preserve">Fiber optic cable =&gt; uses hair-thin strands of glass or plastic to </w:t>
-      </w:r>
-      <w:proofErr w:type="gramStart"/>
-      <w:r>
-        <w:t>transmit ,</w:t>
-      </w:r>
-      <w:proofErr w:type="gramEnd"/>
-      <w:r>
-        <w:t xml:space="preserve"> </w:t>
-      </w:r>
-      <w:proofErr w:type="gramStart"/>
-      <w:r>
-        <w:t>light  pulses</w:t>
-      </w:r>
-      <w:proofErr w:type="gramEnd"/>
-      <w:r>
-        <w:t xml:space="preserve"> rather than electricity </w:t>
+        <w:t xml:space="preserve">Fiber optic cable =&gt; uses hair-thin strands of glass or plastic to transmit , light  pulses rather than electricity </w:t>
       </w:r>
     </w:p>
     <w:p>
@@ -440,15 +408,7 @@
     <w:p/>
     <w:p>
       <w:r>
-        <w:t>Radio waves =&gt; (</w:t>
-      </w:r>
-      <w:proofErr w:type="spellStart"/>
-      <w:r>
-        <w:t>wifi</w:t>
-      </w:r>
-      <w:proofErr w:type="spellEnd"/>
-      <w:r>
-        <w:t xml:space="preserve">, Bluetooth) =&gt; can penetrate walls and travel in all directions from the source </w:t>
+        <w:t xml:space="preserve">Radio waves =&gt; (wifi, Bluetooth) =&gt; can penetrate walls and travel in all directions from the source </w:t>
       </w:r>
     </w:p>
     <w:p>
@@ -458,23 +418,7 @@
     </w:p>
     <w:p>
       <w:r>
-        <w:t>Infrared =</w:t>
-      </w:r>
-      <w:proofErr w:type="gramStart"/>
-      <w:r>
-        <w:t>&gt;  very</w:t>
-      </w:r>
-      <w:proofErr w:type="gramEnd"/>
-      <w:r>
-        <w:t xml:space="preserve"> short-range and requires strict line of </w:t>
-      </w:r>
-      <w:proofErr w:type="gramStart"/>
-      <w:r>
-        <w:t>sight ,</w:t>
-      </w:r>
-      <w:proofErr w:type="gramEnd"/>
-      <w:r>
-        <w:t xml:space="preserve"> cannot penetrate </w:t>
+        <w:t xml:space="preserve">Infrared =&gt;  very short-range and requires strict line of sight , cannot penetrate </w:t>
       </w:r>
     </w:p>
     <w:p/>
@@ -490,23 +434,7 @@
           <w:b/>
           <w:bCs/>
         </w:rPr>
-        <w:t xml:space="preserve">Network connectivity </w:t>
-      </w:r>
-      <w:proofErr w:type="gramStart"/>
-      <w:r>
-        <w:rPr>
-          <w:b/>
-          <w:bCs/>
-        </w:rPr>
-        <w:t>( hardware</w:t>
-      </w:r>
-      <w:proofErr w:type="gramEnd"/>
-      <w:r>
-        <w:rPr>
-          <w:b/>
-          <w:bCs/>
-        </w:rPr>
-        <w:t>)</w:t>
+        <w:t>Network connectivity ( hardware)</w:t>
       </w:r>
     </w:p>
     <w:p>
@@ -516,36 +444,12 @@
     </w:p>
     <w:p>
       <w:r>
-        <w:t>Switch =</w:t>
-      </w:r>
-      <w:proofErr w:type="gramStart"/>
-      <w:r>
-        <w:t>&gt;  uses</w:t>
-      </w:r>
-      <w:proofErr w:type="gramEnd"/>
-      <w:r>
-        <w:t xml:space="preserve"> mac address</w:t>
-      </w:r>
-    </w:p>
-    <w:p>
-      <w:r>
-        <w:t xml:space="preserve">Router =&gt; router connects different </w:t>
-      </w:r>
-      <w:proofErr w:type="gramStart"/>
-      <w:r>
-        <w:t>networks  (</w:t>
-      </w:r>
-      <w:proofErr w:type="gramEnd"/>
-      <w:r>
-        <w:t xml:space="preserve">Ip </w:t>
-      </w:r>
-      <w:proofErr w:type="gramStart"/>
-      <w:r>
-        <w:t>address )</w:t>
-      </w:r>
-      <w:proofErr w:type="gramEnd"/>
-      <w:r>
-        <w:t xml:space="preserve"> </w:t>
+        <w:t>Switch =&gt;  uses mac address</w:t>
+      </w:r>
+    </w:p>
+    <w:p>
+      <w:r>
+        <w:t xml:space="preserve">Router =&gt; router connects different networks  (Ip address ) </w:t>
       </w:r>
     </w:p>
     <w:p/>
@@ -592,16 +496,11 @@
       <w:r>
         <w:t>Wireless Networks (Wireless) -&gt;</w:t>
       </w:r>
-      <w:proofErr w:type="gramStart"/>
       <w:r>
         <w:t xml:space="preserve">wireless </w:t>
       </w:r>
       <w:r>
-        <w:t xml:space="preserve"> Access</w:t>
-      </w:r>
-      <w:proofErr w:type="gramEnd"/>
-      <w:r>
-        <w:t xml:space="preserve"> point</w:t>
+        <w:t xml:space="preserve"> Access point</w:t>
       </w:r>
     </w:p>
     <w:p>
@@ -619,14 +518,7 @@
     <w:p>
       <w:r>
         <w:tab/>
-      </w:r>
-      <w:proofErr w:type="spellStart"/>
-      <w:r>
-        <w:t>Frequencey</w:t>
-      </w:r>
-      <w:proofErr w:type="spellEnd"/>
-      <w:r>
-        <w:t xml:space="preserve"> – 2.4Ghz, 5 Ghz</w:t>
+        <w:t>Frequencey – 2.4Ghz, 5 Ghz</w:t>
       </w:r>
     </w:p>
     <w:p>
@@ -634,24 +526,11 @@
         <w:tab/>
       </w:r>
       <w:r>
-        <w:t>Media access -</w:t>
-      </w:r>
-      <w:proofErr w:type="gramStart"/>
-      <w:r>
-        <w:t>&gt;</w:t>
-      </w:r>
-      <w:r>
-        <w:t xml:space="preserve">  CSMA</w:t>
-      </w:r>
-      <w:proofErr w:type="gramEnd"/>
-      <w:r>
-        <w:t xml:space="preserve">/CA (Collison </w:t>
-      </w:r>
-      <w:proofErr w:type="gramStart"/>
-      <w:r>
-        <w:t>avoidance )</w:t>
-      </w:r>
-      <w:proofErr w:type="gramEnd"/>
+        <w:t>Media access -&gt;</w:t>
+      </w:r>
+      <w:r>
+        <w:t xml:space="preserve">  CSMA/CA (Collison avoidance )</w:t>
+      </w:r>
     </w:p>
     <w:p/>
     <w:p>
@@ -662,15 +541,7 @@
     </w:p>
     <w:p>
       <w:r>
-        <w:t xml:space="preserve">OSI </w:t>
-      </w:r>
-      <w:proofErr w:type="gramStart"/>
-      <w:r>
-        <w:t>model  -</w:t>
-      </w:r>
-      <w:proofErr w:type="gramEnd"/>
-      <w:r>
-        <w:t xml:space="preserve">&gt; Open Systems Interconnection </w:t>
+        <w:t xml:space="preserve">OSI model  -&gt; Open Systems Interconnection </w:t>
       </w:r>
     </w:p>
     <w:p>
@@ -811,16 +682,11 @@
       </w:r>
     </w:p>
     <w:p>
-      <w:proofErr w:type="gramStart"/>
       <w:r>
         <w:t>Unicast,</w:t>
       </w:r>
       <w:r>
-        <w:t xml:space="preserve">  =</w:t>
-      </w:r>
-      <w:proofErr w:type="gramEnd"/>
-      <w:r>
-        <w:t xml:space="preserve">&gt; one to one </w:t>
+        <w:t xml:space="preserve">  =&gt; one to one </w:t>
       </w:r>
     </w:p>
     <w:p>
@@ -832,16 +698,11 @@
       </w:r>
     </w:p>
     <w:p>
-      <w:proofErr w:type="gramStart"/>
       <w:r>
         <w:t xml:space="preserve">Broadcast </w:t>
       </w:r>
       <w:r>
-        <w:t xml:space="preserve"> =</w:t>
-      </w:r>
-      <w:proofErr w:type="gramEnd"/>
-      <w:r>
-        <w:t xml:space="preserve">&gt; one to all </w:t>
+        <w:t xml:space="preserve"> =&gt; one to all </w:t>
       </w:r>
     </w:p>
     <w:p/>
@@ -851,13 +712,8 @@
       </w:r>
     </w:p>
     <w:p>
-      <w:proofErr w:type="gramStart"/>
-      <w:r>
-        <w:t>IP  -</w:t>
-      </w:r>
-      <w:proofErr w:type="gramEnd"/>
-      <w:r>
-        <w:t xml:space="preserve">&gt; internet protocol </w:t>
+      <w:r>
+        <w:t xml:space="preserve">IP  -&gt; internet protocol </w:t>
       </w:r>
     </w:p>
     <w:p>
@@ -880,41 +736,17 @@
     <w:p/>
     <w:p>
       <w:r>
-        <w:t>1</w:t>
-      </w:r>
-      <w:proofErr w:type="gramStart"/>
-      <w:r>
-        <w:t>GB  =</w:t>
-      </w:r>
-      <w:proofErr w:type="gramEnd"/>
-      <w:r>
-        <w:t>&gt; 1024 MB</w:t>
-      </w:r>
-    </w:p>
-    <w:p>
-      <w:r>
-        <w:t>1</w:t>
-      </w:r>
-      <w:proofErr w:type="gramStart"/>
-      <w:r>
-        <w:t>MB  =</w:t>
-      </w:r>
-      <w:proofErr w:type="gramEnd"/>
-      <w:r>
-        <w:t>&gt; 1024 KB</w:t>
-      </w:r>
-    </w:p>
-    <w:p>
-      <w:r>
-        <w:t>1</w:t>
-      </w:r>
-      <w:proofErr w:type="gramStart"/>
-      <w:r>
-        <w:t>KB  =</w:t>
-      </w:r>
-      <w:proofErr w:type="gramEnd"/>
-      <w:r>
-        <w:t>&gt; 1024 Bytes</w:t>
+        <w:t>1GB  =&gt; 1024 MB</w:t>
+      </w:r>
+    </w:p>
+    <w:p>
+      <w:r>
+        <w:t>1MB  =&gt; 1024 KB</w:t>
+      </w:r>
+    </w:p>
+    <w:p>
+      <w:r>
+        <w:t>1KB  =&gt; 1024 Bytes</w:t>
       </w:r>
     </w:p>
     <w:p>
@@ -924,15 +756,7 @@
     </w:p>
     <w:p>
       <w:r>
-        <w:t xml:space="preserve">1 bit =&gt; </w:t>
-      </w:r>
-      <w:proofErr w:type="gramStart"/>
-      <w:r>
-        <w:t>0  or</w:t>
-      </w:r>
-      <w:proofErr w:type="gramEnd"/>
-      <w:r>
-        <w:t xml:space="preserve"> 1</w:t>
+        <w:t>1 bit =&gt; 0  or 1</w:t>
       </w:r>
     </w:p>
     <w:p/>
@@ -945,37 +769,8 @@
     <w:p>
       <w:r>
         <w:tab/>
-        <w:t>IPV</w:t>
-      </w:r>
-      <w:proofErr w:type="gramStart"/>
-      <w:r>
-        <w:t>4  -</w:t>
-      </w:r>
-      <w:proofErr w:type="gramEnd"/>
-      <w:r>
-        <w:t>32 bit</w:t>
-      </w:r>
-      <w:proofErr w:type="gramStart"/>
-      <w:r>
-        <w:t xml:space="preserve">   (Decimal)   </w:t>
-      </w:r>
-      <w:proofErr w:type="gramEnd"/>
-      <w:r>
-        <w:t xml:space="preserve">   -</w:t>
-      </w:r>
-      <w:proofErr w:type="gramStart"/>
-      <w:r>
-        <w:t>&gt;  4.3</w:t>
-      </w:r>
-      <w:proofErr w:type="gramEnd"/>
-      <w:r>
-        <w:t xml:space="preserve"> </w:t>
-      </w:r>
-      <w:proofErr w:type="gramStart"/>
-      <w:r>
-        <w:t>Billion</w:t>
-      </w:r>
-      <w:proofErr w:type="gramEnd"/>
+        <w:t>IPV4  -32 bit   (Decimal)      -&gt;  4.3 Billion</w:t>
+      </w:r>
     </w:p>
     <w:p>
       <w:r>
@@ -1006,15 +801,7 @@
     <w:p/>
     <w:p>
       <w:r>
-        <w:t xml:space="preserve">4 </w:t>
-      </w:r>
-      <w:proofErr w:type="gramStart"/>
-      <w:r>
-        <w:t>octet  =</w:t>
-      </w:r>
-      <w:proofErr w:type="gramEnd"/>
-      <w:r>
-        <w:t xml:space="preserve">&gt; 32 bit </w:t>
+        <w:t xml:space="preserve">4 octet  =&gt; 32 bit </w:t>
       </w:r>
     </w:p>
     <w:p>
@@ -1026,15 +813,7 @@
     <w:p>
       <w:r>
         <w:lastRenderedPageBreak/>
-        <w:t xml:space="preserve">Ip ranges </w:t>
-      </w:r>
-      <w:proofErr w:type="gramStart"/>
-      <w:r>
-        <w:t>( 0</w:t>
-      </w:r>
-      <w:proofErr w:type="gramEnd"/>
-      <w:r>
-        <w:t xml:space="preserve"> to 255)</w:t>
+        <w:t>Ip ranges ( 0 to 255)</w:t>
       </w:r>
     </w:p>
     <w:p/>
@@ -1046,15 +825,7 @@
     <w:p/>
     <w:p>
       <w:r>
-        <w:t xml:space="preserve">0000 </w:t>
-      </w:r>
-      <w:proofErr w:type="gramStart"/>
-      <w:r>
-        <w:t>0000 .</w:t>
-      </w:r>
-      <w:proofErr w:type="gramEnd"/>
-      <w:r>
-        <w:t xml:space="preserve"> 0000 0000. 0000 0000. 0000 0000</w:t>
+        <w:t>0000 0000 . 0000 0000. 0000 0000. 0000 0000</w:t>
       </w:r>
     </w:p>
     <w:tbl>
@@ -1163,13 +934,8 @@
       </w:r>
     </w:p>
     <w:p>
-      <w:proofErr w:type="gramStart"/>
-      <w:r>
-        <w:t>172.16.9.110  =</w:t>
-      </w:r>
-      <w:proofErr w:type="gramEnd"/>
-      <w:r>
-        <w:t xml:space="preserve">&gt; </w:t>
+      <w:r>
+        <w:t xml:space="preserve">172.16.9.110  =&gt; </w:t>
       </w:r>
     </w:p>
     <w:p/>
@@ -1188,15 +954,7 @@
     <w:p>
       <w:r>
         <w:tab/>
-        <w:t xml:space="preserve">Class B = </w:t>
-      </w:r>
-      <w:proofErr w:type="gramStart"/>
-      <w:r>
-        <w:t>128  -</w:t>
-      </w:r>
-      <w:proofErr w:type="gramEnd"/>
-      <w:r>
-        <w:t xml:space="preserve"> 191</w:t>
+        <w:t>Class B = 128  - 191</w:t>
       </w:r>
     </w:p>
     <w:p>
@@ -1208,23 +966,7 @@
     <w:p>
       <w:r>
         <w:tab/>
-        <w:t>Class D -&gt; 224 – 239</w:t>
-      </w:r>
-      <w:proofErr w:type="gramStart"/>
-      <w:r>
-        <w:t xml:space="preserve">   (</w:t>
-      </w:r>
-      <w:proofErr w:type="gramEnd"/>
-      <w:r>
-        <w:t>Multicast (many to many</w:t>
-      </w:r>
-      <w:proofErr w:type="gramStart"/>
-      <w:r>
-        <w:t>) )</w:t>
-      </w:r>
-      <w:proofErr w:type="gramEnd"/>
-      <w:r>
-        <w:t xml:space="preserve"> </w:t>
+        <w:t xml:space="preserve">Class D -&gt; 224 – 239   (Multicast (many to many) ) </w:t>
       </w:r>
     </w:p>
     <w:p>
@@ -1237,15 +979,7 @@
     <w:p/>
     <w:p>
       <w:r>
-        <w:t>IPV</w:t>
-      </w:r>
-      <w:proofErr w:type="gramStart"/>
-      <w:r>
-        <w:t>6  -</w:t>
-      </w:r>
-      <w:proofErr w:type="gramEnd"/>
-      <w:r>
-        <w:t xml:space="preserve">&gt; </w:t>
+        <w:t xml:space="preserve">IPV6  -&gt; </w:t>
       </w:r>
       <w:r>
         <w:t>64d4:63</w:t>
@@ -1268,23 +1002,7 @@
     </w:p>
     <w:p>
       <w:r>
-        <w:t xml:space="preserve">10 – </w:t>
-      </w:r>
-      <w:proofErr w:type="gramStart"/>
-      <w:r>
-        <w:t>A ,</w:t>
-      </w:r>
-      <w:proofErr w:type="gramEnd"/>
-      <w:r>
-        <w:t xml:space="preserve"> 11 – B, 12 – </w:t>
-      </w:r>
-      <w:proofErr w:type="gramStart"/>
-      <w:r>
-        <w:t>C  ,</w:t>
-      </w:r>
-      <w:proofErr w:type="gramEnd"/>
-      <w:r>
-        <w:t xml:space="preserve"> 13 – D, 14 – E, 15 – F</w:t>
+        <w:t>10 – A , 11 – B, 12 – C  , 13 – D, 14 – E, 15 – F</w:t>
       </w:r>
     </w:p>
     <w:p/>
@@ -1303,35 +1021,14 @@
       </w:r>
     </w:p>
     <w:p>
-      <w:proofErr w:type="gramStart"/>
-      <w:r>
-        <w:t>12 digit</w:t>
-      </w:r>
-      <w:proofErr w:type="gramEnd"/>
-      <w:r>
-        <w:t xml:space="preserve"> </w:t>
-      </w:r>
-      <w:proofErr w:type="spellStart"/>
-      <w:r>
-        <w:t>hexa</w:t>
-      </w:r>
-      <w:proofErr w:type="spellEnd"/>
-      <w:r>
-        <w:t xml:space="preserve"> digit</w:t>
-      </w:r>
-    </w:p>
-    <w:p/>
-    <w:p>
-      <w:r>
-        <w:t>6 bit -</w:t>
-      </w:r>
-      <w:proofErr w:type="gramStart"/>
-      <w:r>
-        <w:t>&gt;  OUI</w:t>
-      </w:r>
-      <w:proofErr w:type="gramEnd"/>
-      <w:r>
-        <w:t xml:space="preserve">  (Organizationally unique identifier) </w:t>
+      <w:r>
+        <w:t>12 digit hexa digit</w:t>
+      </w:r>
+    </w:p>
+    <w:p/>
+    <w:p>
+      <w:r>
+        <w:t xml:space="preserve">6 bit -&gt;  OUI  (Organizationally unique identifier) </w:t>
       </w:r>
     </w:p>
     <w:p>
@@ -1344,87 +1041,27 @@
     <w:p>
       <w:r>
         <w:lastRenderedPageBreak/>
-        <w:t xml:space="preserve">NAT </w:t>
-      </w:r>
-      <w:proofErr w:type="gramStart"/>
-      <w:r>
-        <w:t>steps  =</w:t>
-      </w:r>
-      <w:proofErr w:type="gramEnd"/>
-      <w:r>
-        <w:t>&gt; Network address Translation</w:t>
-      </w:r>
-    </w:p>
-    <w:p>
-      <w:proofErr w:type="gramStart"/>
-      <w:r>
-        <w:t>ARP  -</w:t>
-      </w:r>
-      <w:proofErr w:type="gramEnd"/>
-      <w:r>
-        <w:t xml:space="preserve"> address Resolution protocol (IP to MAC)</w:t>
-      </w:r>
-    </w:p>
-    <w:p>
-      <w:proofErr w:type="gramStart"/>
-      <w:r>
-        <w:t>RARP  -</w:t>
-      </w:r>
-      <w:proofErr w:type="gramEnd"/>
-      <w:r>
-        <w:t xml:space="preserve">&gt; </w:t>
-      </w:r>
-      <w:proofErr w:type="gramStart"/>
-      <w:r>
-        <w:t>Reverse  (</w:t>
-      </w:r>
-      <w:proofErr w:type="gramEnd"/>
-      <w:r>
-        <w:t>MAC to IP)</w:t>
-      </w:r>
-    </w:p>
-    <w:p>
-      <w:proofErr w:type="spellStart"/>
-      <w:r>
-        <w:t>Netbios</w:t>
-      </w:r>
-      <w:proofErr w:type="spellEnd"/>
-      <w:r>
-        <w:t xml:space="preserve"> -&gt; Network basic input output system (Based on system </w:t>
-      </w:r>
-      <w:proofErr w:type="gramStart"/>
-      <w:r>
-        <w:t>name )</w:t>
-      </w:r>
-      <w:proofErr w:type="gramEnd"/>
-      <w:r>
-        <w:t xml:space="preserve"> (supports only windows)</w:t>
-      </w:r>
-    </w:p>
-    <w:p>
-      <w:r>
-        <w:t xml:space="preserve">WINS -&gt; windows internet name service (name to </w:t>
-      </w:r>
-      <w:proofErr w:type="spellStart"/>
-      <w:proofErr w:type="gramStart"/>
-      <w:r>
-        <w:t>ip</w:t>
-      </w:r>
-      <w:proofErr w:type="spellEnd"/>
-      <w:r>
-        <w:t xml:space="preserve"> )</w:t>
-      </w:r>
-      <w:proofErr w:type="gramEnd"/>
-      <w:r>
-        <w:t xml:space="preserve"> </w:t>
-      </w:r>
-      <w:proofErr w:type="gramStart"/>
-      <w:r>
-        <w:t xml:space="preserve">   (</w:t>
-      </w:r>
-      <w:proofErr w:type="gramEnd"/>
-      <w:r>
-        <w:t>non-windows family also supports)</w:t>
+        <w:t>NAT steps  =&gt; Network address Translation</w:t>
+      </w:r>
+    </w:p>
+    <w:p>
+      <w:r>
+        <w:t>ARP  - address Resolution protocol (IP to MAC)</w:t>
+      </w:r>
+    </w:p>
+    <w:p>
+      <w:r>
+        <w:t>RARP  -&gt; Reverse  (MAC to IP)</w:t>
+      </w:r>
+    </w:p>
+    <w:p>
+      <w:r>
+        <w:t>Netbios -&gt; Network basic input output system (Based on system name ) (supports only windows)</w:t>
+      </w:r>
+    </w:p>
+    <w:p>
+      <w:r>
+        <w:t>WINS -&gt; windows internet name service (name to ip )    (non-windows family also supports)</w:t>
       </w:r>
     </w:p>
     <w:p/>
@@ -1659,13 +1296,8 @@
           </w:tcPr>
           <w:p>
             <w:r>
-              <w:t>N.N.</w:t>
-            </w:r>
-            <w:proofErr w:type="gramStart"/>
-            <w:r>
-              <w:t>N.N</w:t>
-            </w:r>
-            <w:proofErr w:type="gramEnd"/>
+              <w:t>N.N.N.N</w:t>
+            </w:r>
           </w:p>
         </w:tc>
         <w:tc>
@@ -1691,7 +1323,6 @@
       </w:r>
     </w:p>
     <w:p>
-      <w:proofErr w:type="gramStart"/>
       <w:r>
         <w:rPr>
           <w:highlight w:val="yellow"/>
@@ -1699,11 +1330,7 @@
         <w:t>192.168.1.0</w:t>
       </w:r>
       <w:r>
-        <w:t xml:space="preserve">  (</w:t>
-      </w:r>
-      <w:proofErr w:type="gramEnd"/>
-      <w:r>
-        <w:t>network id)</w:t>
+        <w:t xml:space="preserve">  (network id)</w:t>
       </w:r>
     </w:p>
     <w:p>
@@ -1720,29 +1347,13 @@
         <w:rPr>
           <w:highlight w:val="yellow"/>
         </w:rPr>
-        <w:t xml:space="preserve">255.255.255.0 (Subnet </w:t>
-      </w:r>
-      <w:proofErr w:type="gramStart"/>
-      <w:r>
-        <w:rPr>
-          <w:highlight w:val="yellow"/>
-        </w:rPr>
-        <w:t>mask )</w:t>
-      </w:r>
-      <w:proofErr w:type="gramEnd"/>
-    </w:p>
-    <w:p/>
-    <w:p>
-      <w:r>
-        <w:t xml:space="preserve">Inverse mask =&gt; Network </w:t>
-      </w:r>
-      <w:proofErr w:type="gramStart"/>
-      <w:r>
-        <w:t>range  -</w:t>
-      </w:r>
-      <w:proofErr w:type="gramEnd"/>
-      <w:r>
-        <w:t xml:space="preserve"> Subnet Mask </w:t>
+        <w:t>255.255.255.0 (Subnet mask )</w:t>
+      </w:r>
+    </w:p>
+    <w:p/>
+    <w:p>
+      <w:r>
+        <w:t xml:space="preserve">Inverse mask =&gt; Network range  - Subnet Mask </w:t>
       </w:r>
     </w:p>
     <w:p>
@@ -1751,15 +1362,7 @@
       </w:r>
       <w:r>
         <w:tab/>
-        <w:t xml:space="preserve">= </w:t>
-      </w:r>
-      <w:proofErr w:type="gramStart"/>
-      <w:r>
-        <w:t>255.255.255.255  -</w:t>
-      </w:r>
-      <w:proofErr w:type="gramEnd"/>
-      <w:r>
-        <w:t xml:space="preserve"> 255.255.255.0</w:t>
+        <w:t>= 255.255.255.255  - 255.255.255.0</w:t>
       </w:r>
     </w:p>
     <w:p>
@@ -1784,36 +1387,15 @@
     <w:p>
       <w:r>
         <w:lastRenderedPageBreak/>
-        <w:t>Ranges = 192.168.1.255</w:t>
-      </w:r>
-      <w:proofErr w:type="gramStart"/>
-      <w:r>
-        <w:t xml:space="preserve">   (</w:t>
-      </w:r>
-      <w:proofErr w:type="gramEnd"/>
-      <w:r>
-        <w:t>Broadcast address)</w:t>
-      </w:r>
-    </w:p>
-    <w:p>
-      <w:r>
-        <w:t xml:space="preserve">Usable </w:t>
-      </w:r>
-      <w:proofErr w:type="spellStart"/>
-      <w:r>
-        <w:t>ip</w:t>
-      </w:r>
-      <w:proofErr w:type="spellEnd"/>
-      <w:r>
-        <w:t xml:space="preserve"> address =&gt; </w:t>
-      </w:r>
-      <w:proofErr w:type="gramStart"/>
-      <w:r>
-        <w:t>192.168.1.1  to</w:t>
-      </w:r>
-      <w:proofErr w:type="gramEnd"/>
-      <w:r>
-        <w:t xml:space="preserve"> 192.168.1.254</w:t>
+        <w:t>Ranges = 192.168.1.255   (Broadcast address)</w:t>
+      </w:r>
+    </w:p>
+    <w:p>
+      <w:r>
+        <w:t xml:space="preserve">Usable ip address =&gt; </w:t>
+      </w:r>
+      <w:r>
+        <w:t>192.168.1.1  to 192.168.1.254</w:t>
       </w:r>
     </w:p>
     <w:p/>
@@ -2148,15 +1730,7 @@
     </w:p>
     <w:p>
       <w:r>
-        <w:t xml:space="preserve">= Network </w:t>
-      </w:r>
-      <w:proofErr w:type="gramStart"/>
-      <w:r>
-        <w:t>bits  -</w:t>
-      </w:r>
-      <w:proofErr w:type="gramEnd"/>
-      <w:r>
-        <w:t xml:space="preserve"> No of host bits</w:t>
+        <w:t>= Network bits  - No of host bits</w:t>
       </w:r>
     </w:p>
     <w:p>
@@ -2219,15 +1793,7 @@
     </w:p>
     <w:p>
       <w:r>
-        <w:t xml:space="preserve">Usable </w:t>
-      </w:r>
-      <w:proofErr w:type="spellStart"/>
-      <w:r>
-        <w:t>ip</w:t>
-      </w:r>
-      <w:proofErr w:type="spellEnd"/>
-      <w:r>
-        <w:t xml:space="preserve"> address =&gt; 172.168.0.1 to 172.168.0.126</w:t>
+        <w:t>Usable ip address =&gt; 172.168.0.1 to 172.168.0.126</w:t>
       </w:r>
     </w:p>
     <w:p/>
@@ -2302,24 +1868,14 @@
     </w:p>
     <w:p/>
     <w:p>
-      <w:proofErr w:type="gramStart"/>
-      <w:r>
-        <w:t>CIDR  -</w:t>
-      </w:r>
-      <w:proofErr w:type="gramEnd"/>
-      <w:r>
-        <w:t>&gt; Classless Inter-Domain Routing</w:t>
-      </w:r>
-    </w:p>
-    <w:p/>
-    <w:p>
-      <w:proofErr w:type="gramStart"/>
-      <w:r>
-        <w:t>192.168.0.0  /</w:t>
-      </w:r>
-      <w:proofErr w:type="gramEnd"/>
-      <w:r>
-        <w:t xml:space="preserve"> 16</w:t>
+      <w:r>
+        <w:t>CIDR  -&gt; Classless Inter-Domain Routing</w:t>
+      </w:r>
+    </w:p>
+    <w:p/>
+    <w:p>
+      <w:r>
+        <w:t>192.168.0.0  / 16</w:t>
       </w:r>
     </w:p>
     <w:p>
@@ -2746,15 +2302,7 @@
     <w:p/>
     <w:p>
       <w:r>
-        <w:t xml:space="preserve">20.0.0.0 / 8    </w:t>
-      </w:r>
-      <w:proofErr w:type="spellStart"/>
-      <w:r>
-        <w:t>Req</w:t>
-      </w:r>
-      <w:proofErr w:type="spellEnd"/>
-      <w:r>
-        <w:t xml:space="preserve"> subnet 8 </w:t>
+        <w:t xml:space="preserve">20.0.0.0 / 8    Req subnet 8 </w:t>
       </w:r>
     </w:p>
     <w:tbl>
@@ -3009,15 +2557,7 @@
     <w:p/>
     <w:p>
       <w:r>
-        <w:t xml:space="preserve">20.0.0.0 / 8             </w:t>
-      </w:r>
-      <w:proofErr w:type="spellStart"/>
-      <w:r>
-        <w:t>Req</w:t>
-      </w:r>
-      <w:proofErr w:type="spellEnd"/>
-      <w:r>
-        <w:t xml:space="preserve"> subnet =&gt; 64</w:t>
+        <w:t>20.0.0.0 / 8             Req subnet =&gt; 64</w:t>
       </w:r>
     </w:p>
     <w:p/>
@@ -3042,31 +2582,15 @@
     <w:p/>
     <w:p>
       <w:r>
-        <w:t xml:space="preserve">192.168.1.0 /24               </w:t>
-      </w:r>
-      <w:proofErr w:type="spellStart"/>
-      <w:r>
-        <w:t>Req</w:t>
-      </w:r>
-      <w:proofErr w:type="spellEnd"/>
-      <w:r>
-        <w:t xml:space="preserve"> subnet 4 </w:t>
-      </w:r>
-    </w:p>
-    <w:p/>
-    <w:p/>
-    <w:p/>
-    <w:p>
-      <w:r>
-        <w:t xml:space="preserve">172.45.0.0 / 16                </w:t>
-      </w:r>
-      <w:proofErr w:type="spellStart"/>
-      <w:r>
-        <w:t>Req</w:t>
-      </w:r>
-      <w:proofErr w:type="spellEnd"/>
-      <w:r>
-        <w:t xml:space="preserve"> subnet 16</w:t>
+        <w:t xml:space="preserve">192.168.1.0 /24               Req subnet 4 </w:t>
+      </w:r>
+    </w:p>
+    <w:p/>
+    <w:p/>
+    <w:p/>
+    <w:p>
+      <w:r>
+        <w:t>172.45.0.0 / 16                Req subnet 16</w:t>
       </w:r>
     </w:p>
     <w:p/>
@@ -3286,474 +2810,323 @@
     <w:p/>
     <w:p>
       <w:r>
-        <w:t xml:space="preserve">Public </w:t>
-      </w:r>
-      <w:proofErr w:type="spellStart"/>
-      <w:r>
-        <w:t>ip</w:t>
-      </w:r>
-      <w:proofErr w:type="spellEnd"/>
-      <w:r>
-        <w:t xml:space="preserve"> -&gt; unique address</w:t>
-      </w:r>
-    </w:p>
-    <w:p>
-      <w:r>
-        <w:t xml:space="preserve">Private </w:t>
-      </w:r>
-      <w:proofErr w:type="spellStart"/>
-      <w:r>
-        <w:t>ip</w:t>
-      </w:r>
-      <w:proofErr w:type="spellEnd"/>
-      <w:r>
-        <w:t xml:space="preserve"> -&gt; Repeated address (only lan)</w:t>
-      </w:r>
-    </w:p>
-    <w:p/>
-    <w:p>
-      <w:r>
-        <w:t xml:space="preserve">Private </w:t>
-      </w:r>
-      <w:proofErr w:type="spellStart"/>
-      <w:r>
-        <w:t>ip</w:t>
-      </w:r>
-      <w:proofErr w:type="spellEnd"/>
-      <w:r>
-        <w:t xml:space="preserve"> ranges</w:t>
-      </w:r>
-    </w:p>
-    <w:p>
-      <w:r>
-        <w:t xml:space="preserve">Class </w:t>
-      </w:r>
-      <w:proofErr w:type="gramStart"/>
-      <w:r>
-        <w:t>A  :</w:t>
-      </w:r>
-      <w:proofErr w:type="gramEnd"/>
+        <w:t>Public ip -&gt; unique address</w:t>
+      </w:r>
+    </w:p>
+    <w:p>
+      <w:r>
+        <w:t>Private ip -&gt; Repeated address (only lan)</w:t>
+      </w:r>
+    </w:p>
+    <w:p/>
+    <w:p>
+      <w:r>
+        <w:t>Private ip ranges</w:t>
+      </w:r>
+    </w:p>
+    <w:p>
+      <w:r>
+        <w:t>Class A  : 10.0.0.0  to 10.255.255.255</w:t>
+      </w:r>
+    </w:p>
+    <w:p>
+      <w:r>
+        <w:t>Class B : 172.16.0.0  to 172.31.255.255</w:t>
+      </w:r>
+    </w:p>
+    <w:p>
+      <w:r>
+        <w:t>Class C : 192.168.0.0 to 192.168.255.255</w:t>
+      </w:r>
+    </w:p>
+    <w:p/>
+    <w:p/>
+    <w:p>
+      <w:r>
+        <w:t>NAT -&gt; network address translation</w:t>
+      </w:r>
+    </w:p>
+    <w:p>
+      <w:r>
+        <w:t xml:space="preserve">Static NAT -&gt; 1 to 1 Mapping   (public to one private ) </w:t>
+      </w:r>
+    </w:p>
+    <w:p>
+      <w:r>
+        <w:t xml:space="preserve">Dynamic NAT -&gt; (many to many ) pool of IP </w:t>
+      </w:r>
+    </w:p>
+    <w:p>
+      <w:r>
+        <w:t>PAT  -&gt; port address translation</w:t>
+      </w:r>
+    </w:p>
+    <w:p>
+      <w:r>
+        <w:tab/>
+      </w:r>
+      <w:r>
+        <w:tab/>
+        <w:t>Group of private ip to one public ip (many to one)</w:t>
+      </w:r>
+    </w:p>
+    <w:p/>
+    <w:p>
+      <w:r>
+        <w:t>ISP assigns public ip address , then private ip ?</w:t>
+      </w:r>
+    </w:p>
+    <w:p/>
+    <w:p/>
+    <w:p>
+      <w:r>
+        <w:t>IP address assigning method =&gt; private ip</w:t>
+      </w:r>
+    </w:p>
+    <w:p/>
+    <w:p>
+      <w:r>
+        <w:t>Static ip assignment -&gt; manually types the ip address into the computer’s settings</w:t>
+      </w:r>
+    </w:p>
+    <w:p>
+      <w:r>
+        <w:t xml:space="preserve">Dynamic Ip assignment (DHCP) -&gt; The dynamic Host configuration protocol </w:t>
+      </w:r>
+    </w:p>
+    <w:p/>
+    <w:p>
+      <w:r>
+        <w:t>DHCP follows DORA function</w:t>
+      </w:r>
+    </w:p>
+    <w:p>
+      <w:r>
+        <w:t xml:space="preserve">D -&gt; discover (Any DHCP  server available (Router)  ) </w:t>
+      </w:r>
+    </w:p>
+    <w:p>
+      <w:r>
+        <w:t xml:space="preserve">O -&gt; Offer (DHCP server replies with an IP offer ) </w:t>
+      </w:r>
+    </w:p>
+    <w:p>
+      <w:r>
+        <w:t xml:space="preserve">R -&gt; Request (client sends request to accept the offered IP ) </w:t>
+      </w:r>
+    </w:p>
+    <w:p>
+      <w:r>
+        <w:t>A -&gt; Aknowledgement (Server confirms and assign the IP officially)</w:t>
+      </w:r>
+    </w:p>
+    <w:p/>
+    <w:p/>
+    <w:p>
+      <w:r>
+        <w:lastRenderedPageBreak/>
+        <w:t xml:space="preserve">APIPA (Automatic Private IP addressing ) </w:t>
+      </w:r>
+      <w:r>
+        <w:t xml:space="preserve">  -&gt; APIPA is a Feature in networking where a device automatically assigns itself an ip address when DHCP server is not available </w:t>
+      </w:r>
+    </w:p>
+    <w:p>
+      <w:r>
+        <w:t>169.254.X.X</w:t>
+      </w:r>
+    </w:p>
+    <w:p/>
+    <w:p>
+      <w:r>
+        <w:t xml:space="preserve">DNS -&gt; Domain Name System is a protocol that translates domain name into ip address </w:t>
+      </w:r>
+    </w:p>
+    <w:p/>
+    <w:p>
+      <w:r>
+        <w:t>TCP/IP commands (Troubleshooting)</w:t>
+      </w:r>
+    </w:p>
+    <w:p/>
+    <w:p>
+      <w:r>
+        <w:t xml:space="preserve">Ping </w:t>
+      </w:r>
+      <w:r>
+        <w:t xml:space="preserve"> (ICMP) </w:t>
+      </w:r>
+    </w:p>
+    <w:p>
+      <w:r>
+        <w:t>Tracert</w:t>
+      </w:r>
+    </w:p>
+    <w:p>
+      <w:r>
+        <w:t>Ipconfig, ipconfig /all</w:t>
+      </w:r>
+    </w:p>
+    <w:p>
+      <w:r>
+        <w:t>Nslookup</w:t>
+      </w:r>
+    </w:p>
+    <w:p/>
+    <w:p/>
+    <w:p>
+      <w:r>
+        <w:t>Common TCP/IP protocols and ports</w:t>
+      </w:r>
+    </w:p>
+    <w:p/>
+    <w:p>
+      <w:r>
+        <w:t>0 to 65, 535</w:t>
+      </w:r>
+    </w:p>
+    <w:p>
+      <w:r>
+        <w:t>HTTP  -&gt; 80</w:t>
+      </w:r>
+    </w:p>
+    <w:p>
+      <w:r>
+        <w:t>HTTPS -&gt; 443</w:t>
+      </w:r>
+    </w:p>
+    <w:p>
+      <w:r>
+        <w:t>FTP -&gt;  21 (downloading) , 20 (uploading)</w:t>
+      </w:r>
+    </w:p>
+    <w:p>
+      <w:r>
+        <w:t xml:space="preserve">SMTP -&gt; 25 </w:t>
+      </w:r>
+    </w:p>
+    <w:p>
+      <w:r>
+        <w:t>POP3 -&gt; 110  (Receving email)</w:t>
+      </w:r>
+    </w:p>
+    <w:p>
+      <w:r>
+        <w:t xml:space="preserve">IMAP -&gt; 143 (reading email ) </w:t>
+      </w:r>
+    </w:p>
+    <w:p/>
+    <w:p/>
+    <w:p>
+      <w:r>
+        <w:t xml:space="preserve">Lan Infrastructure </w:t>
+      </w:r>
+    </w:p>
+    <w:p>
+      <w:r>
+        <w:t xml:space="preserve">Switching -&gt; mac address </w:t>
+      </w:r>
+      <w:r>
+        <w:t>(layer 2)</w:t>
+      </w:r>
+    </w:p>
+    <w:p/>
+    <w:p>
+      <w:r>
+        <w:t>Enable static routing</w:t>
+      </w:r>
       <w:r>
         <w:t xml:space="preserve"> </w:t>
       </w:r>
-      <w:proofErr w:type="gramStart"/>
-      <w:r>
-        <w:t>10.0.0.0  to</w:t>
-      </w:r>
-      <w:proofErr w:type="gramEnd"/>
-      <w:r>
-        <w:t xml:space="preserve"> 10.255.255.255</w:t>
-      </w:r>
-    </w:p>
-    <w:p>
-      <w:r>
-        <w:t xml:space="preserve">Class </w:t>
-      </w:r>
-      <w:proofErr w:type="gramStart"/>
-      <w:r>
-        <w:t>B :</w:t>
-      </w:r>
-      <w:proofErr w:type="gramEnd"/>
+    </w:p>
+    <w:p>
+      <w:r>
+        <w:t>Dynamic routing</w:t>
+      </w:r>
+      <w:r>
+        <w:t xml:space="preserve"> -&gt; OSPF </w:t>
+      </w:r>
+    </w:p>
+    <w:p>
+      <w:r>
+        <w:t>Virtual lans</w:t>
+      </w:r>
       <w:r>
         <w:t xml:space="preserve"> </w:t>
       </w:r>
-      <w:proofErr w:type="gramStart"/>
-      <w:r>
-        <w:t>172.16.0.0  to</w:t>
-      </w:r>
-      <w:proofErr w:type="gramEnd"/>
-      <w:r>
-        <w:t xml:space="preserve"> 172.31.255.255</w:t>
-      </w:r>
-    </w:p>
-    <w:p>
-      <w:r>
-        <w:t xml:space="preserve">Class </w:t>
-      </w:r>
-      <w:proofErr w:type="gramStart"/>
-      <w:r>
-        <w:t>C :</w:t>
-      </w:r>
-      <w:proofErr w:type="gramEnd"/>
-      <w:r>
-        <w:t xml:space="preserve"> 192.168.0.0 to 192.168.255.255</w:t>
-      </w:r>
-    </w:p>
-    <w:p/>
-    <w:p/>
-    <w:p>
-      <w:r>
-        <w:t>NAT -&gt; network address translation</w:t>
-      </w:r>
-    </w:p>
-    <w:p>
-      <w:r>
-        <w:t>Static NAT -&gt; 1 to 1 Mapping</w:t>
-      </w:r>
-      <w:proofErr w:type="gramStart"/>
-      <w:r>
-        <w:t xml:space="preserve">   (</w:t>
-      </w:r>
-      <w:proofErr w:type="gramEnd"/>
-      <w:r>
-        <w:t xml:space="preserve">public to one </w:t>
-      </w:r>
-      <w:proofErr w:type="gramStart"/>
-      <w:r>
-        <w:t>private )</w:t>
-      </w:r>
-      <w:proofErr w:type="gramEnd"/>
-      <w:r>
-        <w:t xml:space="preserve"> </w:t>
-      </w:r>
-    </w:p>
-    <w:p>
-      <w:r>
-        <w:t xml:space="preserve">Dynamic NAT -&gt; (many to </w:t>
-      </w:r>
-      <w:proofErr w:type="gramStart"/>
-      <w:r>
-        <w:t>many )</w:t>
-      </w:r>
-      <w:proofErr w:type="gramEnd"/>
-      <w:r>
-        <w:t xml:space="preserve"> pool of IP </w:t>
-      </w:r>
-    </w:p>
-    <w:p>
-      <w:proofErr w:type="gramStart"/>
-      <w:r>
-        <w:t>PAT  -</w:t>
-      </w:r>
-      <w:proofErr w:type="gramEnd"/>
-      <w:r>
-        <w:t>&gt; port address translation</w:t>
-      </w:r>
-    </w:p>
-    <w:p>
-      <w:r>
-        <w:tab/>
-      </w:r>
-      <w:r>
-        <w:tab/>
-        <w:t xml:space="preserve">Group of private </w:t>
-      </w:r>
-      <w:proofErr w:type="spellStart"/>
-      <w:r>
-        <w:t>ip</w:t>
-      </w:r>
-      <w:proofErr w:type="spellEnd"/>
-      <w:r>
-        <w:t xml:space="preserve"> to one public </w:t>
-      </w:r>
-      <w:proofErr w:type="spellStart"/>
-      <w:r>
-        <w:t>ip</w:t>
-      </w:r>
-      <w:proofErr w:type="spellEnd"/>
-      <w:r>
-        <w:t xml:space="preserve"> (many to one)</w:t>
-      </w:r>
-    </w:p>
-    <w:p/>
-    <w:p>
-      <w:r>
-        <w:t xml:space="preserve">ISP assigns public </w:t>
-      </w:r>
-      <w:proofErr w:type="spellStart"/>
-      <w:r>
-        <w:t>ip</w:t>
-      </w:r>
-      <w:proofErr w:type="spellEnd"/>
-      <w:r>
-        <w:t xml:space="preserve"> </w:t>
-      </w:r>
-      <w:proofErr w:type="gramStart"/>
-      <w:r>
-        <w:t>address ,</w:t>
-      </w:r>
-      <w:proofErr w:type="gramEnd"/>
-      <w:r>
-        <w:t xml:space="preserve"> then private </w:t>
-      </w:r>
-      <w:proofErr w:type="spellStart"/>
-      <w:proofErr w:type="gramStart"/>
-      <w:r>
-        <w:t>ip</w:t>
-      </w:r>
-      <w:proofErr w:type="spellEnd"/>
-      <w:r>
-        <w:t xml:space="preserve"> ?</w:t>
-      </w:r>
-      <w:proofErr w:type="gramEnd"/>
-    </w:p>
-    <w:p/>
-    <w:p/>
-    <w:p>
-      <w:r>
-        <w:t xml:space="preserve">IP address assigning method =&gt; private </w:t>
-      </w:r>
-      <w:proofErr w:type="spellStart"/>
-      <w:r>
-        <w:t>ip</w:t>
-      </w:r>
-      <w:proofErr w:type="spellEnd"/>
-    </w:p>
-    <w:p/>
-    <w:p>
-      <w:r>
-        <w:t xml:space="preserve">Static </w:t>
-      </w:r>
-      <w:proofErr w:type="spellStart"/>
-      <w:r>
-        <w:t>ip</w:t>
-      </w:r>
-      <w:proofErr w:type="spellEnd"/>
-      <w:r>
-        <w:t xml:space="preserve"> assignment -&gt; manually types the </w:t>
-      </w:r>
-      <w:proofErr w:type="spellStart"/>
-      <w:r>
-        <w:t>ip</w:t>
-      </w:r>
-      <w:proofErr w:type="spellEnd"/>
-      <w:r>
-        <w:t xml:space="preserve"> address into the computer’s settings</w:t>
-      </w:r>
-    </w:p>
-    <w:p>
-      <w:r>
-        <w:t xml:space="preserve">Dynamic Ip assignment (DHCP) -&gt; The dynamic Host configuration protocol </w:t>
-      </w:r>
-    </w:p>
-    <w:p/>
-    <w:p>
-      <w:r>
-        <w:t>DHCP follows DORA function</w:t>
-      </w:r>
-    </w:p>
-    <w:p>
-      <w:r>
-        <w:t xml:space="preserve">D -&gt; discover (Any </w:t>
-      </w:r>
-      <w:proofErr w:type="gramStart"/>
-      <w:r>
-        <w:t>DHCP  server</w:t>
-      </w:r>
-      <w:proofErr w:type="gramEnd"/>
-      <w:r>
-        <w:t xml:space="preserve"> available (</w:t>
-      </w:r>
-      <w:proofErr w:type="gramStart"/>
-      <w:r>
-        <w:t>Router)  )</w:t>
-      </w:r>
-      <w:proofErr w:type="gramEnd"/>
-      <w:r>
-        <w:t xml:space="preserve"> </w:t>
-      </w:r>
-    </w:p>
-    <w:p>
-      <w:r>
-        <w:t xml:space="preserve">O -&gt; Offer (DHCP server replies with an IP </w:t>
-      </w:r>
-      <w:proofErr w:type="gramStart"/>
-      <w:r>
-        <w:t>offer )</w:t>
-      </w:r>
-      <w:proofErr w:type="gramEnd"/>
-      <w:r>
-        <w:t xml:space="preserve"> </w:t>
-      </w:r>
-    </w:p>
-    <w:p>
-      <w:r>
-        <w:t xml:space="preserve">R -&gt; Request (client sends request to accept the offered </w:t>
-      </w:r>
-      <w:proofErr w:type="gramStart"/>
-      <w:r>
-        <w:t>IP )</w:t>
-      </w:r>
-      <w:proofErr w:type="gramEnd"/>
-      <w:r>
-        <w:t xml:space="preserve"> </w:t>
-      </w:r>
-    </w:p>
-    <w:p>
-      <w:r>
-        <w:t xml:space="preserve">A -&gt; </w:t>
-      </w:r>
-      <w:proofErr w:type="spellStart"/>
-      <w:r>
-        <w:t>Aknowledgement</w:t>
-      </w:r>
-      <w:proofErr w:type="spellEnd"/>
-      <w:r>
-        <w:t xml:space="preserve"> (Server confirms and assign the IP officially)</w:t>
-      </w:r>
-    </w:p>
-    <w:p/>
-    <w:p/>
+    </w:p>
     <w:p>
       <w:r>
         <w:lastRenderedPageBreak/>
-        <w:t xml:space="preserve">APIPA (Automatic Private IP </w:t>
-      </w:r>
-      <w:proofErr w:type="gramStart"/>
-      <w:r>
-        <w:t>addressing )</w:t>
-      </w:r>
-      <w:proofErr w:type="gramEnd"/>
-      <w:r>
-        <w:t xml:space="preserve"> </w:t>
-      </w:r>
-      <w:r>
-        <w:t xml:space="preserve">  -&gt; APIPA is a Feature in networking where a device automatically assigns itself an </w:t>
-      </w:r>
-      <w:proofErr w:type="spellStart"/>
-      <w:r>
-        <w:t>ip</w:t>
-      </w:r>
-      <w:proofErr w:type="spellEnd"/>
-      <w:r>
-        <w:t xml:space="preserve"> address when DHCP server is not available </w:t>
-      </w:r>
-    </w:p>
-    <w:p>
-      <w:r>
-        <w:t>169.254.X.X</w:t>
-      </w:r>
-    </w:p>
-    <w:p/>
-    <w:p>
-      <w:r>
-        <w:t xml:space="preserve">DNS -&gt; Domain Name System is a protocol that translates domain name into </w:t>
-      </w:r>
-      <w:proofErr w:type="spellStart"/>
-      <w:r>
-        <w:t>ip</w:t>
-      </w:r>
-      <w:proofErr w:type="spellEnd"/>
-      <w:r>
-        <w:t xml:space="preserve"> address </w:t>
-      </w:r>
-    </w:p>
-    <w:p/>
-    <w:p>
-      <w:r>
-        <w:t>TCP/IP commands (Troubleshooting)</w:t>
-      </w:r>
-    </w:p>
-    <w:p/>
-    <w:p>
-      <w:r>
-        <w:t xml:space="preserve">Ping </w:t>
-      </w:r>
-    </w:p>
-    <w:p>
-      <w:r>
-        <w:t>Tracert</w:t>
-      </w:r>
-    </w:p>
-    <w:p>
-      <w:r>
-        <w:t>Ipconfig, ipconfig /all</w:t>
-      </w:r>
-    </w:p>
-    <w:p>
-      <w:proofErr w:type="spellStart"/>
-      <w:r>
-        <w:t>Nslookup</w:t>
-      </w:r>
-      <w:proofErr w:type="spellEnd"/>
-    </w:p>
-    <w:p/>
-    <w:p/>
-    <w:p>
-      <w:r>
-        <w:t>Common TCP/IP protocols and ports</w:t>
-      </w:r>
-    </w:p>
-    <w:p/>
-    <w:p>
-      <w:r>
-        <w:t>0 to 65, 535</w:t>
-      </w:r>
-    </w:p>
-    <w:p>
-      <w:proofErr w:type="gramStart"/>
-      <w:r>
-        <w:t>HTTP  -</w:t>
-      </w:r>
-      <w:proofErr w:type="gramEnd"/>
-      <w:r>
-        <w:t>&gt; 80</w:t>
-      </w:r>
-    </w:p>
-    <w:p>
-      <w:r>
-        <w:t>HTTPS -&gt; 443</w:t>
-      </w:r>
-    </w:p>
-    <w:p>
-      <w:r>
-        <w:t>FTP -</w:t>
-      </w:r>
-      <w:proofErr w:type="gramStart"/>
-      <w:r>
-        <w:t>&gt;  21</w:t>
-      </w:r>
-      <w:proofErr w:type="gramEnd"/>
-      <w:r>
-        <w:t xml:space="preserve"> (downloading</w:t>
-      </w:r>
-      <w:proofErr w:type="gramStart"/>
-      <w:r>
-        <w:t>) ,</w:t>
-      </w:r>
-      <w:proofErr w:type="gramEnd"/>
-      <w:r>
-        <w:t xml:space="preserve"> 20 (uploading)</w:t>
-      </w:r>
-    </w:p>
-    <w:p>
-      <w:r>
-        <w:t xml:space="preserve">SMTP -&gt; 25 </w:t>
-      </w:r>
-    </w:p>
-    <w:p>
-      <w:r>
-        <w:t xml:space="preserve">POP3 -&gt; </w:t>
-      </w:r>
-      <w:proofErr w:type="gramStart"/>
-      <w:r>
-        <w:t>110  (</w:t>
-      </w:r>
-      <w:proofErr w:type="spellStart"/>
-      <w:proofErr w:type="gramEnd"/>
-      <w:r>
-        <w:t>Receving</w:t>
-      </w:r>
-      <w:proofErr w:type="spellEnd"/>
-      <w:r>
-        <w:t xml:space="preserve"> email)</w:t>
-      </w:r>
-    </w:p>
-    <w:p>
-      <w:r>
-        <w:t xml:space="preserve">IMAP -&gt; 143 (reading </w:t>
-      </w:r>
-      <w:proofErr w:type="gramStart"/>
-      <w:r>
-        <w:t>email )</w:t>
-      </w:r>
-      <w:proofErr w:type="gramEnd"/>
-      <w:r>
-        <w:t xml:space="preserve"> </w:t>
-      </w:r>
-    </w:p>
-    <w:p/>
-    <w:p/>
+        <w:t>Plan a soho network</w:t>
+      </w:r>
+    </w:p>
+    <w:p/>
+    <w:p>
+      <w:r>
+        <w:t xml:space="preserve">Wan infrastructure </w:t>
+      </w:r>
+    </w:p>
+    <w:p/>
+    <w:p>
+      <w:r>
+        <w:t xml:space="preserve">Wan transmission technologies </w:t>
+      </w:r>
+    </w:p>
+    <w:p>
+      <w:r>
+        <w:t xml:space="preserve">T-carriers(t1,t3) / E-carriers (e1,e3)  -&gt; copper wire </w:t>
+      </w:r>
+    </w:p>
+    <w:p>
+      <w:r>
+        <w:t xml:space="preserve">Sonet -&gt; fiber optic  (light pulses ) </w:t>
+      </w:r>
+    </w:p>
+    <w:p>
+      <w:r>
+        <w:t>MPLS (Multiprotocol label switching)</w:t>
+      </w:r>
+    </w:p>
+    <w:p>
+      <w:r>
+        <w:t>Wired -&gt; fiber optic</w:t>
+      </w:r>
+    </w:p>
+    <w:p>
+      <w:r>
+        <w:t>Wireless -&gt; satellite</w:t>
+      </w:r>
+    </w:p>
+    <w:p/>
+    <w:p/>
+    <w:p>
+      <w:r>
+        <w:t xml:space="preserve">Wan connectivity methods </w:t>
+      </w:r>
+    </w:p>
+    <w:p>
+      <w:r>
+        <w:t>Leased line</w:t>
+      </w:r>
+    </w:p>
+    <w:p>
+      <w:r>
+        <w:t>Packet switching</w:t>
+      </w:r>
+    </w:p>
+    <w:p>
+      <w:r>
+        <w:t>vpn</w:t>
+      </w:r>
+    </w:p>
+    <w:p/>
+    <w:p/>
+    <w:p>
+      <w:r>
+        <w:t>Remote ne</w:t>
+      </w:r>
+    </w:p>
     <w:p/>
     <w:p/>
     <w:p/>

--- a/samruth_n+/Network categories.docx
+++ b/samruth_n+/Network categories.docx
@@ -77,7 +77,15 @@
       </w:r>
       <w:proofErr w:type="gramEnd"/>
       <w:r>
-        <w:t xml:space="preserve">up to 1 kilometer) </w:t>
+        <w:t xml:space="preserve">up to 1 </w:t>
+      </w:r>
+      <w:proofErr w:type="spellStart"/>
+      <w:r>
+        <w:t>kilometer</w:t>
+      </w:r>
+      <w:proofErr w:type="spellEnd"/>
+      <w:r>
+        <w:t xml:space="preserve">) </w:t>
       </w:r>
     </w:p>
     <w:p>
@@ -90,7 +98,15 @@
       </w:r>
       <w:proofErr w:type="gramEnd"/>
       <w:r>
-        <w:t xml:space="preserve">  =&gt; upto 5 km</w:t>
+        <w:t xml:space="preserve">  =&gt; </w:t>
+      </w:r>
+      <w:proofErr w:type="spellStart"/>
+      <w:r>
+        <w:t>upto</w:t>
+      </w:r>
+      <w:proofErr w:type="spellEnd"/>
+      <w:r>
+        <w:t xml:space="preserve"> 5 km</w:t>
       </w:r>
     </w:p>
     <w:p>
@@ -408,7 +424,15 @@
     <w:p/>
     <w:p>
       <w:r>
-        <w:t xml:space="preserve">Radio waves =&gt; (wifi, Bluetooth) =&gt; can penetrate walls and travel in all directions from the source </w:t>
+        <w:t>Radio waves =&gt; (</w:t>
+      </w:r>
+      <w:proofErr w:type="spellStart"/>
+      <w:r>
+        <w:t>wifi</w:t>
+      </w:r>
+      <w:proofErr w:type="spellEnd"/>
+      <w:r>
+        <w:t xml:space="preserve">, Bluetooth) =&gt; can penetrate walls and travel in all directions from the source </w:t>
       </w:r>
     </w:p>
     <w:p>
@@ -518,8 +542,20 @@
     <w:p>
       <w:r>
         <w:tab/>
-        <w:t>Frequencey – 2.4Ghz, 5 Ghz</w:t>
-      </w:r>
+      </w:r>
+      <w:proofErr w:type="spellStart"/>
+      <w:r>
+        <w:t>Frequencey</w:t>
+      </w:r>
+      <w:proofErr w:type="spellEnd"/>
+      <w:r>
+        <w:t xml:space="preserve"> – 2.4Ghz, 5 </w:t>
+      </w:r>
+      <w:proofErr w:type="spellStart"/>
+      <w:r>
+        <w:t>Ghz</w:t>
+      </w:r>
+      <w:proofErr w:type="spellEnd"/>
     </w:p>
     <w:p>
       <w:r>
@@ -1022,7 +1058,15 @@
     </w:p>
     <w:p>
       <w:r>
-        <w:t>12 digit hexa digit</w:t>
+        <w:t xml:space="preserve">12 digit </w:t>
+      </w:r>
+      <w:proofErr w:type="spellStart"/>
+      <w:r>
+        <w:t>hexa</w:t>
+      </w:r>
+      <w:proofErr w:type="spellEnd"/>
+      <w:r>
+        <w:t xml:space="preserve"> digit</w:t>
       </w:r>
     </w:p>
     <w:p/>
@@ -1055,13 +1099,26 @@
       </w:r>
     </w:p>
     <w:p>
-      <w:r>
-        <w:t>Netbios -&gt; Network basic input output system (Based on system name ) (supports only windows)</w:t>
-      </w:r>
-    </w:p>
-    <w:p>
-      <w:r>
-        <w:t>WINS -&gt; windows internet name service (name to ip )    (non-windows family also supports)</w:t>
+      <w:proofErr w:type="spellStart"/>
+      <w:r>
+        <w:t>Netbios</w:t>
+      </w:r>
+      <w:proofErr w:type="spellEnd"/>
+      <w:r>
+        <w:t xml:space="preserve"> -&gt; Network basic input output system (Based on system name ) (supports only windows)</w:t>
+      </w:r>
+    </w:p>
+    <w:p>
+      <w:r>
+        <w:t xml:space="preserve">WINS -&gt; windows internet name service (name to </w:t>
+      </w:r>
+      <w:proofErr w:type="spellStart"/>
+      <w:r>
+        <w:t>ip</w:t>
+      </w:r>
+      <w:proofErr w:type="spellEnd"/>
+      <w:r>
+        <w:t xml:space="preserve"> )    (non-windows family also supports)</w:t>
       </w:r>
     </w:p>
     <w:p/>
@@ -1392,7 +1449,15 @@
     </w:p>
     <w:p>
       <w:r>
-        <w:t xml:space="preserve">Usable ip address =&gt; </w:t>
+        <w:t xml:space="preserve">Usable </w:t>
+      </w:r>
+      <w:proofErr w:type="spellStart"/>
+      <w:r>
+        <w:t>ip</w:t>
+      </w:r>
+      <w:proofErr w:type="spellEnd"/>
+      <w:r>
+        <w:t xml:space="preserve"> address =&gt; </w:t>
       </w:r>
       <w:r>
         <w:t>192.168.1.1  to 192.168.1.254</w:t>
@@ -1793,7 +1858,15 @@
     </w:p>
     <w:p>
       <w:r>
-        <w:t>Usable ip address =&gt; 172.168.0.1 to 172.168.0.126</w:t>
+        <w:t xml:space="preserve">Usable </w:t>
+      </w:r>
+      <w:proofErr w:type="spellStart"/>
+      <w:r>
+        <w:t>ip</w:t>
+      </w:r>
+      <w:proofErr w:type="spellEnd"/>
+      <w:r>
+        <w:t xml:space="preserve"> address =&gt; 172.168.0.1 to 172.168.0.126</w:t>
       </w:r>
     </w:p>
     <w:p/>
@@ -2302,7 +2375,15 @@
     <w:p/>
     <w:p>
       <w:r>
-        <w:t xml:space="preserve">20.0.0.0 / 8    Req subnet 8 </w:t>
+        <w:t xml:space="preserve">20.0.0.0 / 8    </w:t>
+      </w:r>
+      <w:proofErr w:type="spellStart"/>
+      <w:r>
+        <w:t>Req</w:t>
+      </w:r>
+      <w:proofErr w:type="spellEnd"/>
+      <w:r>
+        <w:t xml:space="preserve"> subnet 8 </w:t>
       </w:r>
     </w:p>
     <w:tbl>
@@ -2557,7 +2638,15 @@
     <w:p/>
     <w:p>
       <w:r>
-        <w:t>20.0.0.0 / 8             Req subnet =&gt; 64</w:t>
+        <w:t xml:space="preserve">20.0.0.0 / 8             </w:t>
+      </w:r>
+      <w:proofErr w:type="spellStart"/>
+      <w:r>
+        <w:t>Req</w:t>
+      </w:r>
+      <w:proofErr w:type="spellEnd"/>
+      <w:r>
+        <w:t xml:space="preserve"> subnet =&gt; 64</w:t>
       </w:r>
     </w:p>
     <w:p/>
@@ -2582,15 +2671,31 @@
     <w:p/>
     <w:p>
       <w:r>
-        <w:t xml:space="preserve">192.168.1.0 /24               Req subnet 4 </w:t>
-      </w:r>
-    </w:p>
-    <w:p/>
-    <w:p/>
-    <w:p/>
-    <w:p>
-      <w:r>
-        <w:t>172.45.0.0 / 16                Req subnet 16</w:t>
+        <w:t xml:space="preserve">192.168.1.0 /24               </w:t>
+      </w:r>
+      <w:proofErr w:type="spellStart"/>
+      <w:r>
+        <w:t>Req</w:t>
+      </w:r>
+      <w:proofErr w:type="spellEnd"/>
+      <w:r>
+        <w:t xml:space="preserve"> subnet 4 </w:t>
+      </w:r>
+    </w:p>
+    <w:p/>
+    <w:p/>
+    <w:p/>
+    <w:p>
+      <w:r>
+        <w:t xml:space="preserve">172.45.0.0 / 16                </w:t>
+      </w:r>
+      <w:proofErr w:type="spellStart"/>
+      <w:r>
+        <w:t>Req</w:t>
+      </w:r>
+      <w:proofErr w:type="spellEnd"/>
+      <w:r>
+        <w:t xml:space="preserve"> subnet 16</w:t>
       </w:r>
     </w:p>
     <w:p/>
@@ -2810,18 +2915,42 @@
     <w:p/>
     <w:p>
       <w:r>
-        <w:t>Public ip -&gt; unique address</w:t>
-      </w:r>
-    </w:p>
-    <w:p>
-      <w:r>
-        <w:t>Private ip -&gt; Repeated address (only lan)</w:t>
-      </w:r>
-    </w:p>
-    <w:p/>
-    <w:p>
-      <w:r>
-        <w:t>Private ip ranges</w:t>
+        <w:t xml:space="preserve">Public </w:t>
+      </w:r>
+      <w:proofErr w:type="spellStart"/>
+      <w:r>
+        <w:t>ip</w:t>
+      </w:r>
+      <w:proofErr w:type="spellEnd"/>
+      <w:r>
+        <w:t xml:space="preserve"> -&gt; unique address</w:t>
+      </w:r>
+    </w:p>
+    <w:p>
+      <w:r>
+        <w:t xml:space="preserve">Private </w:t>
+      </w:r>
+      <w:proofErr w:type="spellStart"/>
+      <w:r>
+        <w:t>ip</w:t>
+      </w:r>
+      <w:proofErr w:type="spellEnd"/>
+      <w:r>
+        <w:t xml:space="preserve"> -&gt; Repeated address (only lan)</w:t>
+      </w:r>
+    </w:p>
+    <w:p/>
+    <w:p>
+      <w:r>
+        <w:t xml:space="preserve">Private </w:t>
+      </w:r>
+      <w:proofErr w:type="spellStart"/>
+      <w:r>
+        <w:t>ip</w:t>
+      </w:r>
+      <w:proofErr w:type="spellEnd"/>
+      <w:r>
+        <w:t xml:space="preserve"> ranges</w:t>
       </w:r>
     </w:p>
     <w:p>
@@ -2867,26 +2996,79 @@
       </w:r>
       <w:r>
         <w:tab/>
-        <w:t>Group of private ip to one public ip (many to one)</w:t>
-      </w:r>
-    </w:p>
-    <w:p/>
-    <w:p>
-      <w:r>
-        <w:t>ISP assigns public ip address , then private ip ?</w:t>
-      </w:r>
-    </w:p>
-    <w:p/>
-    <w:p/>
-    <w:p>
-      <w:r>
-        <w:t>IP address assigning method =&gt; private ip</w:t>
-      </w:r>
-    </w:p>
-    <w:p/>
-    <w:p>
-      <w:r>
-        <w:t>Static ip assignment -&gt; manually types the ip address into the computer’s settings</w:t>
+        <w:t xml:space="preserve">Group of private </w:t>
+      </w:r>
+      <w:proofErr w:type="spellStart"/>
+      <w:r>
+        <w:t>ip</w:t>
+      </w:r>
+      <w:proofErr w:type="spellEnd"/>
+      <w:r>
+        <w:t xml:space="preserve"> to one public </w:t>
+      </w:r>
+      <w:proofErr w:type="spellStart"/>
+      <w:r>
+        <w:t>ip</w:t>
+      </w:r>
+      <w:proofErr w:type="spellEnd"/>
+      <w:r>
+        <w:t xml:space="preserve"> (many to one)</w:t>
+      </w:r>
+    </w:p>
+    <w:p/>
+    <w:p>
+      <w:r>
+        <w:t xml:space="preserve">ISP assigns public </w:t>
+      </w:r>
+      <w:proofErr w:type="spellStart"/>
+      <w:r>
+        <w:t>ip</w:t>
+      </w:r>
+      <w:proofErr w:type="spellEnd"/>
+      <w:r>
+        <w:t xml:space="preserve"> address , then private </w:t>
+      </w:r>
+      <w:proofErr w:type="spellStart"/>
+      <w:r>
+        <w:t>ip</w:t>
+      </w:r>
+      <w:proofErr w:type="spellEnd"/>
+      <w:r>
+        <w:t xml:space="preserve"> ?</w:t>
+      </w:r>
+    </w:p>
+    <w:p/>
+    <w:p/>
+    <w:p>
+      <w:r>
+        <w:t xml:space="preserve">IP address assigning method =&gt; private </w:t>
+      </w:r>
+      <w:proofErr w:type="spellStart"/>
+      <w:r>
+        <w:t>ip</w:t>
+      </w:r>
+      <w:proofErr w:type="spellEnd"/>
+    </w:p>
+    <w:p/>
+    <w:p>
+      <w:r>
+        <w:t xml:space="preserve">Static </w:t>
+      </w:r>
+      <w:proofErr w:type="spellStart"/>
+      <w:r>
+        <w:t>ip</w:t>
+      </w:r>
+      <w:proofErr w:type="spellEnd"/>
+      <w:r>
+        <w:t xml:space="preserve"> assignment -&gt; manually types the </w:t>
+      </w:r>
+      <w:proofErr w:type="spellStart"/>
+      <w:r>
+        <w:t>ip</w:t>
+      </w:r>
+      <w:proofErr w:type="spellEnd"/>
+      <w:r>
+        <w:t xml:space="preserve"> address into the computer’s settings</w:t>
       </w:r>
     </w:p>
     <w:p>
@@ -2917,7 +3099,15 @@
     </w:p>
     <w:p>
       <w:r>
-        <w:t>A -&gt; Aknowledgement (Server confirms and assign the IP officially)</w:t>
+        <w:t xml:space="preserve">A -&gt; </w:t>
+      </w:r>
+      <w:proofErr w:type="spellStart"/>
+      <w:r>
+        <w:t>Aknowledgement</w:t>
+      </w:r>
+      <w:proofErr w:type="spellEnd"/>
+      <w:r>
+        <w:t xml:space="preserve"> (Server confirms and assign the IP officially)</w:t>
       </w:r>
     </w:p>
     <w:p/>
@@ -2928,7 +3118,15 @@
         <w:t xml:space="preserve">APIPA (Automatic Private IP addressing ) </w:t>
       </w:r>
       <w:r>
-        <w:t xml:space="preserve">  -&gt; APIPA is a Feature in networking where a device automatically assigns itself an ip address when DHCP server is not available </w:t>
+        <w:t xml:space="preserve">  -&gt; APIPA is a Feature in networking where a device automatically assigns itself an </w:t>
+      </w:r>
+      <w:proofErr w:type="spellStart"/>
+      <w:r>
+        <w:t>ip</w:t>
+      </w:r>
+      <w:proofErr w:type="spellEnd"/>
+      <w:r>
+        <w:t xml:space="preserve"> address when DHCP server is not available </w:t>
       </w:r>
     </w:p>
     <w:p>
@@ -2939,7 +3137,15 @@
     <w:p/>
     <w:p>
       <w:r>
-        <w:t xml:space="preserve">DNS -&gt; Domain Name System is a protocol that translates domain name into ip address </w:t>
+        <w:t xml:space="preserve">DNS -&gt; Domain Name System is a protocol that translates domain name into </w:t>
+      </w:r>
+      <w:proofErr w:type="spellStart"/>
+      <w:r>
+        <w:t>ip</w:t>
+      </w:r>
+      <w:proofErr w:type="spellEnd"/>
+      <w:r>
+        <w:t xml:space="preserve"> address </w:t>
       </w:r>
     </w:p>
     <w:p/>
@@ -2968,9 +3174,11 @@
       </w:r>
     </w:p>
     <w:p>
+      <w:proofErr w:type="spellStart"/>
       <w:r>
         <w:t>Nslookup</w:t>
       </w:r>
+      <w:proofErr w:type="spellEnd"/>
     </w:p>
     <w:p/>
     <w:p/>
@@ -3007,7 +3215,15 @@
     </w:p>
     <w:p>
       <w:r>
-        <w:t>POP3 -&gt; 110  (Receving email)</w:t>
+        <w:t>POP3 -&gt; 110  (</w:t>
+      </w:r>
+      <w:proofErr w:type="spellStart"/>
+      <w:r>
+        <w:t>Receving</w:t>
+      </w:r>
+      <w:proofErr w:type="spellEnd"/>
+      <w:r>
+        <w:t xml:space="preserve"> email)</w:t>
       </w:r>
     </w:p>
     <w:p>
@@ -3079,8 +3295,21 @@
       </w:r>
     </w:p>
     <w:p>
-      <w:r>
-        <w:t xml:space="preserve">Sonet -&gt; fiber optic  (light pulses ) </w:t>
+      <w:proofErr w:type="spellStart"/>
+      <w:r>
+        <w:t>Sonet</w:t>
+      </w:r>
+      <w:proofErr w:type="spellEnd"/>
+      <w:r>
+        <w:t xml:space="preserve"> -&gt; </w:t>
+      </w:r>
+      <w:proofErr w:type="spellStart"/>
+      <w:r>
+        <w:t>fiber</w:t>
+      </w:r>
+      <w:proofErr w:type="spellEnd"/>
+      <w:r>
+        <w:t xml:space="preserve"> optic  (light pulses ) </w:t>
       </w:r>
     </w:p>
     <w:p>
@@ -3090,7 +3319,15 @@
     </w:p>
     <w:p>
       <w:r>
-        <w:t>Wired -&gt; fiber optic</w:t>
+        <w:t xml:space="preserve">Wired -&gt; </w:t>
+      </w:r>
+      <w:proofErr w:type="spellStart"/>
+      <w:r>
+        <w:t>fiber</w:t>
+      </w:r>
+      <w:proofErr w:type="spellEnd"/>
+      <w:r>
+        <w:t xml:space="preserve"> optic</w:t>
       </w:r>
     </w:p>
     <w:p>
@@ -3116,8 +3353,29 @@
       </w:r>
     </w:p>
     <w:p>
-      <w:r>
-        <w:t>vpn</w:t>
+      <w:proofErr w:type="spellStart"/>
+      <w:r>
+        <w:t>V</w:t>
+      </w:r>
+      <w:r>
+        <w:t>pn</w:t>
+      </w:r>
+      <w:proofErr w:type="spellEnd"/>
+    </w:p>
+    <w:p/>
+    <w:p>
+      <w:r>
+        <w:t>VOIP (voice over data transmission)</w:t>
+      </w:r>
+    </w:p>
+    <w:p>
+      <w:r>
+        <w:t xml:space="preserve">SIP (Session initiation protocol) </w:t>
+      </w:r>
+    </w:p>
+    <w:p>
+      <w:r>
+        <w:t xml:space="preserve">RTP (Real-time Transport Protocol) </w:t>
       </w:r>
     </w:p>
     <w:p/>
@@ -3126,7 +3384,147 @@
       <w:r>
         <w:t>Remote ne</w:t>
       </w:r>
-    </w:p>
+      <w:r>
+        <w:t xml:space="preserve">tworking </w:t>
+      </w:r>
+    </w:p>
+    <w:p/>
+    <w:p>
+      <w:r>
+        <w:t>Remote network Architectures &amp; VPNs</w:t>
+      </w:r>
+    </w:p>
+    <w:p>
+      <w:r>
+        <w:t>Remote access implementations</w:t>
+      </w:r>
+    </w:p>
+    <w:p>
+      <w:r>
+        <w:t xml:space="preserve">Client-site VPN </w:t>
+      </w:r>
+    </w:p>
+    <w:p>
+      <w:r>
+        <w:t xml:space="preserve">Site-to-Site VPN </w:t>
+      </w:r>
+    </w:p>
+    <w:p/>
+    <w:p>
+      <w:r>
+        <w:t xml:space="preserve">Common VPN </w:t>
+      </w:r>
+      <w:proofErr w:type="gramStart"/>
+      <w:r>
+        <w:t>protocols :</w:t>
+      </w:r>
+      <w:proofErr w:type="gramEnd"/>
+      <w:r>
+        <w:t xml:space="preserve">- </w:t>
+      </w:r>
+      <w:proofErr w:type="gramStart"/>
+      <w:r>
+        <w:t>IPsec  (</w:t>
+      </w:r>
+      <w:proofErr w:type="gramEnd"/>
+      <w:r>
+        <w:t xml:space="preserve">Internet protocol Security) </w:t>
+      </w:r>
+    </w:p>
+    <w:p>
+      <w:r>
+        <w:t xml:space="preserve">SSL/TLS  </w:t>
+      </w:r>
+    </w:p>
+    <w:p>
+      <w:r>
+        <w:lastRenderedPageBreak/>
+        <w:t>System Security Basics &amp; Tools</w:t>
+      </w:r>
+    </w:p>
+    <w:p>
+      <w:r>
+        <w:t>Firewall</w:t>
+      </w:r>
+    </w:p>
+    <w:p>
+      <w:r>
+        <w:t>IDS</w:t>
+      </w:r>
+    </w:p>
+    <w:p>
+      <w:r>
+        <w:t>IPS</w:t>
+      </w:r>
+    </w:p>
+    <w:p/>
+    <w:p/>
+    <w:p>
+      <w:r>
+        <w:t xml:space="preserve">Authentication &amp; encryption </w:t>
+      </w:r>
+      <w:r>
+        <w:t>Algorithm</w:t>
+      </w:r>
+    </w:p>
+    <w:p/>
+    <w:p>
+      <w:r>
+        <w:t>Authentication vs authorization</w:t>
+      </w:r>
+    </w:p>
+    <w:p>
+      <w:r>
+        <w:t>Two factor authentication</w:t>
+      </w:r>
+    </w:p>
+    <w:p>
+      <w:r>
+        <w:t xml:space="preserve">Multi factor authentication (authenticator </w:t>
+      </w:r>
+      <w:proofErr w:type="gramStart"/>
+      <w:r>
+        <w:t>app ,</w:t>
+      </w:r>
+      <w:proofErr w:type="gramEnd"/>
+      <w:r>
+        <w:t xml:space="preserve"> physical security </w:t>
+      </w:r>
+      <w:proofErr w:type="gramStart"/>
+      <w:r>
+        <w:t>token )</w:t>
+      </w:r>
+      <w:proofErr w:type="gramEnd"/>
+    </w:p>
+    <w:p/>
+    <w:p/>
+    <w:p>
+      <w:r>
+        <w:t>Symmetric Encryption -&gt; one secret key (AES, DES /Triple(3DES))</w:t>
+      </w:r>
+    </w:p>
+    <w:p>
+      <w:r>
+        <w:t xml:space="preserve">Asymmetric Encryption -&gt; public key and private key </w:t>
+      </w:r>
+    </w:p>
+    <w:p/>
+    <w:p/>
+    <w:p>
+      <w:r>
+        <w:t>Network security</w:t>
+      </w:r>
+    </w:p>
+    <w:p/>
+    <w:p>
+      <w:r>
+        <w:t xml:space="preserve">Network perimeter security </w:t>
+      </w:r>
+    </w:p>
+    <w:p/>
+    <w:p/>
+    <w:p/>
+    <w:p/>
     <w:p/>
     <w:p/>
     <w:p/>
